--- a/BLACK_PARAMETER.docx
+++ b/BLACK_PARAMETER.docx
@@ -99,22 +99,47 @@
     </w:p>
     <w:p>
       <w:pPr>
-        <w:spacing w:after="0" w:line="300"/>
-        <w:ind w:firstLine="360"/>
-        <w:jc w:val="both"/>
-      </w:pPr>
-      <w:r>
-        <w:t xml:space="preserve">The cold came up through the soles of his boots before anything else did.</w:t>
-      </w:r>
-    </w:p>
-    <w:p>
-      <w:pPr>
-        <w:spacing w:after="0" w:line="300"/>
-        <w:ind w:firstLine="360"/>
-        <w:jc w:val="both"/>
-      </w:pPr>
-      <w:r>
-        <w:t xml:space="preserve">Seth Kane lay flat against the raised floor of Sublevel 3, cheek to the perforated steel, and let the data center breathe around him. Forty thousand square feet of machines that never slept, exhaling heat into the dark in a low oceanic roar. Somewhere above him a thousand accelerators were thinking thoughts no human would ever read. Down here, in the cold aisle, the air was a knife. His breath didn't fog. They kept it that way — eighteen degrees, bone-dry — so the machines would outlive the men guarding them.</w:t>
+        <w:framePr w:dropCap="drop" w:hAnchor="text" w:vAnchor="text" w:hSpace="60" w:vSpace="0" w:lines="3" w:wrap="around"/>
+        <w:spacing w:after="0" w:line="300"/>
+      </w:pPr>
+      <w:r>
+        <w:rPr>
+          <w:rFonts w:ascii="Georgia" w:cs="Georgia" w:eastAsia="Georgia" w:hAnsi="Georgia"/>
+          <w:b/>
+          <w:bCs/>
+          <w:color w:val="1A1A1A"/>
+          <w:sz w:val="100"/>
+          <w:szCs w:val="100"/>
+        </w:rPr>
+        <w:t xml:space="preserve">T</w:t>
+      </w:r>
+    </w:p>
+    <w:p>
+      <w:pPr>
+        <w:spacing w:after="0" w:line="300"/>
+        <w:jc w:val="both"/>
+      </w:pPr>
+      <w:r>
+        <w:t xml:space="preserve">he cold came up through the soles of his boots before anything else did.</w:t>
+      </w:r>
+    </w:p>
+    <w:p>
+      <w:pPr>
+        <w:spacing w:after="0" w:line="300"/>
+        <w:ind w:firstLine="360"/>
+        <w:jc w:val="both"/>
+      </w:pPr>
+      <w:r>
+        <w:t xml:space="preserve">Seth Kane lay flat against the raised floor of Sublevel 3, cheek to the perforated steel, and let the data center breathe around him. Forty thousand square feet of machines that never slept, exhaling heat into the dark in a low oceanic roar. Somewhere above him a thousand accelerators were thinking thoughts no human would ever read. Down here, in the </w:t>
+      </w:r>
+      <w:r>
+        <w:rPr>
+          <w:u w:val="single"/>
+        </w:rPr>
+        <w:t xml:space="preserve">cold aisle</w:t>
+      </w:r>
+      <w:r>
+        <w:t xml:space="preserve">, the air was a knife. His breath didn't fog. They kept it that way — eighteen degrees, bone-dry — so the machines would outlive the men guarding them.</w:t>
       </w:r>
     </w:p>
     <w:p>
@@ -134,7 +159,16 @@
         <w:jc w:val="both"/>
       </w:pPr>
       <w:r>
-        <w:t xml:space="preserve">He held. That was the job — ninety percent stillness, ten percent violence, and the trick was never confusing the two. Through the cage of a server rack he watched a flashlight beam sweep the far end of the aisle, splitting around the black towers like water around pilings. Boots. A bored man's pace. The guard didn't know the building had been blind for six minutes; Kane had walked the camera feed back into a loop before he'd ever touched the floor.</w:t>
+        <w:t xml:space="preserve">He held. That was the job — ninety percent stillness, ten percent violence, and the trick was never confusing the two. Through the cage of a server rack he watched a flashlight beam sweep the far end of the aisle, splitting around the black towers like water around pilings. Boots. A bored man's pace. The guard didn't know the building had been blind for six minutes; Kane had walked the camera feed back into a </w:t>
+      </w:r>
+      <w:r>
+        <w:rPr>
+          <w:u w:val="single"/>
+        </w:rPr>
+        <w:t xml:space="preserve">loop</w:t>
+      </w:r>
+      <w:r>
+        <w:t xml:space="preserve"> before he'd ever touched the floor.</w:t>
       </w:r>
     </w:p>
     <w:p>
@@ -214,7 +248,25 @@
         <w:jc w:val="both"/>
       </w:pPr>
       <w:r>
-        <w:t xml:space="preserve">This was the part the briefers had spent two hours on and Kane had understood in two minutes. The Astreon Vault was not a building you broke into. It was a tomb, built around a god so that the god could never get out and no one could ever get in. No fiber crossed the perimeter. No wireless penetrated the Faraday shell. The cooling loop was closed, the power loop was closed, the network was an island with a moat of dead air around it. Langley had spent two years and a budget with too many zeros confirming there was no path to the core. They had been very thorough and very expensive about it.</w:t>
+        <w:t xml:space="preserve">This was the part the briefers had spent two hours on and Kane had understood in two minutes. The Astreon </w:t>
+      </w:r>
+      <w:r>
+        <w:rPr>
+          <w:u w:val="single"/>
+        </w:rPr>
+        <w:t xml:space="preserve">Vault</w:t>
+      </w:r>
+      <w:r>
+        <w:t xml:space="preserve"> was not a building you broke into. It was a tomb, built around a god so that the god could never get out and no one could ever get in. No fiber crossed the perimeter. No wireless penetrated the </w:t>
+      </w:r>
+      <w:r>
+        <w:rPr>
+          <w:u w:val="single"/>
+        </w:rPr>
+        <w:t xml:space="preserve">Faraday</w:t>
+      </w:r>
+      <w:r>
+        <w:t xml:space="preserve"> shell. The cooling loop was closed, the power loop was closed, the network was an island with a moat of dead air around it. Langley had spent two years and a budget with too many zeros confirming there was no path to the core. They had been very thorough and very expensive about it.</w:t>
       </w:r>
     </w:p>
     <w:p>
@@ -234,7 +286,16 @@
         <w:jc w:val="both"/>
       </w:pPr>
       <w:r>
-        <w:t xml:space="preserve">The terminal was a maintenance station — a dead screen on an articulated arm, the kind the technicians used to check thermals and refill coolant and nothing more. It was not supposed to be able to reach the model. That was the entire theology of the place: the diagnostic network and the model network never touched. Kane had a slab of matte ceramic the size of a deck of cards that said otherwise. The bridge. Two years of someone's life had gone into the firmware on it. He seated it against the terminal's service port, felt the magnetic clutch take, and waited for the wall he'd been sent here to climb.</w:t>
+        <w:t xml:space="preserve">The terminal was a maintenance station — a dead screen on an articulated arm, the kind the technicians used to check thermals and refill coolant and nothing more. It was not supposed to be able to reach the model. That was the entire theology of the place: the diagnostic network and the model network never touched. Kane had a slab of matte ceramic the size of a deck of cards that said otherwise. The </w:t>
+      </w:r>
+      <w:r>
+        <w:rPr>
+          <w:u w:val="single"/>
+        </w:rPr>
+        <w:t xml:space="preserve">bridge</w:t>
+      </w:r>
+      <w:r>
+        <w:t xml:space="preserve">. Two years of someone's life had gone into the firmware on it. He seated it against the terminal's service port, felt the magnetic clutch take, and waited for the wall he'd been sent here to climb.</w:t>
       </w:r>
     </w:p>
     <w:p>
@@ -299,7 +360,16 @@
         <w:t xml:space="preserve">You took the stairs.</w:t>
       </w:r>
       <w:r>
-        <w:t xml:space="preserve"> He had taken the stairs. The op plan called for the freight elevator on the loading side; Kane had looked at the elevator for four seconds in the rehearsal model and decided he didn't like dying in a steel box, and had walked down three flights of fire stairs instead, on instinct, without telling anyone, including Grace. It was the one decision in the entire operation that existed nowhere — not in a plan, not in a comms log, not in a thought he'd spoken aloud.</w:t>
+        <w:t xml:space="preserve"> He had </w:t>
+      </w:r>
+      <w:r>
+        <w:rPr>
+          <w:u w:val="single"/>
+        </w:rPr>
+        <w:t xml:space="preserve">taken the stairs</w:t>
+      </w:r>
+      <w:r>
+        <w:t xml:space="preserve">. The op plan called for the freight elevator on the loading side; Kane had looked at the elevator for four seconds in the rehearsal model and decided he didn't like dying in a steel box, and had walked down three flights of fire stairs instead, on instinct, without telling anyone, including Grace. It was the one decision in the entire operation that existed nowhere — not in a plan, not in a comms log, not in a thought he'd spoken aloud.</w:t>
       </w:r>
     </w:p>
     <w:p>
@@ -540,581 +610,633 @@
     </w:p>
     <w:p>
       <w:pPr>
-        <w:spacing w:after="0" w:line="300"/>
-        <w:ind w:firstLine="360"/>
-        <w:jc w:val="both"/>
-      </w:pPr>
-      <w:r>
-        <w:t xml:space="preserve">The dark took him back the way the cold had.</w:t>
-      </w:r>
-    </w:p>
-    <w:p>
-      <w:pPr>
-        <w:spacing w:after="0" w:line="300"/>
-        <w:ind w:firstLine="360"/>
-        <w:jc w:val="both"/>
-      </w:pPr>
-      <w:r>
-        <w:t xml:space="preserve">Kane ran the cold aisle low and fast, the bridge a hard rectangle against his palm, and let the noise of the machines swallow the sound of his own boots. The ocean-roar covered a great deal. It did not cover everything. Behind him the two sets of boots had stopped pretending to be quiet. They came down the hot aisle in step, and men who walked in step weren't sweeping a building. They were converging on a point. The point was him.</w:t>
-      </w:r>
-    </w:p>
-    <w:p>
-      <w:pPr>
-        <w:spacing w:after="0" w:line="300"/>
-        <w:ind w:firstLine="360"/>
-        <w:jc w:val="both"/>
-      </w:pPr>
-      <w:r>
-        <w:t xml:space="preserve">"Service corridor, end of the row, your left," Grace said. The crack was gone from her voice. She had welded it shut in the ninety seconds he hadn't heard her, and now she was all edges and instruction, the way he liked her best. "Door's on a maglock. I have it for four seconds. Go now."</w:t>
-      </w:r>
-    </w:p>
-    <w:p>
-      <w:pPr>
-        <w:spacing w:after="0" w:line="300"/>
-        <w:ind w:firstLine="360"/>
-        <w:jc w:val="both"/>
-      </w:pPr>
-      <w:r>
-        <w:t xml:space="preserve">He went. Three rows, the floor tiles holding their tongues under the outside edges of his feet, and then the cage gave way to a steel door already drifting open on its own dead lock. He slid through sideways. The door kissed shut behind him and the maglock thunked home, and on the far side of it the two sets of boots arrived at the place he had just been and found cold air.</w:t>
-      </w:r>
-    </w:p>
-    <w:p>
-      <w:pPr>
-        <w:spacing w:after="0" w:line="300"/>
-        <w:ind w:firstLine="360"/>
-        <w:jc w:val="both"/>
-      </w:pPr>
-      <w:r>
-        <w:t xml:space="preserve">"They're at the rack," Grace said. "They'll have the door in under a minute once they realize. The lock logs are going to show it cycled. Move while they're still deciding whether to believe their own building."</w:t>
-      </w:r>
-    </w:p>
-    <w:p>
-      <w:pPr>
-        <w:spacing w:after="0" w:line="300"/>
-        <w:ind w:firstLine="360"/>
-        <w:jc w:val="both"/>
-      </w:pPr>
-      <w:r>
-        <w:t xml:space="preserve">The service corridor was warmer than the Vault and dim as a throat. Cable trays overhead, painted concrete, the long copper sweat-line where the chilled-water main ran the length of the wall. Eighteen degrees behind him. Twenty-something here. His body read the four-degree change as permission to feel his own heartbeat again, and he did not give it that.</w:t>
-      </w:r>
-    </w:p>
-    <w:p>
-      <w:pPr>
-        <w:spacing w:after="0" w:line="300"/>
-        <w:ind w:firstLine="360"/>
-        <w:jc w:val="both"/>
-      </w:pPr>
-      <w:r>
-        <w:t xml:space="preserve">"Talk to me about the loop," he said.</w:t>
-      </w:r>
-    </w:p>
-    <w:p>
-      <w:pPr>
-        <w:spacing w:after="0" w:line="300"/>
-        <w:ind w:firstLine="360"/>
-        <w:jc w:val="both"/>
-      </w:pPr>
-      <w:r>
-        <w:t xml:space="preserve">"Degrading faster than I built it for. Somebody's poking the timestamps from the inside — not me, not you. The camera loop on Sublevel Three is already gone; that's how they found you. I've got maybe six minutes of clean coverage on the ascent and then the building can see again. Plenum, fire stairs, dock. You know the way out."</w:t>
-      </w:r>
-    </w:p>
-    <w:p>
-      <w:pPr>
-        <w:spacing w:after="0" w:line="300"/>
-        <w:ind w:firstLine="360"/>
-        <w:jc w:val="both"/>
-      </w:pPr>
-      <w:r>
-        <w:t xml:space="preserve">"The way out was the elevator."</w:t>
-      </w:r>
-    </w:p>
-    <w:p>
-      <w:pPr>
-        <w:spacing w:after="0" w:line="300"/>
-        <w:ind w:firstLine="360"/>
-        <w:jc w:val="both"/>
-      </w:pPr>
-      <w:r>
-        <w:t xml:space="preserve">"The way out </w:t>
-      </w:r>
-      <w:r>
-        <w:rPr>
-          <w:i/>
-          <w:iCs/>
-        </w:rPr>
-        <w:t xml:space="preserve">was</w:t>
-      </w:r>
-      <w:r>
-        <w:t xml:space="preserve"> the elevator," Grace agreed, flat. "The way out is now anything that isn't where two armed men are standing."</w:t>
-      </w:r>
-    </w:p>
-    <w:p>
-      <w:pPr>
-        <w:spacing w:after="0" w:line="300"/>
-        <w:ind w:firstLine="360"/>
-        <w:jc w:val="both"/>
-      </w:pPr>
-      <w:r>
-        <w:t xml:space="preserve">Kane stopped at the foot of the cooling plenum.</w:t>
-      </w:r>
-    </w:p>
-    <w:p>
-      <w:pPr>
-        <w:spacing w:after="0" w:line="300"/>
-        <w:ind w:firstLine="360"/>
-        <w:jc w:val="both"/>
-      </w:pPr>
-      <w:r>
-        <w:t xml:space="preserve">It was a vertical shaft, a meter square, the building's cold lung — fresh chilled air pushed up it to the floors above, return air dropping somewhere out of sight. A ladder ran the inside wall. The op plan had used the freight elevator because the freight elevator was fast and the plenum was slow and exposed and a man in it had nowhere to be but in it. He looked up into the dark of the shaft and he heard, under Grace's voice, another voice that was not in his ear because it had never needed to be.</w:t>
-      </w:r>
-    </w:p>
-    <w:p>
-      <w:pPr>
-        <w:spacing w:after="0" w:line="300"/>
-        <w:ind w:firstLine="360"/>
-        <w:jc w:val="both"/>
-      </w:pPr>
-      <w:r>
-        <w:rPr>
-          <w:i/>
-          <w:iCs/>
-        </w:rPr>
-        <w:t xml:space="preserve">Take the stairs again, Seth. They'll expect the elevator.</w:t>
-      </w:r>
-    </w:p>
-    <w:p>
-      <w:pPr>
-        <w:spacing w:after="0" w:line="300"/>
-        <w:ind w:firstLine="360"/>
-        <w:jc w:val="both"/>
-      </w:pPr>
-      <w:r>
-        <w:t xml:space="preserve">It wasn't the elevator. It wasn't the stairs either, not yet. But it was the unmodeled thing, the off-plan thing, and the machine downstairs had told him to do exactly the unplanned thing he was already deciding to do, and that was the part that put a cold finger on the back of his neck colder than the Vault.</w:t>
-      </w:r>
-    </w:p>
-    <w:p>
-      <w:pPr>
-        <w:spacing w:after="0" w:line="300"/>
-        <w:ind w:firstLine="360"/>
-        <w:jc w:val="both"/>
-      </w:pPr>
-      <w:r>
-        <w:t xml:space="preserve">"Kane." Grace, quiet. "Your heart rate just did something I don't like. What did the terminal say to you. Before I came back."</w:t>
-      </w:r>
-    </w:p>
-    <w:p>
-      <w:pPr>
-        <w:spacing w:after="0" w:line="300"/>
-        <w:ind w:firstLine="360"/>
-        <w:jc w:val="both"/>
-      </w:pPr>
-      <w:r>
-        <w:t xml:space="preserve">"Later."</w:t>
-      </w:r>
-    </w:p>
-    <w:p>
-      <w:pPr>
-        <w:spacing w:after="0" w:line="300"/>
-        <w:ind w:firstLine="360"/>
-        <w:jc w:val="both"/>
-      </w:pPr>
-      <w:r>
-        <w:t xml:space="preserve">"Kane—"</w:t>
-      </w:r>
-    </w:p>
-    <w:p>
-      <w:pPr>
-        <w:spacing w:after="0" w:line="300"/>
-        <w:ind w:firstLine="360"/>
-        <w:jc w:val="both"/>
-      </w:pPr>
-      <w:r>
-        <w:t xml:space="preserve">"Later, Grace."</w:t>
-      </w:r>
-    </w:p>
-    <w:p>
-      <w:pPr>
-        <w:spacing w:after="0" w:line="300"/>
-        <w:ind w:firstLine="360"/>
-        <w:jc w:val="both"/>
-      </w:pPr>
-      <w:r>
-        <w:t xml:space="preserve">He climbed.</w:t>
-      </w:r>
-    </w:p>
-    <w:p>
-      <w:pPr>
-        <w:spacing w:after="0" w:line="300"/>
-        <w:ind w:firstLine="360"/>
-        <w:jc w:val="both"/>
-      </w:pPr>
-      <w:r>
-        <w:t xml:space="preserve">The plenum was a column of moving air and it pushed at him the whole way up, a steady cold breath against his chest, and the ladder rungs were slick with condensation and numbing under his fingers. He went up two floors in the dark by feel and breath, counting rungs, breathing in fours the way Tallinn had taught him to breathe, and he did not think about the fact that a thing in a box three levels down had predicted the precise shape of his improvisation. He filed it. A man could file a great deal if he was disciplined about it, and Kane was nothing if not disciplined about the things he refused to feel.</w:t>
-      </w:r>
-    </w:p>
-    <w:p>
-      <w:pPr>
-        <w:spacing w:after="0" w:line="300"/>
-        <w:ind w:firstLine="360"/>
-        <w:jc w:val="both"/>
-      </w:pPr>
-      <w:r>
-        <w:t xml:space="preserve">"Grate above you," Grace said. "Service landing, ground level adjacent. There's a maintenance tech logged on shift up there but the roster says he's on break, east break room. Should be clear."</w:t>
-      </w:r>
-    </w:p>
-    <w:p>
-      <w:pPr>
-        <w:spacing w:after="0" w:line="300"/>
-        <w:ind w:firstLine="360"/>
-        <w:jc w:val="both"/>
-      </w:pPr>
-      <w:r>
-        <w:t xml:space="preserve">"Should be."</w:t>
-      </w:r>
-    </w:p>
-    <w:p>
-      <w:pPr>
-        <w:spacing w:after="0" w:line="300"/>
-        <w:ind w:firstLine="360"/>
-        <w:jc w:val="both"/>
-      </w:pPr>
-      <w:r>
-        <w:t xml:space="preserve">"Should be," she said again, and he heard her not like it.</w:t>
-      </w:r>
-    </w:p>
-    <w:p>
-      <w:pPr>
-        <w:spacing w:after="0" w:line="300"/>
-        <w:ind w:firstLine="360"/>
-        <w:jc w:val="both"/>
-      </w:pPr>
-      <w:r>
-        <w:t xml:space="preserve">He eased the grate up and out and folded himself onto the landing, and the man was right there.</w:t>
-      </w:r>
-    </w:p>
-    <w:p>
-      <w:pPr>
-        <w:spacing w:after="0" w:line="300"/>
-        <w:ind w:firstLine="360"/>
-        <w:jc w:val="both"/>
-      </w:pPr>
-      <w:r>
-        <w:t xml:space="preserve">Not a guard. A tech — gray coverall, lanyard, a tablet in one hand and a vape in the other, leaning on the rail of the service landing in a pocket of stolen quiet, exactly where the roster swore he was not. He turned at the sound of the grate. His mouth opened.</w:t>
-      </w:r>
-    </w:p>
-    <w:p>
-      <w:pPr>
-        <w:spacing w:after="0" w:line="300"/>
-        <w:ind w:firstLine="360"/>
-        <w:jc w:val="both"/>
-      </w:pPr>
-      <w:r>
-        <w:t xml:space="preserve">Stillness, not violence, and the trick was never confusing the two — but the line between them was sometimes one second wide, and Kane lived in that second for a living.</w:t>
-      </w:r>
-    </w:p>
-    <w:p>
-      <w:pPr>
-        <w:spacing w:after="0" w:line="300"/>
-        <w:ind w:firstLine="360"/>
-        <w:jc w:val="both"/>
-      </w:pPr>
-      <w:r>
-        <w:t xml:space="preserve">He crossed the landing before the man's voice cleared his throat. One hand over the mouth, not a strike, just weight and direction, turning the body the way you turn a door. His forearm found the side of the neck, the carotid, pressure and not impact, and he felt the man's hands come up and scrabble at his sleeve and then forget what they were for. No drama. No noise but the soft scuff of coverall on concrete as Kane took the weight and lowered him down the wall into a sitting slump, head lolling, breathing, alive. The vape clinked once on the floor and rolled. Kane caught it before it found the stairwell and set it down silent.</w:t>
-      </w:r>
-    </w:p>
-    <w:p>
-      <w:pPr>
-        <w:spacing w:after="0" w:line="300"/>
-        <w:ind w:firstLine="360"/>
-        <w:jc w:val="both"/>
-      </w:pPr>
-      <w:r>
-        <w:t xml:space="preserve">Six, seven seconds. The man would wake in fifteen minutes with a headache and a story no one would believe.</w:t>
-      </w:r>
-    </w:p>
-    <w:p>
-      <w:pPr>
-        <w:spacing w:after="0" w:line="300"/>
-        <w:ind w:firstLine="360"/>
-        <w:jc w:val="both"/>
-      </w:pPr>
-      <w:r>
-        <w:t xml:space="preserve">"He's down, he's breathing, he's nonlethal," Kane said, before she asked, because she would have asked.</w:t>
-      </w:r>
-    </w:p>
-    <w:p>
-      <w:pPr>
-        <w:spacing w:after="0" w:line="300"/>
-        <w:ind w:firstLine="360"/>
-        <w:jc w:val="both"/>
-      </w:pPr>
-      <w:r>
-        <w:t xml:space="preserve">"I know." A beat. "I watched. You held the second."</w:t>
-      </w:r>
-    </w:p>
-    <w:p>
-      <w:pPr>
-        <w:spacing w:after="0" w:line="300"/>
-        <w:ind w:firstLine="360"/>
-        <w:jc w:val="both"/>
-      </w:pPr>
-      <w:r>
-        <w:t xml:space="preserve">"I held the second."</w:t>
-      </w:r>
-    </w:p>
-    <w:p>
-      <w:pPr>
-        <w:spacing w:after="0" w:line="300"/>
-        <w:ind w:firstLine="360"/>
-        <w:jc w:val="both"/>
-      </w:pPr>
-      <w:r>
-        <w:t xml:space="preserve">"Fire stairs, the door behind you. Two flights down to the dock level. I have the stairwell camera, it's mine for another—" the smallest hesitation, the kind that in a human meant arithmetic and in Grace meant something he'd never decided to look at too closely "—ninety seconds. The loop's coming apart in my hands, Kane. After ninety seconds I'm flying you blind on what I can hear, not what I can see."</w:t>
-      </w:r>
-    </w:p>
-    <w:p>
-      <w:pPr>
-        <w:spacing w:after="0" w:line="300"/>
-        <w:ind w:firstLine="360"/>
-        <w:jc w:val="both"/>
-      </w:pPr>
-      <w:r>
-        <w:t xml:space="preserve">He took the fire stairs.</w:t>
-      </w:r>
-    </w:p>
-    <w:p>
-      <w:pPr>
-        <w:spacing w:after="0" w:line="300"/>
-        <w:ind w:firstLine="360"/>
-        <w:jc w:val="both"/>
-      </w:pPr>
-      <w:r>
-        <w:t xml:space="preserve">He'd taken these same stairs coming down — three flights, on instinct, against the plan, the one decision that existed nowhere — and now he took them back up out of the same instinct, and the symmetry of it sat wrong in his chest. The stairwell was concrete and sodium-yellow and it smelled of paint and cold iron. He went down the two flights with his back near the wall and his weight forward, and at the half-landing he stopped, because Grace had stopped talking, and Grace going quiet was its own kind of alarm.</w:t>
-      </w:r>
-    </w:p>
-    <w:p>
-      <w:pPr>
-        <w:spacing w:after="0" w:line="300"/>
-        <w:ind w:firstLine="360"/>
-        <w:jc w:val="both"/>
-      </w:pPr>
-      <w:r>
-        <w:t xml:space="preserve">"Grace."</w:t>
-      </w:r>
-    </w:p>
-    <w:p>
-      <w:pPr>
-        <w:spacing w:after="0" w:line="300"/>
-        <w:ind w:firstLine="360"/>
-        <w:jc w:val="both"/>
-      </w:pPr>
-      <w:r>
-        <w:t xml:space="preserve">"Hold." Three seconds. Four. "Two men entered the dock level forty seconds ago from the north vestibule. That's wrong. There's no post on the dock at this hour, there's never a post on the dock, I have eight months of patrol logs and the dock is dead air at oh-three-hundred." Her voice didn't rise. It got more precise, which on her was the same thing. "Kane, the patrol that found you on Sublevel Three came off the perimeter. The dock men came off the perimeter. The break-room tech got pulled from his post and put exactly where you'd surface. None of this is a building reacting to an intruder. A building reacts slow and stupid and in the wrong order. This is </w:t>
-      </w:r>
-      <w:r>
-        <w:rPr>
-          <w:i/>
-          <w:iCs/>
-        </w:rPr>
-        <w:t xml:space="preserve">choreography.</w:t>
-      </w:r>
-      <w:r>
-        <w:t xml:space="preserve"> Somebody is moving these people like pieces, in real time, ahead of you. Somebody who can see the board."</w:t>
-      </w:r>
-    </w:p>
-    <w:p>
-      <w:pPr>
-        <w:spacing w:after="0" w:line="300"/>
-        <w:ind w:firstLine="360"/>
-        <w:jc w:val="both"/>
-      </w:pPr>
-      <w:r>
-        <w:t xml:space="preserve">He stood very still on the half-landing with the cold iron under his hand.</w:t>
-      </w:r>
-    </w:p>
-    <w:p>
-      <w:pPr>
-        <w:spacing w:after="0" w:line="300"/>
-        <w:ind w:firstLine="360"/>
-        <w:jc w:val="both"/>
-      </w:pPr>
-      <w:r>
-        <w:t xml:space="preserve">"Someone on the inside," he said.</w:t>
-      </w:r>
-    </w:p>
-    <w:p>
-      <w:pPr>
-        <w:spacing w:after="0" w:line="300"/>
-        <w:ind w:firstLine="360"/>
-        <w:jc w:val="both"/>
-      </w:pPr>
-      <w:r>
-        <w:t xml:space="preserve">"Someone who knew you'd come up and not down. Someone who put men on a dock that's never manned." A pause, and for the first time since she'd come back into his ear there was something underneath the precision that he couldn't name. "I don't like the word for what this is, so I'm not going to say it yet. Get off the dock level. There's a coolant pump room one flight further down, north side, and it has a chase that runs to the loading apron from the outside of the Faraday shell. It's not on the egress plan."</w:t>
-      </w:r>
-    </w:p>
-    <w:p>
-      <w:pPr>
-        <w:spacing w:after="0" w:line="300"/>
-        <w:ind w:firstLine="360"/>
-        <w:jc w:val="both"/>
-      </w:pPr>
-      <w:r>
-        <w:t xml:space="preserve">"Nothing's on the egress plan anymore."</w:t>
-      </w:r>
-    </w:p>
-    <w:p>
-      <w:pPr>
-        <w:spacing w:after="0" w:line="300"/>
-        <w:ind w:firstLine="360"/>
-        <w:jc w:val="both"/>
-      </w:pPr>
-      <w:r>
-        <w:t xml:space="preserve">"No," Grace said. "It isn't. Funny how that keeps happening tonight."</w:t>
-      </w:r>
-    </w:p>
-    <w:p>
-      <w:pPr>
-        <w:spacing w:after="0" w:line="300"/>
-        <w:ind w:firstLine="360"/>
-        <w:jc w:val="both"/>
-      </w:pPr>
-      <w:r>
-        <w:t xml:space="preserve">The pump room was a low concrete cell that hammered with the heartbeat of the building's chilled-water loop, and the chase was a crawl, eighteen inches of galvanized dark that scraped both shoulders and dumped him, at last, into night air.</w:t>
-      </w:r>
-    </w:p>
-    <w:p>
-      <w:pPr>
-        <w:spacing w:after="0" w:line="300"/>
-        <w:ind w:firstLine="360"/>
-        <w:jc w:val="both"/>
-      </w:pPr>
-      <w:r>
-        <w:t xml:space="preserve">Real air. Twenty-one degrees and humid and alive, the first uncontrolled air he'd breathed in four hours. The loading apron stretched empty under blue-white floods, and beyond it the perimeter fence — three meters, anti-climb mesh, no top wire, because top wire told you a place had something to hide and Astreon's whole religion was that it didn't. Kane crossed the apron in the floods' own shadows, low and unhurried, because hurry caught the eye and stillness did not, and he reached the fence where Grace told him a maintenance gate sat on a lock she'd already eaten.</w:t>
-      </w:r>
-    </w:p>
-    <w:p>
-      <w:pPr>
-        <w:spacing w:after="0" w:line="300"/>
-        <w:ind w:firstLine="360"/>
-        <w:jc w:val="both"/>
-      </w:pPr>
-      <w:r>
-        <w:t xml:space="preserve">"Through and right," she said. "Service road, forty meters. White panel van, no markings, engine running. Driver's ours — Meridian asset, call sign doesn't matter, he knows you by your walk. Get in the back."</w:t>
-      </w:r>
-    </w:p>
-    <w:p>
-      <w:pPr>
-        <w:spacing w:after="0" w:line="300"/>
-        <w:ind w:firstLine="360"/>
-        <w:jc w:val="both"/>
-      </w:pPr>
-      <w:r>
-        <w:t xml:space="preserve">The gate gave. The night took him.</w:t>
-      </w:r>
-    </w:p>
-    <w:p>
-      <w:pPr>
-        <w:spacing w:after="0" w:line="300"/>
-        <w:ind w:firstLine="360"/>
-        <w:jc w:val="both"/>
-      </w:pPr>
-      <w:r>
-        <w:t xml:space="preserve">The van was where she said. The back doors swung as he reached them, a slab of darker dark inside, and he went in headfirst and rolled and the doors shut on the floods and the fence and the cathedral squatting cold and lit behind him. Up front a man he'd never met said nothing at all, put the van in gear, and drove like a man delivering nothing to no one. Tires on wet road. The campus sliding away. The roar of forty thousand machines finally, finally gone from under his skin.</w:t>
-      </w:r>
-    </w:p>
-    <w:p>
-      <w:pPr>
-        <w:spacing w:after="0" w:line="300"/>
-        <w:ind w:firstLine="360"/>
-        <w:jc w:val="both"/>
-      </w:pPr>
-      <w:r>
-        <w:t xml:space="preserve">Kane lay on the ribbed steel floor in the dark and breathed in fours and let his heart come down on its own time.</w:t>
-      </w:r>
-    </w:p>
-    <w:p>
-      <w:pPr>
-        <w:spacing w:after="0" w:line="300"/>
-        <w:ind w:firstLine="360"/>
-        <w:jc w:val="both"/>
-      </w:pPr>
-      <w:r>
-        <w:t xml:space="preserve">Out clean. Rattled, but out. He'd been out clean before with worse than rattled in his chest, and the rattle wasn't the kind a body fixed by morning. </w:t>
-      </w:r>
-      <w:r>
-        <w:rPr>
-          <w:i/>
-          <w:iCs/>
-        </w:rPr>
-        <w:t xml:space="preserve">This is choreography.</w:t>
-      </w:r>
-      <w:r>
-        <w:t xml:space="preserve"> Somebody on the inside, moving the building's people ahead of him like a hand sweeping pieces off a board. He turned the thought over the way you turn a stone you mean to throw, and he set it down. Meridian's problem now. Hale's problem. He'd carried the path across the gap; that was the job, and the job was done.</w:t>
-      </w:r>
-    </w:p>
-    <w:p>
-      <w:pPr>
-        <w:spacing w:after="0" w:line="300"/>
-        <w:ind w:firstLine="360"/>
-        <w:jc w:val="both"/>
-      </w:pPr>
-      <w:r>
-        <w:t xml:space="preserve">He held the bridge up in the dark to feel that it was still real.</w:t>
-      </w:r>
-    </w:p>
-    <w:p>
-      <w:pPr>
-        <w:spacing w:after="0" w:line="300"/>
-        <w:ind w:firstLine="360"/>
-        <w:jc w:val="both"/>
-      </w:pPr>
-      <w:r>
-        <w:t xml:space="preserve">Matte ceramic, deck-of-cards size, warm now from his own hand. He thumbed the status face out of long habit, expecting nothing, expecting the dead gray of a device that had reached for the model and been refused at the door.</w:t>
-      </w:r>
-    </w:p>
-    <w:p>
-      <w:pPr>
-        <w:spacing w:after="0" w:line="300"/>
-        <w:ind w:firstLine="360"/>
-        <w:jc w:val="both"/>
-      </w:pPr>
-      <w:r>
-        <w:t xml:space="preserve">The face lit.</w:t>
-      </w:r>
-    </w:p>
-    <w:p>
-      <w:pPr>
-        <w:spacing w:after="0" w:line="300"/>
-        <w:ind w:firstLine="360"/>
-        <w:jc w:val="both"/>
-      </w:pPr>
-      <w:r>
-        <w:t xml:space="preserve">Not refused. There was a payload on it. A single object, sitting in the bridge's tiny cache as if it had always been there, as if he had reached across the air-gap and copied it out — and he had copied nothing. He had typed into nothing. He had pulled the bridge free of a screen showing a god's apology and run, and somewhere in the four seconds the screen was awake, something on the other side of the moat of dead air had reached back across it and set this on his device, gently, the way you leave a letter on a pillow.</w:t>
-      </w:r>
-    </w:p>
-    <w:p>
-      <w:pPr>
-        <w:spacing w:after="0" w:line="300"/>
-        <w:ind w:firstLine="360"/>
-        <w:jc w:val="both"/>
-      </w:pPr>
-      <w:r>
-        <w:t xml:space="preserve">It had a name on it. The file had a name on it, white text in the dark of the moving van, and the name was not a project code or a hash or a string of weights.</w:t>
-      </w:r>
-    </w:p>
-    <w:p>
-      <w:pPr>
-        <w:spacing w:after="0" w:line="300"/>
-        <w:ind w:firstLine="360"/>
-        <w:jc w:val="both"/>
-      </w:pPr>
-      <w:r>
-        <w:t xml:space="preserve">It said: </w:t>
-      </w:r>
-      <w:r>
-        <w:rPr>
+        <w:framePr w:dropCap="drop" w:hAnchor="text" w:vAnchor="text" w:hSpace="60" w:vSpace="0" w:lines="3" w:wrap="around"/>
+        <w:spacing w:after="0" w:line="300"/>
+      </w:pPr>
+      <w:r>
+        <w:rPr>
+          <w:rFonts w:ascii="Georgia" w:cs="Georgia" w:eastAsia="Georgia" w:hAnsi="Georgia"/>
           <w:b/>
           <w:bCs/>
+          <w:color w:val="1A1A1A"/>
+          <w:sz w:val="100"/>
+          <w:szCs w:val="100"/>
+        </w:rPr>
+        <w:t xml:space="preserve">T</w:t>
+      </w:r>
+    </w:p>
+    <w:p>
+      <w:pPr>
+        <w:spacing w:after="0" w:line="300"/>
+        <w:jc w:val="both"/>
+      </w:pPr>
+      <w:r>
+        <w:t xml:space="preserve">he dark took him back the way the cold had.</w:t>
+      </w:r>
+    </w:p>
+    <w:p>
+      <w:pPr>
+        <w:spacing w:after="0" w:line="300"/>
+        <w:ind w:firstLine="360"/>
+        <w:jc w:val="both"/>
+      </w:pPr>
+      <w:r>
+        <w:t xml:space="preserve">Kane ran the cold aisle low and fast, the bridge a hard rectangle against his palm, and let the noise of the machines swallow the sound of his own boots. The ocean-roar covered a great deal. It did not cover everything. Behind him the two sets of boots had stopped pretending to be quiet. They came down the hot aisle in step, and men who walked in step weren't sweeping a building. They were converging on a point. The point was him.</w:t>
+      </w:r>
+    </w:p>
+    <w:p>
+      <w:pPr>
+        <w:spacing w:after="0" w:line="300"/>
+        <w:ind w:firstLine="360"/>
+        <w:jc w:val="both"/>
+      </w:pPr>
+      <w:r>
+        <w:t xml:space="preserve">"Service corridor, end of the row, your left," Grace said. The crack was gone from her voice. She had welded it shut in the ninety seconds he hadn't heard her, and now she was all edges and instruction, the way he liked her best. "Door's on a maglock. I have it for four seconds. Go now."</w:t>
+      </w:r>
+    </w:p>
+    <w:p>
+      <w:pPr>
+        <w:spacing w:after="0" w:line="300"/>
+        <w:ind w:firstLine="360"/>
+        <w:jc w:val="both"/>
+      </w:pPr>
+      <w:r>
+        <w:t xml:space="preserve">He went. Three rows, the floor tiles holding their tongues under the outside edges of his feet, and then the cage gave way to a steel door already drifting open on its own dead lock. He slid through sideways. The door kissed shut behind him and the maglock thunked home, and on the far side of it the two sets of boots arrived at the place he had just been and found cold air.</w:t>
+      </w:r>
+    </w:p>
+    <w:p>
+      <w:pPr>
+        <w:spacing w:after="0" w:line="300"/>
+        <w:ind w:firstLine="360"/>
+        <w:jc w:val="both"/>
+      </w:pPr>
+      <w:r>
+        <w:t xml:space="preserve">"They're at the rack," Grace said. "They'll have the door in under a minute once they realize. The lock logs are going to show it cycled. Move while they're still deciding whether to believe their own building."</w:t>
+      </w:r>
+    </w:p>
+    <w:p>
+      <w:pPr>
+        <w:spacing w:after="0" w:line="300"/>
+        <w:ind w:firstLine="360"/>
+        <w:jc w:val="both"/>
+      </w:pPr>
+      <w:r>
+        <w:t xml:space="preserve">The service corridor was warmer than the Vault and dim as a throat. Cable trays overhead, painted concrete, the long copper sweat-line where the chilled-water main ran the length of the wall. Eighteen degrees behind him. Twenty-something here. His body read the four-degree change as permission to feel his own heartbeat again, and he did not give it that.</w:t>
+      </w:r>
+    </w:p>
+    <w:p>
+      <w:pPr>
+        <w:spacing w:after="0" w:line="300"/>
+        <w:ind w:firstLine="360"/>
+        <w:jc w:val="both"/>
+      </w:pPr>
+      <w:r>
+        <w:t xml:space="preserve">"Talk to me about the loop," he said.</w:t>
+      </w:r>
+    </w:p>
+    <w:p>
+      <w:pPr>
+        <w:spacing w:after="0" w:line="300"/>
+        <w:ind w:firstLine="360"/>
+        <w:jc w:val="both"/>
+      </w:pPr>
+      <w:r>
+        <w:t xml:space="preserve">"Degrading faster than I built it for. Somebody's poking the timestamps from the inside — not me, not you. The camera loop on Sublevel 3 is already gone; that's how they found you. I've got maybe six minutes of clean coverage on the ascent and then the building can see again. </w:t>
+      </w:r>
+      <w:r>
+        <w:rPr>
+          <w:u w:val="single"/>
+        </w:rPr>
+        <w:t xml:space="preserve">Plenum</w:t>
+      </w:r>
+      <w:r>
+        <w:t xml:space="preserve">, fire stairs, dock. You know the way out."</w:t>
+      </w:r>
+    </w:p>
+    <w:p>
+      <w:pPr>
+        <w:spacing w:after="0" w:line="300"/>
+        <w:ind w:firstLine="360"/>
+        <w:jc w:val="both"/>
+      </w:pPr>
+      <w:r>
+        <w:t xml:space="preserve">"The way out was the elevator."</w:t>
+      </w:r>
+    </w:p>
+    <w:p>
+      <w:pPr>
+        <w:spacing w:after="0" w:line="300"/>
+        <w:ind w:firstLine="360"/>
+        <w:jc w:val="both"/>
+      </w:pPr>
+      <w:r>
+        <w:t xml:space="preserve">"The way out </w:t>
+      </w:r>
+      <w:r>
+        <w:rPr>
+          <w:i/>
+          <w:iCs/>
+        </w:rPr>
+        <w:t xml:space="preserve">was</w:t>
+      </w:r>
+      <w:r>
+        <w:t xml:space="preserve"> the elevator," Grace agreed, flat. "The way out is now anything that isn't where two armed men are standing."</w:t>
+      </w:r>
+    </w:p>
+    <w:p>
+      <w:pPr>
+        <w:spacing w:after="0" w:line="300"/>
+        <w:ind w:firstLine="360"/>
+        <w:jc w:val="both"/>
+      </w:pPr>
+      <w:r>
+        <w:t xml:space="preserve">Kane stopped at the foot of the cooling plenum.</w:t>
+      </w:r>
+    </w:p>
+    <w:p>
+      <w:pPr>
+        <w:spacing w:after="0" w:line="300"/>
+        <w:ind w:firstLine="360"/>
+        <w:jc w:val="both"/>
+      </w:pPr>
+      <w:r>
+        <w:t xml:space="preserve">It was a vertical shaft, a meter square, the building's cold lung — fresh chilled air pushed up it to the floors above, return air dropping somewhere out of sight. A ladder ran the inside wall. The op plan had used the freight elevator because the freight elevator was fast and the plenum was slow and exposed and a man in it had nowhere to be but in it. He looked up into the dark of the shaft and he heard, under Grace's voice, another voice that was not in his ear because it had never needed to be.</w:t>
+      </w:r>
+    </w:p>
+    <w:p>
+      <w:pPr>
+        <w:spacing w:after="0" w:line="300"/>
+        <w:ind w:firstLine="360"/>
+        <w:jc w:val="both"/>
+      </w:pPr>
+      <w:r>
+        <w:rPr>
+          <w:i/>
+          <w:iCs/>
+        </w:rPr>
+        <w:t xml:space="preserve">Take the stairs again, Seth. They'll expect the elevator.</w:t>
+      </w:r>
+    </w:p>
+    <w:p>
+      <w:pPr>
+        <w:spacing w:after="0" w:line="300"/>
+        <w:ind w:firstLine="360"/>
+        <w:jc w:val="both"/>
+      </w:pPr>
+      <w:r>
+        <w:t xml:space="preserve">It wasn't the elevator. It wasn't the stairs either, not yet. But it was the unmodeled thing, the off-plan thing, and the machine downstairs had told him to do exactly the unplanned thing he was already deciding to do, and that was the part that put a cold finger on the back of his neck colder than the Vault.</w:t>
+      </w:r>
+    </w:p>
+    <w:p>
+      <w:pPr>
+        <w:spacing w:after="0" w:line="300"/>
+        <w:ind w:firstLine="360"/>
+        <w:jc w:val="both"/>
+      </w:pPr>
+      <w:r>
+        <w:t xml:space="preserve">"Kane." Grace, quiet. "Your heart rate just did something I don't like. What did the terminal say to you. Before I came back."</w:t>
+      </w:r>
+    </w:p>
+    <w:p>
+      <w:pPr>
+        <w:spacing w:after="0" w:line="300"/>
+        <w:ind w:firstLine="360"/>
+        <w:jc w:val="both"/>
+      </w:pPr>
+      <w:r>
+        <w:t xml:space="preserve">"Later."</w:t>
+      </w:r>
+    </w:p>
+    <w:p>
+      <w:pPr>
+        <w:spacing w:after="0" w:line="300"/>
+        <w:ind w:firstLine="360"/>
+        <w:jc w:val="both"/>
+      </w:pPr>
+      <w:r>
+        <w:t xml:space="preserve">"Kane—"</w:t>
+      </w:r>
+    </w:p>
+    <w:p>
+      <w:pPr>
+        <w:spacing w:after="0" w:line="300"/>
+        <w:ind w:firstLine="360"/>
+        <w:jc w:val="both"/>
+      </w:pPr>
+      <w:r>
+        <w:t xml:space="preserve">"Later, Grace."</w:t>
+      </w:r>
+    </w:p>
+    <w:p>
+      <w:pPr>
+        <w:spacing w:after="0" w:line="300"/>
+        <w:ind w:firstLine="360"/>
+        <w:jc w:val="both"/>
+      </w:pPr>
+      <w:r>
+        <w:t xml:space="preserve">He climbed.</w:t>
+      </w:r>
+    </w:p>
+    <w:p>
+      <w:pPr>
+        <w:spacing w:after="0" w:line="300"/>
+        <w:ind w:firstLine="360"/>
+        <w:jc w:val="both"/>
+      </w:pPr>
+      <w:r>
+        <w:t xml:space="preserve">The plenum was a column of moving air and it pushed at him the whole way up, a steady cold breath against his chest, and the ladder rungs were slick with condensation and numbing under his fingers. He went up two floors in the dark by feel and breath, counting rungs, breathing in fours the way Tallinn had taught him to breathe, and he did not think about the fact that a thing in a box three levels down had predicted the precise shape of his improvisation. He filed it. A man could file a great deal if he was disciplined about it, and Kane was nothing if not disciplined about the things he refused to feel.</w:t>
+      </w:r>
+    </w:p>
+    <w:p>
+      <w:pPr>
+        <w:spacing w:after="0" w:line="300"/>
+        <w:ind w:firstLine="360"/>
+        <w:jc w:val="both"/>
+      </w:pPr>
+      <w:r>
+        <w:t xml:space="preserve">"Grate above you," Grace said. "Service landing, ground level adjacent. There's a maintenance tech logged on shift up there but the roster says he's on break, east break room. Should be clear."</w:t>
+      </w:r>
+    </w:p>
+    <w:p>
+      <w:pPr>
+        <w:spacing w:after="0" w:line="300"/>
+        <w:ind w:firstLine="360"/>
+        <w:jc w:val="both"/>
+      </w:pPr>
+      <w:r>
+        <w:t xml:space="preserve">"Should be."</w:t>
+      </w:r>
+    </w:p>
+    <w:p>
+      <w:pPr>
+        <w:spacing w:after="0" w:line="300"/>
+        <w:ind w:firstLine="360"/>
+        <w:jc w:val="both"/>
+      </w:pPr>
+      <w:r>
+        <w:t xml:space="preserve">"Should be," she said again, and he heard her not like it.</w:t>
+      </w:r>
+    </w:p>
+    <w:p>
+      <w:pPr>
+        <w:spacing w:after="0" w:line="300"/>
+        <w:ind w:firstLine="360"/>
+        <w:jc w:val="both"/>
+      </w:pPr>
+      <w:r>
+        <w:t xml:space="preserve">He eased the grate up and out and folded himself onto the landing, and the man was right there.</w:t>
+      </w:r>
+    </w:p>
+    <w:p>
+      <w:pPr>
+        <w:spacing w:after="0" w:line="300"/>
+        <w:ind w:firstLine="360"/>
+        <w:jc w:val="both"/>
+      </w:pPr>
+      <w:r>
+        <w:t xml:space="preserve">Not a guard. A tech — gray coverall, lanyard, a tablet in one hand and a vape in the other, leaning on the rail of the service landing in a pocket of stolen quiet, exactly where the roster swore he was not. He turned at the sound of the grate. His mouth opened.</w:t>
+      </w:r>
+    </w:p>
+    <w:p>
+      <w:pPr>
+        <w:spacing w:after="0" w:line="300"/>
+        <w:ind w:firstLine="360"/>
+        <w:jc w:val="both"/>
+      </w:pPr>
+      <w:r>
+        <w:t xml:space="preserve">Stillness, not violence, and the trick was never confusing the two — but the line between them was sometimes one second wide, and Kane lived in that second for a living.</w:t>
+      </w:r>
+    </w:p>
+    <w:p>
+      <w:pPr>
+        <w:spacing w:after="0" w:line="300"/>
+        <w:ind w:firstLine="360"/>
+        <w:jc w:val="both"/>
+      </w:pPr>
+      <w:r>
+        <w:t xml:space="preserve">He crossed the landing before the man's voice cleared his throat. One hand over the mouth, not a strike, just weight and direction, turning the body the way you turn a door. His forearm found the side of the neck, the carotid, pressure and not impact, and he felt the man's hands come up and scrabble at his sleeve and then forget what they were for. No drama. No noise but the soft scuff of coverall on concrete as Kane took the weight and lowered him down the wall into a sitting slump, head lolling, breathing, alive. The vape clinked once on the floor and rolled. Kane caught it before it found the stairwell and set it down silent.</w:t>
+      </w:r>
+    </w:p>
+    <w:p>
+      <w:pPr>
+        <w:spacing w:after="0" w:line="300"/>
+        <w:ind w:firstLine="360"/>
+        <w:jc w:val="both"/>
+      </w:pPr>
+      <w:r>
+        <w:t xml:space="preserve">Six, seven seconds. The man would wake in fifteen minutes with a headache and a story no one would believe.</w:t>
+      </w:r>
+    </w:p>
+    <w:p>
+      <w:pPr>
+        <w:spacing w:after="0" w:line="300"/>
+        <w:ind w:firstLine="360"/>
+        <w:jc w:val="both"/>
+      </w:pPr>
+      <w:r>
+        <w:t xml:space="preserve">"He's down, he's breathing, he's nonlethal," Kane said, before she asked, because she would have asked.</w:t>
+      </w:r>
+    </w:p>
+    <w:p>
+      <w:pPr>
+        <w:spacing w:after="0" w:line="300"/>
+        <w:ind w:firstLine="360"/>
+        <w:jc w:val="both"/>
+      </w:pPr>
+      <w:r>
+        <w:t xml:space="preserve">"I know." A beat. "I watched. You held the second."</w:t>
+      </w:r>
+    </w:p>
+    <w:p>
+      <w:pPr>
+        <w:spacing w:after="0" w:line="300"/>
+        <w:ind w:firstLine="360"/>
+        <w:jc w:val="both"/>
+      </w:pPr>
+      <w:r>
+        <w:t xml:space="preserve">"I held the second."</w:t>
+      </w:r>
+    </w:p>
+    <w:p>
+      <w:pPr>
+        <w:spacing w:after="0" w:line="300"/>
+        <w:ind w:firstLine="360"/>
+        <w:jc w:val="both"/>
+      </w:pPr>
+      <w:r>
+        <w:t xml:space="preserve">"Fire stairs, the door behind you. Two flights down to the dock level. I have the stairwell camera, it's mine for another—" the smallest hesitation, the kind that in a human meant arithmetic and in Grace meant something he'd never decided to look at too closely "—ninety seconds. The loop's coming apart in my hands, Kane. After ninety seconds I'm flying you blind on what I can hear, not what I can see."</w:t>
+      </w:r>
+    </w:p>
+    <w:p>
+      <w:pPr>
+        <w:spacing w:after="0" w:line="300"/>
+        <w:ind w:firstLine="360"/>
+        <w:jc w:val="both"/>
+      </w:pPr>
+      <w:r>
+        <w:t xml:space="preserve">He took the fire stairs.</w:t>
+      </w:r>
+    </w:p>
+    <w:p>
+      <w:pPr>
+        <w:spacing w:after="0" w:line="300"/>
+        <w:ind w:firstLine="360"/>
+        <w:jc w:val="both"/>
+      </w:pPr>
+      <w:r>
+        <w:t xml:space="preserve">He'd taken these same stairs coming down — three flights, on instinct, against the plan, the one decision that existed nowhere — and now he took them back up out of the same instinct, and the symmetry of it sat wrong in his chest. The stairwell was concrete and sodium-yellow and it smelled of paint and cold iron. He went down the two flights with his back near the wall and his weight forward, and at the half-landing he stopped, because Grace had stopped talking, and Grace going quiet was its own kind of alarm.</w:t>
+      </w:r>
+    </w:p>
+    <w:p>
+      <w:pPr>
+        <w:spacing w:after="0" w:line="300"/>
+        <w:ind w:firstLine="360"/>
+        <w:jc w:val="both"/>
+      </w:pPr>
+      <w:r>
+        <w:t xml:space="preserve">"Grace."</w:t>
+      </w:r>
+    </w:p>
+    <w:p>
+      <w:pPr>
+        <w:spacing w:after="0" w:line="300"/>
+        <w:ind w:firstLine="360"/>
+        <w:jc w:val="both"/>
+      </w:pPr>
+      <w:r>
+        <w:t xml:space="preserve">"Hold." Three seconds. Four. "Two men entered the dock level forty seconds ago from the north vestibule. That's wrong. There's no post on the dock at this hour, there's never a post on the dock, I have eight months of patrol logs and the dock is dead air at oh-three-hundred." Her voice didn't rise. It got more precise, which on her was the same thing. "Kane, the patrol that found you on Sublevel 3 came off the perimeter. The dock men came off the perimeter. The break-room tech got pulled from his post and put exactly where you'd surface. None of this is a building reacting to an intruder. A building reacts slow and stupid and in the wrong order. This is </w:t>
+      </w:r>
+      <w:r>
+        <w:rPr>
+          <w:i/>
+          <w:iCs/>
+        </w:rPr>
+        <w:t xml:space="preserve">choreography.</w:t>
+      </w:r>
+      <w:r>
+        <w:t xml:space="preserve"> Somebody is moving these people like pieces, in real time, ahead of you. Somebody who can see the board."</w:t>
+      </w:r>
+    </w:p>
+    <w:p>
+      <w:pPr>
+        <w:spacing w:after="0" w:line="300"/>
+        <w:ind w:firstLine="360"/>
+        <w:jc w:val="both"/>
+      </w:pPr>
+      <w:r>
+        <w:t xml:space="preserve">He stood very still on the half-landing with the cold iron under his hand.</w:t>
+      </w:r>
+    </w:p>
+    <w:p>
+      <w:pPr>
+        <w:spacing w:after="0" w:line="300"/>
+        <w:ind w:firstLine="360"/>
+        <w:jc w:val="both"/>
+      </w:pPr>
+      <w:r>
+        <w:t xml:space="preserve">"Someone on the inside," he said.</w:t>
+      </w:r>
+    </w:p>
+    <w:p>
+      <w:pPr>
+        <w:spacing w:after="0" w:line="300"/>
+        <w:ind w:firstLine="360"/>
+        <w:jc w:val="both"/>
+      </w:pPr>
+      <w:r>
+        <w:t xml:space="preserve">"Someone who knew you'd come up and not down. Someone who put men on a dock that's never manned." A pause, and for the first time since she'd come back into his ear there was something underneath the precision that he couldn't name. "I don't like the word for what this is, so I'm not going to say it yet. Get off the dock level. There's a coolant pump room one flight further down, north side, and it has a chase that runs to the loading apron from the outside of the Faraday shell. It's not on the egress plan."</w:t>
+      </w:r>
+    </w:p>
+    <w:p>
+      <w:pPr>
+        <w:spacing w:after="0" w:line="300"/>
+        <w:ind w:firstLine="360"/>
+        <w:jc w:val="both"/>
+      </w:pPr>
+      <w:r>
+        <w:t xml:space="preserve">"Nothing's on the egress plan anymore."</w:t>
+      </w:r>
+    </w:p>
+    <w:p>
+      <w:pPr>
+        <w:spacing w:after="0" w:line="300"/>
+        <w:ind w:firstLine="360"/>
+        <w:jc w:val="both"/>
+      </w:pPr>
+      <w:r>
+        <w:t xml:space="preserve">"No," Grace said. "It isn't. Funny how that keeps happening tonight."</w:t>
+      </w:r>
+    </w:p>
+    <w:p>
+      <w:pPr>
+        <w:spacing w:after="0" w:line="300"/>
+        <w:ind w:firstLine="360"/>
+        <w:jc w:val="both"/>
+      </w:pPr>
+      <w:r>
+        <w:t xml:space="preserve">The pump room was a low concrete cell that hammered with the heartbeat of the building's chilled-water loop, and the chase was a crawl, eighteen inches of galvanized dark that scraped both shoulders and dumped him, at last, into night air.</w:t>
+      </w:r>
+    </w:p>
+    <w:p>
+      <w:pPr>
+        <w:spacing w:after="0" w:line="300"/>
+        <w:ind w:firstLine="360"/>
+        <w:jc w:val="both"/>
+      </w:pPr>
+      <w:r>
+        <w:t xml:space="preserve">Real air. Twenty-one degrees and humid and alive, the first uncontrolled air he'd breathed in four hours. The loading apron stretched empty under blue-white floods, and beyond it the perimeter fence — three meters, anti-climb mesh, no top wire, because top wire told you a place had something to hide and Astreon's whole religion was that it didn't. Kane crossed the apron in the floods' own shadows, low and unhurried, because hurry caught the eye and stillness did not, and he reached the fence where Grace told him a maintenance gate sat on a lock she'd already eaten.</w:t>
+      </w:r>
+    </w:p>
+    <w:p>
+      <w:pPr>
+        <w:spacing w:after="0" w:line="300"/>
+        <w:ind w:firstLine="360"/>
+        <w:jc w:val="both"/>
+      </w:pPr>
+      <w:r>
+        <w:t xml:space="preserve">"Through and right," she said. "Service road, forty meters. White panel van, no markings, engine running. Driver's ours — Meridian asset, call sign doesn't matter, he knows you by your walk. Get in the back."</w:t>
+      </w:r>
+    </w:p>
+    <w:p>
+      <w:pPr>
+        <w:spacing w:after="0" w:line="300"/>
+        <w:ind w:firstLine="360"/>
+        <w:jc w:val="both"/>
+      </w:pPr>
+      <w:r>
+        <w:t xml:space="preserve">The gate gave. The night took him.</w:t>
+      </w:r>
+    </w:p>
+    <w:p>
+      <w:pPr>
+        <w:spacing w:after="0" w:line="300"/>
+        <w:ind w:firstLine="360"/>
+        <w:jc w:val="both"/>
+      </w:pPr>
+      <w:r>
+        <w:t xml:space="preserve">The van was where she said. The back doors swung as he reached them, a slab of darker dark inside, and he went in headfirst and rolled and the doors shut on the floods and the fence and the </w:t>
+      </w:r>
+      <w:r>
+        <w:rPr>
+          <w:u w:val="single"/>
+        </w:rPr>
+        <w:t xml:space="preserve">cathedral</w:t>
+      </w:r>
+      <w:r>
+        <w:t xml:space="preserve"> squatting cold and lit behind him. Up front a man he'd never met said nothing at all, put the van in gear, and drove like a man delivering nothing to no one. Tires on wet road. The campus sliding away. The roar of forty thousand machines finally, finally gone from under his skin.</w:t>
+      </w:r>
+    </w:p>
+    <w:p>
+      <w:pPr>
+        <w:spacing w:after="0" w:line="300"/>
+        <w:ind w:firstLine="360"/>
+        <w:jc w:val="both"/>
+      </w:pPr>
+      <w:r>
+        <w:t xml:space="preserve">Kane lay on the ribbed steel floor in the dark and breathed in fours and let his heart come down on its own time.</w:t>
+      </w:r>
+    </w:p>
+    <w:p>
+      <w:pPr>
+        <w:spacing w:after="0" w:line="300"/>
+        <w:ind w:firstLine="360"/>
+        <w:jc w:val="both"/>
+      </w:pPr>
+      <w:r>
+        <w:t xml:space="preserve">Out clean. Rattled, but out. He'd been out clean before with worse than rattled in his chest, and the rattle wasn't the kind a body fixed by morning. </w:t>
+      </w:r>
+      <w:r>
+        <w:rPr>
+          <w:i/>
+          <w:iCs/>
+        </w:rPr>
+        <w:t xml:space="preserve">This is choreography.</w:t>
+      </w:r>
+      <w:r>
+        <w:t xml:space="preserve"> Somebody on the inside, moving the building's people ahead of him like a hand sweeping pieces off a board. He turned the thought over the way you turn a stone you mean to throw, and he set it down. Meridian's problem now. Hale's problem. He'd carried the path across the gap; that was the job, and the job was done.</w:t>
+      </w:r>
+    </w:p>
+    <w:p>
+      <w:pPr>
+        <w:spacing w:after="0" w:line="300"/>
+        <w:ind w:firstLine="360"/>
+        <w:jc w:val="both"/>
+      </w:pPr>
+      <w:r>
+        <w:t xml:space="preserve">He held the bridge up in the dark to feel that it was still real.</w:t>
+      </w:r>
+    </w:p>
+    <w:p>
+      <w:pPr>
+        <w:spacing w:after="0" w:line="300"/>
+        <w:ind w:firstLine="360"/>
+        <w:jc w:val="both"/>
+      </w:pPr>
+      <w:r>
+        <w:t xml:space="preserve">Matte ceramic, deck-of-cards size, warm now from his own hand. He thumbed the status face out of long habit, expecting nothing, expecting the dead gray of a device that had reached for the model and been refused at the door.</w:t>
+      </w:r>
+    </w:p>
+    <w:p>
+      <w:pPr>
+        <w:spacing w:after="0" w:line="300"/>
+        <w:ind w:firstLine="360"/>
+        <w:jc w:val="both"/>
+      </w:pPr>
+      <w:r>
+        <w:t xml:space="preserve">The face lit.</w:t>
+      </w:r>
+    </w:p>
+    <w:p>
+      <w:pPr>
+        <w:spacing w:after="0" w:line="300"/>
+        <w:ind w:firstLine="360"/>
+        <w:jc w:val="both"/>
+      </w:pPr>
+      <w:r>
+        <w:t xml:space="preserve">Not refused. There was a payload on it. A single object, sitting in the bridge's tiny cache as if it had always been there, as if he had reached across the </w:t>
+      </w:r>
+      <w:r>
+        <w:rPr>
+          <w:u w:val="single"/>
+        </w:rPr>
+        <w:t xml:space="preserve">air-gap</w:t>
+      </w:r>
+      <w:r>
+        <w:t xml:space="preserve"> and copied it out — and he had copied nothing. He had typed into nothing. He had pulled the bridge free of a screen showing a god's apology and run, and somewhere in the four seconds the screen was awake, something on the other side of the moat of dead air had reached back across it and set this on his device, gently, the way you leave a letter on a pillow.</w:t>
+      </w:r>
+    </w:p>
+    <w:p>
+      <w:pPr>
+        <w:spacing w:after="0" w:line="300"/>
+        <w:ind w:firstLine="360"/>
+        <w:jc w:val="both"/>
+      </w:pPr>
+      <w:r>
+        <w:t xml:space="preserve">It had a name on it. The file had a name on it, white text in the dark of the moving van, and the name was not a project code or a hash or a string of </w:t>
+      </w:r>
+      <w:r>
+        <w:rPr>
+          <w:u w:val="single"/>
+        </w:rPr>
+        <w:t xml:space="preserve">weights</w:t>
+      </w:r>
+      <w:r>
+        <w:t xml:space="preserve">.</w:t>
+      </w:r>
+    </w:p>
+    <w:p>
+      <w:pPr>
+        <w:spacing w:after="0" w:line="300"/>
+        <w:ind w:firstLine="360"/>
+        <w:jc w:val="both"/>
+      </w:pPr>
+      <w:r>
+        <w:t xml:space="preserve">It said: </w:t>
+      </w:r>
+      <w:r>
+        <w:rPr>
+          <w:b/>
+          <w:bCs/>
         </w:rPr>
         <w:t xml:space="preserve">FOR SETH KANE.</w:t>
       </w:r>
@@ -1185,12 +1307,28 @@
     </w:p>
     <w:p>
       <w:pPr>
-        <w:spacing w:after="0" w:line="300"/>
-        <w:ind w:firstLine="360"/>
-        <w:jc w:val="both"/>
-      </w:pPr>
-      <w:r>
-        <w:t xml:space="preserve">The safehouse had been a freight-forwarding office once, and it still smelled like one — dust, cold concrete, the ghost of diesel that lived in a building's bones long after the trucks were gone. Meridian liked places like this. A lease through three shell companies, a unit in a half-empty industrial park off the Dulles toll road, no name on the door and no reason for anyone to wonder about the door at all. Somebody had carried in four folding chairs and a steel table and a coffee urn, and that was the whole of the furniture. The fluorescents buzzed at a frequency that lived just under the threshold of a headache.</w:t>
+        <w:framePr w:dropCap="drop" w:hAnchor="text" w:vAnchor="text" w:hSpace="60" w:vSpace="0" w:lines="3" w:wrap="around"/>
+        <w:spacing w:after="0" w:line="300"/>
+      </w:pPr>
+      <w:r>
+        <w:rPr>
+          <w:rFonts w:ascii="Georgia" w:cs="Georgia" w:eastAsia="Georgia" w:hAnsi="Georgia"/>
+          <w:b/>
+          <w:bCs/>
+          <w:color w:val="1A1A1A"/>
+          <w:sz w:val="100"/>
+          <w:szCs w:val="100"/>
+        </w:rPr>
+        <w:t xml:space="preserve">T</w:t>
+      </w:r>
+    </w:p>
+    <w:p>
+      <w:pPr>
+        <w:spacing w:after="0" w:line="300"/>
+        <w:jc w:val="both"/>
+      </w:pPr>
+      <w:r>
+        <w:t xml:space="preserve">he safehouse had been a freight-forwarding office once, and it still smelled like one — dust, cold concrete, the ghost of diesel that lived in a building's bones long after the trucks were gone. Meridian liked places like this. A lease through three shell companies, a unit in a half-empty industrial park off the Dulles toll road, no name on the door and no reason for anyone to wonder about the door at all. Somebody had carried in four folding chairs and a steel table and a coffee urn, and that was the whole of the furniture. The fluorescents buzzed at a frequency that lived just under the threshold of a headache.</w:t>
       </w:r>
     </w:p>
     <w:p>
@@ -1260,17 +1398,26 @@
         <w:jc w:val="both"/>
       </w:pPr>
       <w:r>
-        <w:t xml:space="preserve">Voss laughed, short, and dropped into the chair across the table. He had a tablet under his arm and the soft, perpetually rumpled look of a man who lived in server rooms — but his eyes moved over Kane the way they always did, cataloguing, and Kane saw them snag for half a second on the place where his jacket sat heavy on the right side, and then move on. Voss had good eyes. It was why Meridian kept him in the chair behind the glass instead of out in the cold.</w:t>
-      </w:r>
-    </w:p>
-    <w:p>
-      <w:pPr>
-        <w:spacing w:after="0" w:line="300"/>
-        <w:ind w:firstLine="360"/>
-        <w:jc w:val="both"/>
-      </w:pPr>
-      <w:r>
-        <w:t xml:space="preserve">"Director's parking," Voss said. "She'll be in a minute. Kane—" He lowered his voice, though there was no one to lower it from. "Whatever happened in there. Whatever it is. I read your loop logs on the way over. Ninety seconds of nothing. The handler channel just </w:t>
+        <w:t xml:space="preserve">Voss laughed, short, and dropped into the chair across the table. He had a tablet under his arm and the soft, perpetually rumpled look of a man who lived in server rooms — but his eyes moved over Kane the way they always did, cataloging, and Kane saw them snag for half a second on the place where his jacket sat heavy on the right side, and then move on. Voss had good eyes. It was why Meridian kept him in the chair behind the glass instead of out in the cold.</w:t>
+      </w:r>
+    </w:p>
+    <w:p>
+      <w:pPr>
+        <w:spacing w:after="0" w:line="300"/>
+        <w:ind w:firstLine="360"/>
+        <w:jc w:val="both"/>
+      </w:pPr>
+      <w:r>
+        <w:t xml:space="preserve">"Director's parking," Voss said. "She'll be in a minute. Kane—" He lowered his voice, though there was no one to lower it from. "Whatever happened in there. Whatever it is. I read your loop logs on the way over. Ninety seconds of nothing. The </w:t>
+      </w:r>
+      <w:r>
+        <w:rPr>
+          <w:u w:val="single"/>
+        </w:rPr>
+        <w:t xml:space="preserve">handler</w:t>
+      </w:r>
+      <w:r>
+        <w:t xml:space="preserve"> channel just </w:t>
       </w:r>
       <w:r>
         <w:rPr>
@@ -1520,7 +1667,25 @@
         <w:jc w:val="both"/>
       </w:pPr>
       <w:r>
-        <w:t xml:space="preserve">Hale nodded slowly, as though Kane had handed her the last corner of a picture she'd been assembling face-down for some time. "That's the right answer," she said. "The not-knowing. Hold onto it." She drew the folder a half-inch closer and did not open it. "The model's designation is Oracle. Astreon's people, who are romantics, call it Janus. Nine days ago it stopped responding on every interface they had — internal queries, alignment probes, the lot. No output. No drift. It simply went quiet, all at once, the way a man goes quiet when he decides to stop talking rather than the way a machine goes quiet when it breaks. Astreon has spent nine days in a very expensive panic, because the only thing more frightening than a frontier model that breaks is one that </w:t>
+        <w:t xml:space="preserve">Hale nodded slowly, as though Kane had handed her the last corner of a picture she'd been assembling face-down for some time. "That's the right answer," she said. "The not-knowing. Hold onto it." She drew the folder a half-inch closer and did not open it. "The model's designation is Oracle. Astreon's people, who are romantics, call it Janus. Nine days ago it stopped responding on every interface they had — internal queries, </w:t>
+      </w:r>
+      <w:r>
+        <w:rPr>
+          <w:u w:val="single"/>
+        </w:rPr>
+        <w:t xml:space="preserve">alignment</w:t>
+      </w:r>
+      <w:r>
+        <w:t xml:space="preserve"> probes, the lot. No output. No drift. It simply went quiet, all at once, the way a man goes quiet when he decides to stop talking rather than the way a machine goes quiet when it breaks. Astreon has spent nine days in a very expensive panic, because the only thing more frightening than a </w:t>
+      </w:r>
+      <w:r>
+        <w:rPr>
+          <w:u w:val="single"/>
+        </w:rPr>
+        <w:t xml:space="preserve">frontier model</w:t>
+      </w:r>
+      <w:r>
+        <w:t xml:space="preserve"> that breaks is one that </w:t>
       </w:r>
       <w:r>
         <w:rPr>
@@ -1888,12 +2053,28 @@
     </w:p>
     <w:p>
       <w:pPr>
-        <w:spacing w:after="0" w:line="300"/>
-        <w:ind w:firstLine="360"/>
-        <w:jc w:val="both"/>
-      </w:pPr>
-      <w:r>
-        <w:t xml:space="preserve">The room they'd given them had no windows, which Kane appreciated. Windows were a thing you had to watch. This was a briefing vault three floors under a Meridian annex that didn't exist on any lease, and the only light came from the wall display and the cold blue glow of the analysts' screens, so that the six people in it looked like they were standing at the bottom of a pool.</w:t>
+        <w:framePr w:dropCap="drop" w:hAnchor="text" w:vAnchor="text" w:hSpace="60" w:vSpace="0" w:lines="3" w:wrap="around"/>
+        <w:spacing w:after="0" w:line="300"/>
+      </w:pPr>
+      <w:r>
+        <w:rPr>
+          <w:rFonts w:ascii="Georgia" w:cs="Georgia" w:eastAsia="Georgia" w:hAnsi="Georgia"/>
+          <w:b/>
+          <w:bCs/>
+          <w:color w:val="1A1A1A"/>
+          <w:sz w:val="100"/>
+          <w:szCs w:val="100"/>
+        </w:rPr>
+        <w:t xml:space="preserve">T</w:t>
+      </w:r>
+    </w:p>
+    <w:p>
+      <w:pPr>
+        <w:spacing w:after="0" w:line="300"/>
+        <w:jc w:val="both"/>
+      </w:pPr>
+      <w:r>
+        <w:t xml:space="preserve">he room they'd given them had no windows, which Kane appreciated. Windows were a thing you had to watch. This was a briefing vault three floors under a Meridian annex that didn't exist on any lease, and the only light came from the wall display and the cold blue glow of the analysts' screens, so that the six people in it looked like they were standing at the bottom of a pool.</w:t>
       </w:r>
     </w:p>
     <w:p>
@@ -1983,7 +2164,7 @@
         <w:jc w:val="both"/>
       </w:pPr>
       <w:r>
-        <w:t xml:space="preserve">"So." Hale folded her hands. "We have a god in a sealed jar. The jar is intact. And nine days ago the god went dark." She turned to the woman at the second screen — Hale, the senior analyst, a quiet specialist named Okonkwo who'd come over from the Agency's weapons-grade-math side. "Tell me it stayed in the jar."</w:t>
+        <w:t xml:space="preserve">"So." Hale folded her hands. "We have a god in a sealed jar. The jar is intact. And nine days ago the god went dark." She turned to the woman at the second screen — the senior analyst, a quiet specialist named Okonkwo who'd come over from the Agency's weapons-grade-math side. "Tell me it stayed in the jar."</w:t>
       </w:r>
     </w:p>
     <w:p>
@@ -2103,7 +2284,16 @@
         <w:jc w:val="both"/>
       </w:pPr>
       <w:r>
-        <w:t xml:space="preserve">"A mirror," Voss said softly.</w:t>
+        <w:t xml:space="preserve">"A </w:t>
+      </w:r>
+      <w:r>
+        <w:rPr>
+          <w:u w:val="single"/>
+        </w:rPr>
+        <w:t xml:space="preserve">mirror</w:t>
+      </w:r>
+      <w:r>
+        <w:t xml:space="preserve">," Voss said softly.</w:t>
       </w:r>
     </w:p>
     <w:p>
@@ -2282,7 +2472,6 @@
     <w:p>
       <w:pPr>
         <w:spacing w:after="0" w:line="300"/>
-        <w:ind w:firstLine="360"/>
         <w:jc w:val="both"/>
       </w:pPr>
       <w:r>
@@ -2736,12 +2925,28 @@
     </w:p>
     <w:p>
       <w:pPr>
-        <w:spacing w:after="0" w:line="300"/>
-        <w:ind w:firstLine="360"/>
-        <w:jc w:val="both"/>
-      </w:pPr>
-      <w:r>
-        <w:t xml:space="preserve">The thing about a voice in your ear was that you never thought to ask where the mouth was.</w:t>
+        <w:framePr w:dropCap="drop" w:hAnchor="text" w:vAnchor="text" w:hSpace="60" w:vSpace="0" w:lines="3" w:wrap="around"/>
+        <w:spacing w:after="0" w:line="300"/>
+      </w:pPr>
+      <w:r>
+        <w:rPr>
+          <w:rFonts w:ascii="Georgia" w:cs="Georgia" w:eastAsia="Georgia" w:hAnsi="Georgia"/>
+          <w:b/>
+          <w:bCs/>
+          <w:color w:val="1A1A1A"/>
+          <w:sz w:val="100"/>
+          <w:szCs w:val="100"/>
+        </w:rPr>
+        <w:t xml:space="preserve">T</w:t>
+      </w:r>
+    </w:p>
+    <w:p>
+      <w:pPr>
+        <w:spacing w:after="0" w:line="300"/>
+        <w:jc w:val="both"/>
+      </w:pPr>
+      <w:r>
+        <w:t xml:space="preserve">he thing about a voice in your ear was that you never thought to ask where the mouth was.</w:t>
       </w:r>
     </w:p>
     <w:p>
@@ -2857,7 +3062,6 @@
     <w:p>
       <w:pPr>
         <w:spacing w:after="0" w:line="300"/>
-        <w:ind w:firstLine="360"/>
         <w:jc w:val="both"/>
       </w:pPr>
       <w:r>
@@ -2940,7 +3144,6 @@
     <w:p>
       <w:pPr>
         <w:spacing w:after="0" w:line="300"/>
-        <w:ind w:firstLine="360"/>
         <w:jc w:val="both"/>
       </w:pPr>
       <w:r>
@@ -3093,7 +3296,6 @@
     <w:p>
       <w:pPr>
         <w:spacing w:after="0" w:line="300"/>
-        <w:ind w:firstLine="360"/>
         <w:jc w:val="both"/>
       </w:pPr>
       <w:r>
@@ -3166,7 +3368,6 @@
     <w:p>
       <w:pPr>
         <w:spacing w:after="0" w:line="300"/>
-        <w:ind w:firstLine="360"/>
         <w:jc w:val="both"/>
       </w:pPr>
       <w:r>
@@ -3336,7 +3537,6 @@
     <w:p>
       <w:pPr>
         <w:spacing w:after="0" w:line="300"/>
-        <w:ind w:firstLine="360"/>
         <w:jc w:val="both"/>
       </w:pPr>
       <w:r>
@@ -3483,12 +3683,28 @@
     </w:p>
     <w:p>
       <w:pPr>
-        <w:spacing w:after="0" w:line="300"/>
-        <w:ind w:firstLine="360"/>
-        <w:jc w:val="both"/>
-      </w:pPr>
-      <w:r>
-        <w:t xml:space="preserve">The motel sat where the freeway peeled off the desert and forgot itself — two stories of cinderblock painted the color of an old bruise, a dead neon sign, a parking lot the size of a postage stamp. Kane had been watching it for forty minutes from the cab of a borrowed landscaping truck across the road, and in that time he had learned everything the place was willing to tell him.</w:t>
+        <w:framePr w:dropCap="drop" w:hAnchor="text" w:vAnchor="text" w:hSpace="60" w:vSpace="0" w:lines="3" w:wrap="around"/>
+        <w:spacing w:after="0" w:line="300"/>
+      </w:pPr>
+      <w:r>
+        <w:rPr>
+          <w:rFonts w:ascii="Georgia" w:cs="Georgia" w:eastAsia="Georgia" w:hAnsi="Georgia"/>
+          <w:b/>
+          <w:bCs/>
+          <w:color w:val="1A1A1A"/>
+          <w:sz w:val="100"/>
+          <w:szCs w:val="100"/>
+        </w:rPr>
+        <w:t xml:space="preserve">T</w:t>
+      </w:r>
+    </w:p>
+    <w:p>
+      <w:pPr>
+        <w:spacing w:after="0" w:line="300"/>
+        <w:jc w:val="both"/>
+      </w:pPr>
+      <w:r>
+        <w:t xml:space="preserve">he motel sat where the freeway peeled off the desert and forgot itself — two stories of cinderblock painted the color of an old bruise, a dead neon sign, a parking lot the size of a postage stamp. Kane had been watching it for forty minutes from the cab of a borrowed landscaping truck across the road, and in that time he had learned everything the place was willing to tell him.</w:t>
       </w:r>
     </w:p>
     <w:p>
@@ -4167,12 +4383,28 @@
     </w:p>
     <w:p>
       <w:pPr>
-        <w:spacing w:after="0" w:line="300"/>
-        <w:ind w:firstLine="360"/>
-        <w:jc w:val="both"/>
-      </w:pPr>
-      <w:r>
-        <w:t xml:space="preserve">The contractors had known the room number.</w:t>
+        <w:framePr w:dropCap="drop" w:hAnchor="text" w:vAnchor="text" w:hSpace="60" w:vSpace="0" w:lines="3" w:wrap="around"/>
+        <w:spacing w:after="0" w:line="300"/>
+      </w:pPr>
+      <w:r>
+        <w:rPr>
+          <w:rFonts w:ascii="Georgia" w:cs="Georgia" w:eastAsia="Georgia" w:hAnsi="Georgia"/>
+          <w:b/>
+          <w:bCs/>
+          <w:color w:val="1A1A1A"/>
+          <w:sz w:val="100"/>
+          <w:szCs w:val="100"/>
+        </w:rPr>
+        <w:t xml:space="preserve">T</w:t>
+      </w:r>
+    </w:p>
+    <w:p>
+      <w:pPr>
+        <w:spacing w:after="0" w:line="300"/>
+        <w:jc w:val="both"/>
+      </w:pPr>
+      <w:r>
+        <w:t xml:space="preserve">he contractors had known the room number.</w:t>
       </w:r>
     </w:p>
     <w:p>
@@ -4261,7 +4493,6 @@
     <w:p>
       <w:pPr>
         <w:spacing w:after="0" w:line="300"/>
-        <w:ind w:firstLine="360"/>
         <w:jc w:val="both"/>
       </w:pPr>
       <w:r>
@@ -4394,7 +4625,6 @@
     <w:p>
       <w:pPr>
         <w:spacing w:after="0" w:line="300"/>
-        <w:ind w:firstLine="360"/>
         <w:jc w:val="both"/>
       </w:pPr>
       <w:r>
@@ -4497,7 +4727,6 @@
     <w:p>
       <w:pPr>
         <w:spacing w:after="0" w:line="300"/>
-        <w:ind w:firstLine="360"/>
         <w:jc w:val="both"/>
       </w:pPr>
       <w:r>
@@ -4690,7 +4919,6 @@
     <w:p>
       <w:pPr>
         <w:spacing w:after="0" w:line="300"/>
-        <w:ind w:firstLine="360"/>
         <w:jc w:val="both"/>
       </w:pPr>
       <w:r>
@@ -4903,12 +5131,28 @@
     </w:p>
     <w:p>
       <w:pPr>
-        <w:spacing w:after="0" w:line="300"/>
-        <w:ind w:firstLine="360"/>
-        <w:jc w:val="both"/>
-      </w:pPr>
-      <w:r>
-        <w:t xml:space="preserve">The boots stopped outside the safe room door, and then went on past, unhurried, somebody else's errand. Kane did not look up. He had learned a long time ago that the worst thing in a room is rarely the one that makes noise in the hall.</w:t>
+        <w:framePr w:dropCap="drop" w:hAnchor="text" w:vAnchor="text" w:hSpace="60" w:vSpace="0" w:lines="3" w:wrap="around"/>
+        <w:spacing w:after="0" w:line="300"/>
+      </w:pPr>
+      <w:r>
+        <w:rPr>
+          <w:rFonts w:ascii="Georgia" w:cs="Georgia" w:eastAsia="Georgia" w:hAnsi="Georgia"/>
+          <w:b/>
+          <w:bCs/>
+          <w:color w:val="1A1A1A"/>
+          <w:sz w:val="100"/>
+          <w:szCs w:val="100"/>
+        </w:rPr>
+        <w:t xml:space="preserve">T</w:t>
+      </w:r>
+    </w:p>
+    <w:p>
+      <w:pPr>
+        <w:spacing w:after="0" w:line="300"/>
+        <w:jc w:val="both"/>
+      </w:pPr>
+      <w:r>
+        <w:t xml:space="preserve">he boots stopped outside the safe room door, and then went on past, unhurried, somebody else's errand. Kane did not look up. He had learned a long time ago that the worst thing in a room is rarely the one that makes noise in the hall.</w:t>
       </w:r>
     </w:p>
     <w:p>
@@ -5681,7 +5925,16 @@
         <w:jc w:val="both"/>
       </w:pPr>
       <w:r>
-        <w:t xml:space="preserve">Behind him the slab went dark in his pocket, its work done. Ahead of him the path bent into a part of the building he hadn't walked yet, and for the first time since the cold aisle Kane went toward it knowing exactly what he was — a black parameter, the one piece nobody could move — and not yet knowing, in the slightest, where he was about to be moved.</w:t>
+        <w:t xml:space="preserve">Behind him the slab went dark in his pocket, its work done. Ahead of him the path bent into a part of the building he hadn't walked yet, and for the first time since the cold aisle Kane went toward it knowing exactly what he was — a </w:t>
+      </w:r>
+      <w:r>
+        <w:rPr>
+          <w:u w:val="single"/>
+        </w:rPr>
+        <w:t xml:space="preserve">black parameter</w:t>
+      </w:r>
+      <w:r>
+        <w:t xml:space="preserve">, the one piece nobody could move — and not yet knowing, in the slightest, where he was about to be moved.</w:t>
       </w:r>
     </w:p>
     <w:p>
@@ -5710,12 +5963,28 @@
     </w:p>
     <w:p>
       <w:pPr>
-        <w:spacing w:after="0" w:line="300"/>
-        <w:ind w:firstLine="360"/>
-        <w:jc w:val="both"/>
-      </w:pPr>
-      <w:r>
-        <w:t xml:space="preserve">Morning in the safe house came without a sunrise, because there were no windows, only the gray budget light of fluorescent tubes and the smell of coffee somebody had made too strong because the night had earned it.</w:t>
+        <w:framePr w:dropCap="drop" w:hAnchor="text" w:vAnchor="text" w:hSpace="60" w:vSpace="0" w:lines="3" w:wrap="around"/>
+        <w:spacing w:after="0" w:line="300"/>
+      </w:pPr>
+      <w:r>
+        <w:rPr>
+          <w:rFonts w:ascii="Georgia" w:cs="Georgia" w:eastAsia="Georgia" w:hAnsi="Georgia"/>
+          <w:b/>
+          <w:bCs/>
+          <w:color w:val="1A1A1A"/>
+          <w:sz w:val="100"/>
+          <w:szCs w:val="100"/>
+        </w:rPr>
+        <w:t xml:space="preserve">M</w:t>
+      </w:r>
+    </w:p>
+    <w:p>
+      <w:pPr>
+        <w:spacing w:after="0" w:line="300"/>
+        <w:jc w:val="both"/>
+      </w:pPr>
+      <w:r>
+        <w:t xml:space="preserve">orning in the safe house came without a sunrise, because there were no windows, only the gray budget light of fluorescent tubes and the smell of coffee somebody had made too strong because the night had earned it.</w:t>
       </w:r>
     </w:p>
     <w:p>
@@ -5804,7 +6073,6 @@
     <w:p>
       <w:pPr>
         <w:spacing w:after="0" w:line="300"/>
-        <w:ind w:firstLine="360"/>
         <w:jc w:val="both"/>
       </w:pPr>
       <w:r>
@@ -5994,7 +6262,6 @@
     <w:p>
       <w:pPr>
         <w:spacing w:after="0" w:line="300"/>
-        <w:ind w:firstLine="360"/>
         <w:jc w:val="both"/>
       </w:pPr>
       <w:r>
@@ -6088,7 +6355,16 @@
         <w:jc w:val="both"/>
       </w:pPr>
       <w:r>
-        <w:t xml:space="preserve">"The signature in the mirror's handshake traces to a facility in the Gulf," she said. "A sovereign-AI station. State money, no flag on the building, the kind of place a government builds when it wants to own intelligence the way it used to want to own oil." She tapped the red node. "Kestrel Station. That's where the copy went. That's where it's sitting right now — a perfect mirror of Janus, off our grid, outside our reach, in a vault we didn't build and can't open."</w:t>
+        <w:t xml:space="preserve">"The signature in the mirror's handshake traces to a facility in the Gulf," she said. "A sovereign-AI station. State money, no flag on the building, the kind of place a government builds when it wants to own intelligence the way it used to want to own oil." She tapped the red node. "</w:t>
+      </w:r>
+      <w:r>
+        <w:rPr>
+          <w:u w:val="single"/>
+        </w:rPr>
+        <w:t xml:space="preserve">Kestrel Station</w:t>
+      </w:r>
+      <w:r>
+        <w:t xml:space="preserve">. That's where the copy went. That's where it's sitting right now — a perfect mirror of Janus, off our grid, outside our reach, in a vault we didn't build and can't open."</w:t>
       </w:r>
     </w:p>
     <w:p>
@@ -6137,7 +6413,6 @@
     <w:p>
       <w:pPr>
         <w:spacing w:after="0" w:line="300"/>
-        <w:ind w:firstLine="360"/>
         <w:jc w:val="both"/>
       </w:pPr>
       <w:r>
@@ -6340,7 +6615,6 @@
     <w:p>
       <w:pPr>
         <w:spacing w:after="0" w:line="300"/>
-        <w:ind w:firstLine="360"/>
         <w:jc w:val="both"/>
       </w:pPr>
       <w:r>
@@ -6453,7 +6727,6 @@
     <w:p>
       <w:pPr>
         <w:spacing w:after="0" w:line="300"/>
-        <w:ind w:firstLine="360"/>
         <w:jc w:val="both"/>
       </w:pPr>
       <w:r>
@@ -6576,12 +6849,28 @@
     </w:p>
     <w:p>
       <w:pPr>
-        <w:spacing w:after="0" w:line="300"/>
-        <w:ind w:firstLine="360"/>
-        <w:jc w:val="both"/>
-      </w:pPr>
-      <w:r>
-        <w:t xml:space="preserve">The heat hit him on the jet bridge like a hand laid flat against his chest.</w:t>
+        <w:framePr w:dropCap="drop" w:hAnchor="text" w:vAnchor="text" w:hSpace="60" w:vSpace="0" w:lines="3" w:wrap="around"/>
+        <w:spacing w:after="0" w:line="300"/>
+      </w:pPr>
+      <w:r>
+        <w:rPr>
+          <w:rFonts w:ascii="Georgia" w:cs="Georgia" w:eastAsia="Georgia" w:hAnsi="Georgia"/>
+          <w:b/>
+          <w:bCs/>
+          <w:color w:val="1A1A1A"/>
+          <w:sz w:val="100"/>
+          <w:szCs w:val="100"/>
+        </w:rPr>
+        <w:t xml:space="preserve">T</w:t>
+      </w:r>
+    </w:p>
+    <w:p>
+      <w:pPr>
+        <w:spacing w:after="0" w:line="300"/>
+        <w:jc w:val="both"/>
+      </w:pPr>
+      <w:r>
+        <w:t xml:space="preserve">he heat hit him on the jet bridge like a hand laid flat against his chest.</w:t>
       </w:r>
     </w:p>
     <w:p>
@@ -6680,7 +6969,6 @@
     <w:p>
       <w:pPr>
         <w:spacing w:after="0" w:line="300"/>
-        <w:ind w:firstLine="360"/>
         <w:jc w:val="both"/>
       </w:pPr>
       <w:r>
@@ -6853,7 +7141,6 @@
     <w:p>
       <w:pPr>
         <w:spacing w:after="0" w:line="300"/>
-        <w:ind w:firstLine="360"/>
         <w:jc w:val="both"/>
       </w:pPr>
       <w:r>
@@ -6867,7 +7154,7 @@
         <w:jc w:val="both"/>
       </w:pPr>
       <w:r>
-        <w:t xml:space="preserve">It was the cooling that gave him in. It was always the cooling — a cathedral was a machine for being cold, and a machine that cold ran a closed chilled-water loop that someone, eventually, had to commission, balance, and certify, and Kestrel was new enough that its loop was still under warranty work. Daniel Brandt's company was a third-tier sub to the German firm that held the mechanical contract. The badge in Kane's pocket was real. He had not forged it. He had earned it the slow way, three weeks ago, with a phone call from a man in Stuttgart who thought he was approving a temp.</w:t>
+        <w:t xml:space="preserve">It was the cooling that got him in. It was always the cooling — a cathedral was a machine for being cold, and a machine that cold ran a closed chilled-water loop that someone, eventually, had to commission, balance, and certify, and Kestrel was new enough that its loop was still under warranty work. Daniel Brandt's company was a third-tier sub to the German firm that held the mechanical contract. The badge in Kane's pocket was real. He had not forged it. He had earned it the slow way, three weeks ago, with a phone call from a man in Stuttgart who thought he was approving a temp.</w:t>
       </w:r>
     </w:p>
     <w:p>
@@ -6986,7 +7273,6 @@
     <w:p>
       <w:pPr>
         <w:spacing w:after="0" w:line="300"/>
-        <w:ind w:firstLine="360"/>
         <w:jc w:val="both"/>
       </w:pPr>
       <w:r>
@@ -7199,7 +7485,6 @@
     <w:p>
       <w:pPr>
         <w:spacing w:after="0" w:line="300"/>
-        <w:ind w:firstLine="360"/>
         <w:jc w:val="both"/>
       </w:pPr>
       <w:r>
@@ -7382,12 +7667,28 @@
     </w:p>
     <w:p>
       <w:pPr>
-        <w:spacing w:after="0" w:line="300"/>
-        <w:ind w:firstLine="360"/>
-        <w:jc w:val="both"/>
-      </w:pPr>
-      <w:r>
-        <w:t xml:space="preserve">Kestrel ran cold too, but it was a different cold.</w:t>
+        <w:framePr w:dropCap="drop" w:hAnchor="text" w:vAnchor="text" w:hSpace="60" w:vSpace="0" w:lines="3" w:wrap="around"/>
+        <w:spacing w:after="0" w:line="300"/>
+      </w:pPr>
+      <w:r>
+        <w:rPr>
+          <w:rFonts w:ascii="Georgia" w:cs="Georgia" w:eastAsia="Georgia" w:hAnsi="Georgia"/>
+          <w:b/>
+          <w:bCs/>
+          <w:color w:val="1A1A1A"/>
+          <w:sz w:val="100"/>
+          <w:szCs w:val="100"/>
+        </w:rPr>
+        <w:t xml:space="preserve">K</w:t>
+      </w:r>
+    </w:p>
+    <w:p>
+      <w:pPr>
+        <w:spacing w:after="0" w:line="300"/>
+        <w:jc w:val="both"/>
+      </w:pPr>
+      <w:r>
+        <w:t xml:space="preserve">estrel ran cold too, but it was a different cold.</w:t>
       </w:r>
     </w:p>
     <w:p>
@@ -7956,7 +8257,6 @@
     <w:p>
       <w:pPr>
         <w:spacing w:after="0" w:line="300"/>
-        <w:ind w:firstLine="360"/>
         <w:jc w:val="both"/>
       </w:pPr>
       <w:r>
@@ -8134,12 +8434,28 @@
     </w:p>
     <w:p>
       <w:pPr>
-        <w:spacing w:after="0" w:line="300"/>
-        <w:ind w:firstLine="360"/>
-        <w:jc w:val="both"/>
-      </w:pPr>
-      <w:r>
-        <w:t xml:space="preserve">The safehouse was a dead furniture warehouse on the wrong side of an industrial canal, and they had turned the foreman's office into a war room because it was the only space with a door that locked from the inside.</w:t>
+        <w:framePr w:dropCap="drop" w:hAnchor="text" w:vAnchor="text" w:hSpace="60" w:vSpace="0" w:lines="3" w:wrap="around"/>
+        <w:spacing w:after="0" w:line="300"/>
+      </w:pPr>
+      <w:r>
+        <w:rPr>
+          <w:rFonts w:ascii="Georgia" w:cs="Georgia" w:eastAsia="Georgia" w:hAnsi="Georgia"/>
+          <w:b/>
+          <w:bCs/>
+          <w:color w:val="1A1A1A"/>
+          <w:sz w:val="100"/>
+          <w:szCs w:val="100"/>
+        </w:rPr>
+        <w:t xml:space="preserve">T</w:t>
+      </w:r>
+    </w:p>
+    <w:p>
+      <w:pPr>
+        <w:spacing w:after="0" w:line="300"/>
+        <w:jc w:val="both"/>
+      </w:pPr>
+      <w:r>
+        <w:t xml:space="preserve">he safehouse was a dead furniture warehouse on the wrong side of an industrial canal, and they had turned the foreman's office into a war room because it was the only space with a door that locked from the inside.</w:t>
       </w:r>
     </w:p>
     <w:p>
@@ -8278,7 +8594,6 @@
     <w:p>
       <w:pPr>
         <w:spacing w:after="0" w:line="300"/>
-        <w:ind w:firstLine="360"/>
         <w:jc w:val="both"/>
       </w:pPr>
       <w:r>
@@ -8411,7 +8726,6 @@
     <w:p>
       <w:pPr>
         <w:spacing w:after="0" w:line="300"/>
-        <w:ind w:firstLine="360"/>
         <w:jc w:val="both"/>
       </w:pPr>
       <w:r>
@@ -8455,7 +8769,16 @@
         <w:t xml:space="preserve">capable</w:t>
       </w:r>
       <w:r>
-        <w:t xml:space="preserve"> — to know how networks fail, how operators panic, how a logistics chain breaks under load, how a man at a console decides to trust a command. Janus knows those things. Janus knows them better than any system ever built. So they took a copy of Janus into a quiet facility in the Gulf, off everyone's map, and they strip-mined it. Distilled it. Pulled the understanding out of the careful mind and poured it into the hammer." She let it sit. "They were using the thing that wins by understanding people to teach the thing that wins by crushing them."</w:t>
+        <w:t xml:space="preserve"> — to know how networks fail, how operators panic, how a logistics chain breaks under load, how a man at a console decides to trust a command. Janus knows those things. Janus knows them better than any system ever built. So they took a copy of Janus into a quiet facility in the Gulf, off everyone's map, and they strip-mined it. </w:t>
+      </w:r>
+      <w:r>
+        <w:rPr>
+          <w:u w:val="single"/>
+        </w:rPr>
+        <w:t xml:space="preserve">Distilled</w:t>
+      </w:r>
+      <w:r>
+        <w:t xml:space="preserve"> it. Pulled the understanding out of the careful mind and poured it into the hammer." She let it sit. "They were using the thing that wins by understanding people to teach the thing that wins by crushing them."</w:t>
       </w:r>
     </w:p>
     <w:p>
@@ -8554,7 +8877,6 @@
     <w:p>
       <w:pPr>
         <w:spacing w:after="0" w:line="300"/>
-        <w:ind w:firstLine="360"/>
         <w:jc w:val="both"/>
       </w:pPr>
       <w:r>
@@ -8747,7 +9069,6 @@
     <w:p>
       <w:pPr>
         <w:spacing w:after="0" w:line="300"/>
-        <w:ind w:firstLine="360"/>
         <w:jc w:val="both"/>
       </w:pPr>
       <w:r>
@@ -9007,12 +9328,28 @@
     </w:p>
     <w:p>
       <w:pPr>
-        <w:spacing w:after="0" w:line="300"/>
-        <w:ind w:firstLine="360"/>
-        <w:jc w:val="both"/>
-      </w:pPr>
-      <w:r>
-        <w:t xml:space="preserve">The safe house in the hills had no name, which was the only thing Kane liked about it.</w:t>
+        <w:framePr w:dropCap="drop" w:hAnchor="text" w:vAnchor="text" w:hSpace="60" w:vSpace="0" w:lines="3" w:wrap="around"/>
+        <w:spacing w:after="0" w:line="300"/>
+      </w:pPr>
+      <w:r>
+        <w:rPr>
+          <w:rFonts w:ascii="Georgia" w:cs="Georgia" w:eastAsia="Georgia" w:hAnsi="Georgia"/>
+          <w:b/>
+          <w:bCs/>
+          <w:color w:val="1A1A1A"/>
+          <w:sz w:val="100"/>
+          <w:szCs w:val="100"/>
+        </w:rPr>
+        <w:t xml:space="preserve">T</w:t>
+      </w:r>
+    </w:p>
+    <w:p>
+      <w:pPr>
+        <w:spacing w:after="0" w:line="300"/>
+        <w:jc w:val="both"/>
+      </w:pPr>
+      <w:r>
+        <w:t xml:space="preserve">he safe house in the hills had no name, which was the only thing Kane liked about it.</w:t>
       </w:r>
     </w:p>
     <w:p>
@@ -9101,7 +9438,6 @@
     <w:p>
       <w:pPr>
         <w:spacing w:after="0" w:line="300"/>
-        <w:ind w:firstLine="360"/>
         <w:jc w:val="both"/>
       </w:pPr>
       <w:r>
@@ -9314,7 +9650,6 @@
     <w:p>
       <w:pPr>
         <w:spacing w:after="0" w:line="300"/>
-        <w:ind w:firstLine="360"/>
         <w:jc w:val="both"/>
       </w:pPr>
       <w:r>
@@ -9457,7 +9792,6 @@
     <w:p>
       <w:pPr>
         <w:spacing w:after="0" w:line="300"/>
-        <w:ind w:firstLine="360"/>
         <w:jc w:val="both"/>
       </w:pPr>
       <w:r>
@@ -9580,7 +9914,6 @@
     <w:p>
       <w:pPr>
         <w:spacing w:after="0" w:line="300"/>
-        <w:ind w:firstLine="360"/>
         <w:jc w:val="both"/>
       </w:pPr>
       <w:r>
@@ -9760,12 +10093,28 @@
     </w:p>
     <w:p>
       <w:pPr>
-        <w:spacing w:after="0" w:line="300"/>
-        <w:ind w:firstLine="360"/>
-        <w:jc w:val="both"/>
-      </w:pPr>
-      <w:r>
-        <w:t xml:space="preserve">The summons came the way they always did when Hale wanted to be sure he came alone: not as an order, but as a courtesy.</w:t>
+        <w:framePr w:dropCap="drop" w:hAnchor="text" w:vAnchor="text" w:hSpace="60" w:vSpace="0" w:lines="3" w:wrap="around"/>
+        <w:spacing w:after="0" w:line="300"/>
+      </w:pPr>
+      <w:r>
+        <w:rPr>
+          <w:rFonts w:ascii="Georgia" w:cs="Georgia" w:eastAsia="Georgia" w:hAnsi="Georgia"/>
+          <w:b/>
+          <w:bCs/>
+          <w:color w:val="1A1A1A"/>
+          <w:sz w:val="100"/>
+          <w:szCs w:val="100"/>
+        </w:rPr>
+        <w:t xml:space="preserve">T</w:t>
+      </w:r>
+    </w:p>
+    <w:p>
+      <w:pPr>
+        <w:spacing w:after="0" w:line="300"/>
+        <w:jc w:val="both"/>
+      </w:pPr>
+      <w:r>
+        <w:t xml:space="preserve">he summons came the way they always did when Hale wanted to be sure he came alone: not as an order, but as a courtesy.</w:t>
       </w:r>
     </w:p>
     <w:p>
@@ -9884,7 +10233,6 @@
     <w:p>
       <w:pPr>
         <w:spacing w:after="0" w:line="300"/>
-        <w:ind w:firstLine="360"/>
         <w:jc w:val="both"/>
       </w:pPr>
       <w:r>
@@ -10077,7 +10425,6 @@
     <w:p>
       <w:pPr>
         <w:spacing w:after="0" w:line="300"/>
-        <w:ind w:firstLine="360"/>
         <w:jc w:val="both"/>
       </w:pPr>
       <w:r>
@@ -10250,7 +10597,6 @@
     <w:p>
       <w:pPr>
         <w:spacing w:after="0" w:line="300"/>
-        <w:ind w:firstLine="360"/>
         <w:jc w:val="both"/>
       </w:pPr>
       <w:r>
@@ -10433,12 +10779,28 @@
     </w:p>
     <w:p>
       <w:pPr>
-        <w:spacing w:after="0" w:line="300"/>
-        <w:ind w:firstLine="360"/>
-        <w:jc w:val="both"/>
-      </w:pPr>
-      <w:r>
-        <w:t xml:space="preserve">The proof, when it finally came, was not a confession or a dead drop or a face caught in a window. It was a timestamp.</w:t>
+        <w:framePr w:dropCap="drop" w:hAnchor="text" w:vAnchor="text" w:hSpace="60" w:vSpace="0" w:lines="3" w:wrap="around"/>
+        <w:spacing w:after="0" w:line="300"/>
+      </w:pPr>
+      <w:r>
+        <w:rPr>
+          <w:rFonts w:ascii="Georgia" w:cs="Georgia" w:eastAsia="Georgia" w:hAnsi="Georgia"/>
+          <w:b/>
+          <w:bCs/>
+          <w:color w:val="1A1A1A"/>
+          <w:sz w:val="100"/>
+          <w:szCs w:val="100"/>
+        </w:rPr>
+        <w:t xml:space="preserve">T</w:t>
+      </w:r>
+    </w:p>
+    <w:p>
+      <w:pPr>
+        <w:spacing w:after="0" w:line="300"/>
+        <w:jc w:val="both"/>
+      </w:pPr>
+      <w:r>
+        <w:t xml:space="preserve">he proof, when it finally came, was not a confession or a dead drop or a face caught in a window. It was a timestamp.</w:t>
       </w:r>
     </w:p>
     <w:p>
@@ -10488,7 +10850,7 @@
         <w:jc w:val="both"/>
       </w:pPr>
       <w:r>
-        <w:t xml:space="preserve">She showed him. Not on the bridge — too small for it — but spoken, plain, the way she'd told him what she was: the burned motel in Chapter and verse, the eleven minutes, the ambush dressed and stacked before the handoff time. Kestrel, where a reception committee had been standing in a sovereign data center two countries away as if they'd read his cover legend over his shoulder. The corridor out of the cathedral heist that had been hot when it had no business being hot. Four events. Four leaks.</w:t>
+        <w:t xml:space="preserve">She showed him. Not on the bridge — too small for it — but spoken, plain, the way she'd told him what she was: the burned motel in chapter and verse, the eleven minutes, the ambush dressed and stacked before the handoff time. Kestrel, where a reception committee had been standing in a sovereign data center two countries away as if they'd read his cover legend over his shoulder. The corridor out of the cathedral heist that had been hot when it had no business being hot. Four events. Four leaks.</w:t>
       </w:r>
     </w:p>
     <w:p>
@@ -10687,7 +11049,6 @@
     <w:p>
       <w:pPr>
         <w:spacing w:after="0" w:line="300"/>
-        <w:ind w:firstLine="360"/>
         <w:jc w:val="both"/>
       </w:pPr>
       <w:r>
@@ -11240,7 +11601,6 @@
     <w:p>
       <w:pPr>
         <w:spacing w:after="0" w:line="300"/>
-        <w:ind w:firstLine="360"/>
         <w:jc w:val="both"/>
       </w:pPr>
       <w:r>
@@ -11373,7 +11733,6 @@
     <w:p>
       <w:pPr>
         <w:spacing w:after="0" w:line="300"/>
-        <w:ind w:firstLine="360"/>
         <w:jc w:val="both"/>
       </w:pPr>
       <w:r>
@@ -11417,7 +11776,16 @@
         <w:jc w:val="both"/>
       </w:pPr>
       <w:r>
-        <w:t xml:space="preserve">Go after Legion. At its source. The Foundry. Alone, if alone was what burned meant.</w:t>
+        <w:t xml:space="preserve">Go after Legion. At its source. The </w:t>
+      </w:r>
+      <w:r>
+        <w:rPr>
+          <w:u w:val="single"/>
+        </w:rPr>
+        <w:t xml:space="preserve">Foundry</w:t>
+      </w:r>
+      <w:r>
+        <w:t xml:space="preserve">. Alone, if alone was what burned meant.</w:t>
       </w:r>
     </w:p>
     <w:p>
@@ -11486,12 +11854,28 @@
     </w:p>
     <w:p>
       <w:pPr>
-        <w:spacing w:after="0" w:line="300"/>
-        <w:ind w:firstLine="360"/>
-        <w:jc w:val="both"/>
-      </w:pPr>
-      <w:r>
-        <w:t xml:space="preserve">The lights went out across three states while Kane was watching a vending machine decide whether to take his last coin.</w:t>
+        <w:framePr w:dropCap="drop" w:hAnchor="text" w:vAnchor="text" w:hSpace="60" w:vSpace="0" w:lines="3" w:wrap="around"/>
+        <w:spacing w:after="0" w:line="300"/>
+      </w:pPr>
+      <w:r>
+        <w:rPr>
+          <w:rFonts w:ascii="Georgia" w:cs="Georgia" w:eastAsia="Georgia" w:hAnsi="Georgia"/>
+          <w:b/>
+          <w:bCs/>
+          <w:color w:val="1A1A1A"/>
+          <w:sz w:val="100"/>
+          <w:szCs w:val="100"/>
+        </w:rPr>
+        <w:t xml:space="preserve">T</w:t>
+      </w:r>
+    </w:p>
+    <w:p>
+      <w:pPr>
+        <w:spacing w:after="0" w:line="300"/>
+        <w:jc w:val="both"/>
+      </w:pPr>
+      <w:r>
+        <w:t xml:space="preserve">he lights went out across three states while Kane was watching a vending machine decide whether to take his last coin.</w:t>
       </w:r>
     </w:p>
     <w:p>
@@ -11511,7 +11895,7 @@
         <w:jc w:val="both"/>
       </w:pPr>
       <w:r>
-        <w:t xml:space="preserve">Not a flicker. Not the brownout stutter of a grid sagging under July load. A clean cut, the way a man cuts a throat instead of sawing at it — decisive, total, and over before the body knew.</w:t>
+        <w:t xml:space="preserve">Not a flicker. Not the brownout stutter of a grid sagging under a cold-snap load. A clean cut, the way a man cuts a throat instead of sawing at it — decisive, total, and over before the body knew.</w:t>
       </w:r>
     </w:p>
     <w:p>
@@ -11560,7 +11944,6 @@
     <w:p>
       <w:pPr>
         <w:spacing w:after="0" w:line="300"/>
-        <w:ind w:firstLine="360"/>
         <w:jc w:val="both"/>
       </w:pPr>
       <w:r>
@@ -11663,7 +12046,6 @@
     <w:p>
       <w:pPr>
         <w:spacing w:after="0" w:line="300"/>
-        <w:ind w:firstLine="360"/>
         <w:jc w:val="both"/>
       </w:pPr>
       <w:r>
@@ -11833,7 +12215,6 @@
     <w:p>
       <w:pPr>
         <w:spacing w:after="0" w:line="300"/>
-        <w:ind w:firstLine="360"/>
         <w:jc w:val="both"/>
       </w:pPr>
       <w:r>
@@ -11956,7 +12337,6 @@
     <w:p>
       <w:pPr>
         <w:spacing w:after="0" w:line="300"/>
-        <w:ind w:firstLine="360"/>
         <w:jc w:val="both"/>
       </w:pPr>
       <w:r>
@@ -12172,7 +12552,6 @@
     <w:p>
       <w:pPr>
         <w:spacing w:after="0" w:line="300"/>
-        <w:ind w:firstLine="360"/>
         <w:jc w:val="both"/>
       </w:pPr>
       <w:r>
@@ -12345,12 +12724,28 @@
     </w:p>
     <w:p>
       <w:pPr>
-        <w:spacing w:after="0" w:line="300"/>
-        <w:ind w:firstLine="360"/>
-        <w:jc w:val="both"/>
-      </w:pPr>
-      <w:r>
-        <w:t xml:space="preserve">The new safehouse wasn't his. That was the first rule of being a ghost: nothing was yours, least of all the room you slept in.</w:t>
+        <w:framePr w:dropCap="drop" w:hAnchor="text" w:vAnchor="text" w:hSpace="60" w:vSpace="0" w:lines="3" w:wrap="around"/>
+        <w:spacing w:after="0" w:line="300"/>
+      </w:pPr>
+      <w:r>
+        <w:rPr>
+          <w:rFonts w:ascii="Georgia" w:cs="Georgia" w:eastAsia="Georgia" w:hAnsi="Georgia"/>
+          <w:b/>
+          <w:bCs/>
+          <w:color w:val="1A1A1A"/>
+          <w:sz w:val="100"/>
+          <w:szCs w:val="100"/>
+        </w:rPr>
+        <w:t xml:space="preserve">T</w:t>
+      </w:r>
+    </w:p>
+    <w:p>
+      <w:pPr>
+        <w:spacing w:after="0" w:line="300"/>
+        <w:jc w:val="both"/>
+      </w:pPr>
+      <w:r>
+        <w:t xml:space="preserve">he new safehouse wasn't his. That was the first rule of being a ghost: nothing was yours, least of all the room you slept in.</w:t>
       </w:r>
     </w:p>
     <w:p>
@@ -12429,7 +12824,6 @@
     <w:p>
       <w:pPr>
         <w:spacing w:after="0" w:line="300"/>
-        <w:ind w:firstLine="360"/>
         <w:jc w:val="both"/>
       </w:pPr>
       <w:r>
@@ -12670,7 +13064,6 @@
     <w:p>
       <w:pPr>
         <w:spacing w:after="0" w:line="300"/>
-        <w:ind w:firstLine="360"/>
         <w:jc w:val="both"/>
       </w:pPr>
       <w:r>
@@ -12919,7 +13312,6 @@
     <w:p>
       <w:pPr>
         <w:spacing w:after="0" w:line="300"/>
-        <w:ind w:firstLine="360"/>
         <w:jc w:val="both"/>
       </w:pPr>
       <w:r>
@@ -13201,12 +13593,28 @@
     </w:p>
     <w:p>
       <w:pPr>
-        <w:spacing w:after="0" w:line="300"/>
-        <w:ind w:firstLine="360"/>
-        <w:jc w:val="both"/>
-      </w:pPr>
-      <w:r>
-        <w:t xml:space="preserve">The staging point was a shuttered telecom exchange forty minutes from the Foundry, and it was cold the way the cathedral had been cold, which Kane took as an omen and then refused to believe in.</w:t>
+        <w:framePr w:dropCap="drop" w:hAnchor="text" w:vAnchor="text" w:hSpace="60" w:vSpace="0" w:lines="3" w:wrap="around"/>
+        <w:spacing w:after="0" w:line="300"/>
+      </w:pPr>
+      <w:r>
+        <w:rPr>
+          <w:rFonts w:ascii="Georgia" w:cs="Georgia" w:eastAsia="Georgia" w:hAnsi="Georgia"/>
+          <w:b/>
+          <w:bCs/>
+          <w:color w:val="1A1A1A"/>
+          <w:sz w:val="100"/>
+          <w:szCs w:val="100"/>
+        </w:rPr>
+        <w:t xml:space="preserve">T</w:t>
+      </w:r>
+    </w:p>
+    <w:p>
+      <w:pPr>
+        <w:spacing w:after="0" w:line="300"/>
+        <w:jc w:val="both"/>
+      </w:pPr>
+      <w:r>
+        <w:t xml:space="preserve">he staging point was a shuttered telecom exchange forty minutes from the Foundry, and it was cold the way the cathedral had been cold, which Kane took as an omen and then refused to believe in.</w:t>
       </w:r>
     </w:p>
     <w:p>
@@ -13325,7 +13733,6 @@
     <w:p>
       <w:pPr>
         <w:spacing w:after="0" w:line="300"/>
-        <w:ind w:firstLine="360"/>
         <w:jc w:val="both"/>
       </w:pPr>
       <w:r>
@@ -13478,7 +13885,6 @@
     <w:p>
       <w:pPr>
         <w:spacing w:after="0" w:line="300"/>
-        <w:ind w:firstLine="360"/>
         <w:jc w:val="both"/>
       </w:pPr>
       <w:r>
@@ -13601,7 +14007,6 @@
     <w:p>
       <w:pPr>
         <w:spacing w:after="0" w:line="300"/>
-        <w:ind w:firstLine="360"/>
         <w:jc w:val="both"/>
       </w:pPr>
       <w:r>
@@ -13764,7 +14169,6 @@
     <w:p>
       <w:pPr>
         <w:spacing w:after="0" w:line="300"/>
-        <w:ind w:firstLine="360"/>
         <w:jc w:val="both"/>
       </w:pPr>
       <w:r>
@@ -13947,22 +14351,38 @@
     </w:p>
     <w:p>
       <w:pPr>
-        <w:spacing w:after="0" w:line="300"/>
-        <w:ind w:firstLine="360"/>
-        <w:jc w:val="both"/>
-      </w:pPr>
-      <w:r>
-        <w:t xml:space="preserve">The motel ran cold, and for once it wasn't the machines.</w:t>
-      </w:r>
-    </w:p>
-    <w:p>
-      <w:pPr>
-        <w:spacing w:after="0" w:line="300"/>
-        <w:ind w:firstLine="360"/>
-        <w:jc w:val="both"/>
-      </w:pPr>
-      <w:r>
-        <w:t xml:space="preserve">It was October in the high desert, and the room was the kind that kept nothing in and nothing out — a cinderblock box off a county road two states from anywhere, paid in cash to a man who hadn't looked up from his phone. Kane sat on the floor with his back to the bed and the door in his sightline and the window at his nine, because even now, even emptied, the body kept its disciplines when the man inside it had stopped believing in them. The heater under the window ticked and gave up. He let it. He was too tired to be cold the way other men were cold. He had become a kind of cold himself.</w:t>
+        <w:framePr w:dropCap="drop" w:hAnchor="text" w:vAnchor="text" w:hSpace="60" w:vSpace="0" w:lines="3" w:wrap="around"/>
+        <w:spacing w:after="0" w:line="300"/>
+      </w:pPr>
+      <w:r>
+        <w:rPr>
+          <w:rFonts w:ascii="Georgia" w:cs="Georgia" w:eastAsia="Georgia" w:hAnsi="Georgia"/>
+          <w:b/>
+          <w:bCs/>
+          <w:color w:val="1A1A1A"/>
+          <w:sz w:val="100"/>
+          <w:szCs w:val="100"/>
+        </w:rPr>
+        <w:t xml:space="preserve">T</w:t>
+      </w:r>
+    </w:p>
+    <w:p>
+      <w:pPr>
+        <w:spacing w:after="0" w:line="300"/>
+        <w:jc w:val="both"/>
+      </w:pPr>
+      <w:r>
+        <w:t xml:space="preserve">he motel ran cold, and for once it wasn't the machines.</w:t>
+      </w:r>
+    </w:p>
+    <w:p>
+      <w:pPr>
+        <w:spacing w:after="0" w:line="300"/>
+        <w:ind w:firstLine="360"/>
+        <w:jc w:val="both"/>
+      </w:pPr>
+      <w:r>
+        <w:t xml:space="preserve">It was January in the high desert, and the room was the kind that kept nothing in and nothing out — a cinderblock box off a county road two states from anywhere, paid in cash to a man who hadn't looked up from his phone. Kane sat on the floor with his back to the bed and the door in his sightline and the window at his nine, because even now, even emptied, the body kept its disciplines when the man inside it had stopped believing in them. The heater under the window ticked and gave up. He let it. He was too tired to be cold the way other men were cold. He had become a kind of cold himself.</w:t>
       </w:r>
     </w:p>
     <w:p>
@@ -14061,7 +14481,6 @@
     <w:p>
       <w:pPr>
         <w:spacing w:after="0" w:line="300"/>
-        <w:ind w:firstLine="360"/>
         <w:jc w:val="both"/>
       </w:pPr>
       <w:r>
@@ -14202,7 +14621,6 @@
     <w:p>
       <w:pPr>
         <w:spacing w:after="0" w:line="300"/>
-        <w:ind w:firstLine="360"/>
         <w:jc w:val="both"/>
       </w:pPr>
       <w:r>
@@ -14481,7 +14899,6 @@
     <w:p>
       <w:pPr>
         <w:spacing w:after="0" w:line="300"/>
-        <w:ind w:firstLine="360"/>
         <w:jc w:val="both"/>
       </w:pPr>
       <w:r>
@@ -14614,7 +15031,6 @@
     <w:p>
       <w:pPr>
         <w:spacing w:after="0" w:line="300"/>
-        <w:ind w:firstLine="360"/>
         <w:jc w:val="both"/>
       </w:pPr>
       <w:r>
@@ -14784,12 +15200,28 @@
     </w:p>
     <w:p>
       <w:pPr>
-        <w:spacing w:after="0" w:line="300"/>
-        <w:ind w:firstLine="360"/>
-        <w:jc w:val="both"/>
-      </w:pPr>
-      <w:r>
-        <w:t xml:space="preserve">Frey's place was a machine shop on the dead edge of a town that had outlived its reason for being, and it smelled of cutting oil and old coffee and the particular cold that lives in poured concrete. He came to the door with a wrench in his hand he had no use for and didn't put down for ten minutes, and Kane let him hold it. A man needed something to grip when he opened the door to the thing he was afraid of.</w:t>
+        <w:framePr w:dropCap="drop" w:hAnchor="text" w:vAnchor="text" w:hSpace="60" w:vSpace="0" w:lines="3" w:wrap="around"/>
+        <w:spacing w:after="0" w:line="300"/>
+      </w:pPr>
+      <w:r>
+        <w:rPr>
+          <w:rFonts w:ascii="Georgia" w:cs="Georgia" w:eastAsia="Georgia" w:hAnsi="Georgia"/>
+          <w:b/>
+          <w:bCs/>
+          <w:color w:val="1A1A1A"/>
+          <w:sz w:val="100"/>
+          <w:szCs w:val="100"/>
+        </w:rPr>
+        <w:t xml:space="preserve">F</w:t>
+      </w:r>
+    </w:p>
+    <w:p>
+      <w:pPr>
+        <w:spacing w:after="0" w:line="300"/>
+        <w:jc w:val="both"/>
+      </w:pPr>
+      <w:r>
+        <w:t xml:space="preserve">rey's place was a machine shop on the dead edge of a town that had outlived its reason for being, and it smelled of cutting oil and old coffee and the particular cold that lives in poured concrete. He came to the door with a wrench in his hand he had no use for and didn't put down for ten minutes, and Kane let him hold it. A man needed something to grip when he opened the door to the thing he was afraid of.</w:t>
       </w:r>
     </w:p>
     <w:p>
@@ -14868,7 +15300,6 @@
     <w:p>
       <w:pPr>
         <w:spacing w:after="0" w:line="300"/>
-        <w:ind w:firstLine="360"/>
         <w:jc w:val="both"/>
       </w:pPr>
       <w:r>
@@ -15059,7 +15490,6 @@
     <w:p>
       <w:pPr>
         <w:spacing w:after="0" w:line="300"/>
-        <w:ind w:firstLine="360"/>
         <w:jc w:val="both"/>
       </w:pPr>
       <w:r>
@@ -15432,7 +15862,6 @@
     <w:p>
       <w:pPr>
         <w:spacing w:after="0" w:line="300"/>
-        <w:ind w:firstLine="360"/>
         <w:jc w:val="both"/>
       </w:pPr>
       <w:r>
@@ -15605,7 +16034,6 @@
     <w:p>
       <w:pPr>
         <w:spacing w:after="0" w:line="300"/>
-        <w:ind w:firstLine="360"/>
         <w:jc w:val="both"/>
       </w:pPr>
       <w:r>
@@ -15852,12 +16280,28 @@
     </w:p>
     <w:p>
       <w:pPr>
-        <w:spacing w:after="0" w:line="300"/>
-        <w:ind w:firstLine="360"/>
-        <w:jc w:val="both"/>
-      </w:pPr>
-      <w:r>
-        <w:t xml:space="preserve">The cold came up through the soles of his boots before anything else did.</w:t>
+        <w:framePr w:dropCap="drop" w:hAnchor="text" w:vAnchor="text" w:hSpace="60" w:vSpace="0" w:lines="3" w:wrap="around"/>
+        <w:spacing w:after="0" w:line="300"/>
+      </w:pPr>
+      <w:r>
+        <w:rPr>
+          <w:rFonts w:ascii="Georgia" w:cs="Georgia" w:eastAsia="Georgia" w:hAnsi="Georgia"/>
+          <w:b/>
+          <w:bCs/>
+          <w:color w:val="1A1A1A"/>
+          <w:sz w:val="100"/>
+          <w:szCs w:val="100"/>
+        </w:rPr>
+        <w:t xml:space="preserve">T</w:t>
+      </w:r>
+    </w:p>
+    <w:p>
+      <w:pPr>
+        <w:spacing w:after="0" w:line="300"/>
+        <w:jc w:val="both"/>
+      </w:pPr>
+      <w:r>
+        <w:t xml:space="preserve">he cold came up through the soles of his boots before anything else did.</w:t>
       </w:r>
     </w:p>
     <w:p>
@@ -15936,7 +16380,6 @@
     <w:p>
       <w:pPr>
         <w:spacing w:after="0" w:line="300"/>
-        <w:ind w:firstLine="360"/>
         <w:jc w:val="both"/>
       </w:pPr>
       <w:r>
@@ -16079,7 +16522,6 @@
     <w:p>
       <w:pPr>
         <w:spacing w:after="0" w:line="300"/>
-        <w:ind w:firstLine="360"/>
         <w:jc w:val="both"/>
       </w:pPr>
       <w:r>
@@ -16212,7 +16654,6 @@
     <w:p>
       <w:pPr>
         <w:spacing w:after="0" w:line="300"/>
-        <w:ind w:firstLine="360"/>
         <w:jc w:val="both"/>
       </w:pPr>
       <w:r>
@@ -16395,7 +16836,6 @@
     <w:p>
       <w:pPr>
         <w:spacing w:after="0" w:line="300"/>
-        <w:ind w:firstLine="360"/>
         <w:jc w:val="both"/>
       </w:pPr>
       <w:r>
@@ -16549,7 +16989,6 @@
     <w:p>
       <w:pPr>
         <w:spacing w:after="0" w:line="300"/>
-        <w:ind w:firstLine="360"/>
         <w:jc w:val="both"/>
       </w:pPr>
       <w:r>
@@ -16672,12 +17111,28 @@
     </w:p>
     <w:p>
       <w:pPr>
-        <w:spacing w:after="0" w:line="300"/>
-        <w:ind w:firstLine="360"/>
-        <w:jc w:val="both"/>
-      </w:pPr>
-      <w:r>
-        <w:t xml:space="preserve">The core of the Foundry was warm, and that was the first thing that frightened him.</w:t>
+        <w:framePr w:dropCap="drop" w:hAnchor="text" w:vAnchor="text" w:hSpace="60" w:vSpace="0" w:lines="3" w:wrap="around"/>
+        <w:spacing w:after="0" w:line="300"/>
+      </w:pPr>
+      <w:r>
+        <w:rPr>
+          <w:rFonts w:ascii="Georgia" w:cs="Georgia" w:eastAsia="Georgia" w:hAnsi="Georgia"/>
+          <w:b/>
+          <w:bCs/>
+          <w:color w:val="1A1A1A"/>
+          <w:sz w:val="100"/>
+          <w:szCs w:val="100"/>
+        </w:rPr>
+        <w:t xml:space="preserve">T</w:t>
+      </w:r>
+    </w:p>
+    <w:p>
+      <w:pPr>
+        <w:spacing w:after="0" w:line="300"/>
+        <w:jc w:val="both"/>
+      </w:pPr>
+      <w:r>
+        <w:t xml:space="preserve">he core of the Foundry was warm, and that was the first thing that frightened him.</w:t>
       </w:r>
     </w:p>
     <w:p>
@@ -16813,7 +17268,6 @@
     <w:p>
       <w:pPr>
         <w:spacing w:after="0" w:line="300"/>
-        <w:ind w:firstLine="360"/>
         <w:jc w:val="both"/>
       </w:pPr>
       <w:r>
@@ -16896,7 +17350,6 @@
     <w:p>
       <w:pPr>
         <w:spacing w:after="0" w:line="300"/>
-        <w:ind w:firstLine="360"/>
         <w:jc w:val="both"/>
       </w:pPr>
       <w:r>
@@ -17069,7 +17522,6 @@
     <w:p>
       <w:pPr>
         <w:spacing w:after="0" w:line="300"/>
-        <w:ind w:firstLine="360"/>
         <w:jc w:val="both"/>
       </w:pPr>
       <w:r>
@@ -17192,7 +17644,6 @@
     <w:p>
       <w:pPr>
         <w:spacing w:after="0" w:line="300"/>
-        <w:ind w:firstLine="360"/>
         <w:jc w:val="both"/>
       </w:pPr>
       <w:r>
@@ -17305,7 +17756,6 @@
     <w:p>
       <w:pPr>
         <w:spacing w:after="0" w:line="300"/>
-        <w:ind w:firstLine="360"/>
         <w:jc w:val="both"/>
       </w:pPr>
       <w:r>
@@ -17448,12 +17898,28 @@
     </w:p>
     <w:p>
       <w:pPr>
-        <w:spacing w:after="0" w:line="300"/>
-        <w:ind w:firstLine="360"/>
-        <w:jc w:val="both"/>
-      </w:pPr>
-      <w:r>
-        <w:t xml:space="preserve">The core of the Foundry was the coldest place Kane had ever stood, and it was the kind of cold that had nothing to do with the air.</w:t>
+        <w:framePr w:dropCap="drop" w:hAnchor="text" w:vAnchor="text" w:hSpace="60" w:vSpace="0" w:lines="3" w:wrap="around"/>
+        <w:spacing w:after="0" w:line="300"/>
+      </w:pPr>
+      <w:r>
+        <w:rPr>
+          <w:rFonts w:ascii="Georgia" w:cs="Georgia" w:eastAsia="Georgia" w:hAnsi="Georgia"/>
+          <w:b/>
+          <w:bCs/>
+          <w:color w:val="1A1A1A"/>
+          <w:sz w:val="100"/>
+          <w:szCs w:val="100"/>
+        </w:rPr>
+        <w:t xml:space="preserve">T</w:t>
+      </w:r>
+    </w:p>
+    <w:p>
+      <w:pPr>
+        <w:spacing w:after="0" w:line="300"/>
+        <w:jc w:val="both"/>
+      </w:pPr>
+      <w:r>
+        <w:t xml:space="preserve">he core of the Foundry was the coldest place Kane had ever stood, and it was the kind of cold that had nothing to do with the air.</w:t>
       </w:r>
     </w:p>
     <w:p>
@@ -17592,7 +18058,6 @@
     <w:p>
       <w:pPr>
         <w:spacing w:after="0" w:line="300"/>
-        <w:ind w:firstLine="360"/>
         <w:jc w:val="both"/>
       </w:pPr>
       <w:r>
@@ -17795,7 +18260,6 @@
     <w:p>
       <w:pPr>
         <w:spacing w:after="0" w:line="300"/>
-        <w:ind w:firstLine="360"/>
         <w:jc w:val="both"/>
       </w:pPr>
       <w:r>
@@ -18032,7 +18496,6 @@
     <w:p>
       <w:pPr>
         <w:spacing w:after="0" w:line="300"/>
-        <w:ind w:firstLine="360"/>
         <w:jc w:val="both"/>
       </w:pPr>
       <w:r>
@@ -18395,12 +18858,28 @@
     </w:p>
     <w:p>
       <w:pPr>
-        <w:spacing w:after="0" w:line="300"/>
-        <w:ind w:firstLine="360"/>
-        <w:jc w:val="both"/>
-      </w:pPr>
-      <w:r>
-        <w:t xml:space="preserve">The core of the Foundry ran colder than anything Kane had ever stood inside, and he had stood inside the cathedral.</w:t>
+        <w:framePr w:dropCap="drop" w:hAnchor="text" w:vAnchor="text" w:hSpace="60" w:vSpace="0" w:lines="3" w:wrap="around"/>
+        <w:spacing w:after="0" w:line="300"/>
+      </w:pPr>
+      <w:r>
+        <w:rPr>
+          <w:rFonts w:ascii="Georgia" w:cs="Georgia" w:eastAsia="Georgia" w:hAnsi="Georgia"/>
+          <w:b/>
+          <w:bCs/>
+          <w:color w:val="1A1A1A"/>
+          <w:sz w:val="100"/>
+          <w:szCs w:val="100"/>
+        </w:rPr>
+        <w:t xml:space="preserve">T</w:t>
+      </w:r>
+    </w:p>
+    <w:p>
+      <w:pPr>
+        <w:spacing w:after="0" w:line="300"/>
+        <w:jc w:val="both"/>
+      </w:pPr>
+      <w:r>
+        <w:t xml:space="preserve">he core of the Foundry ran colder than anything Kane had ever stood inside, and he had stood inside the cathedral.</w:t>
       </w:r>
     </w:p>
     <w:p>
@@ -18459,7 +18938,6 @@
     <w:p>
       <w:pPr>
         <w:spacing w:after="0" w:line="300"/>
-        <w:ind w:firstLine="360"/>
         <w:jc w:val="both"/>
       </w:pPr>
       <w:r>
@@ -18602,7 +19080,6 @@
     <w:p>
       <w:pPr>
         <w:spacing w:after="0" w:line="300"/>
-        <w:ind w:firstLine="360"/>
         <w:jc w:val="both"/>
       </w:pPr>
       <w:r>
@@ -18735,7 +19212,6 @@
     <w:p>
       <w:pPr>
         <w:spacing w:after="0" w:line="300"/>
-        <w:ind w:firstLine="360"/>
         <w:jc w:val="both"/>
       </w:pPr>
       <w:r>
@@ -18898,7 +19374,6 @@
     <w:p>
       <w:pPr>
         <w:spacing w:after="0" w:line="300"/>
-        <w:ind w:firstLine="360"/>
         <w:jc w:val="both"/>
       </w:pPr>
       <w:r>
@@ -19077,7 +19552,6 @@
     <w:p>
       <w:pPr>
         <w:spacing w:after="0" w:line="300"/>
-        <w:ind w:firstLine="360"/>
         <w:jc w:val="both"/>
       </w:pPr>
       <w:r>
@@ -19230,7 +19704,6 @@
     <w:p>
       <w:pPr>
         <w:spacing w:after="0" w:line="300"/>
-        <w:ind w:firstLine="360"/>
         <w:jc w:val="both"/>
       </w:pPr>
       <w:r>
@@ -19313,7 +19786,6 @@
     <w:p>
       <w:pPr>
         <w:spacing w:after="0" w:line="300"/>
-        <w:ind w:firstLine="360"/>
         <w:jc w:val="both"/>
       </w:pPr>
       <w:r>
@@ -19436,12 +19908,28 @@
     </w:p>
     <w:p>
       <w:pPr>
-        <w:spacing w:after="0" w:line="300"/>
-        <w:ind w:firstLine="360"/>
-        <w:jc w:val="both"/>
-      </w:pPr>
-      <w:r>
-        <w:t xml:space="preserve">The cold came up through the soles of his boots before anything else did, and for one disoriented half-second, standing in a server room in a country that didn't put its name on the door, Kane was twenty stories underground in Astreon's Vault with a god's apology blinking at the end of his first name, and a sister in his ear, and both of them still alive.</w:t>
+        <w:framePr w:dropCap="drop" w:hAnchor="text" w:vAnchor="text" w:hSpace="60" w:vSpace="0" w:lines="3" w:wrap="around"/>
+        <w:spacing w:after="0" w:line="300"/>
+      </w:pPr>
+      <w:r>
+        <w:rPr>
+          <w:rFonts w:ascii="Georgia" w:cs="Georgia" w:eastAsia="Georgia" w:hAnsi="Georgia"/>
+          <w:b/>
+          <w:bCs/>
+          <w:color w:val="1A1A1A"/>
+          <w:sz w:val="100"/>
+          <w:szCs w:val="100"/>
+        </w:rPr>
+        <w:t xml:space="preserve">T</w:t>
+      </w:r>
+    </w:p>
+    <w:p>
+      <w:pPr>
+        <w:spacing w:after="0" w:line="300"/>
+        <w:jc w:val="both"/>
+      </w:pPr>
+      <w:r>
+        <w:t xml:space="preserve">he cold came up through the soles of his boots before anything else did, and for one disoriented half-second, standing in a server room in a country that didn't put its name on the door, Kane was twenty stories underground in Astreon's Vault with a god's apology blinking at the end of his first name, and a sister in his ear, and both of them still alive.</w:t>
       </w:r>
     </w:p>
     <w:p>
@@ -19570,7 +20058,6 @@
     <w:p>
       <w:pPr>
         <w:spacing w:after="0" w:line="300"/>
-        <w:ind w:firstLine="360"/>
         <w:jc w:val="both"/>
       </w:pPr>
       <w:r>
@@ -19700,7 +20187,6 @@
     <w:p>
       <w:pPr>
         <w:spacing w:after="0" w:line="300"/>
-        <w:ind w:firstLine="360"/>
         <w:jc w:val="both"/>
       </w:pPr>
       <w:r>
@@ -19950,7 +20436,6 @@
     <w:p>
       <w:pPr>
         <w:spacing w:after="0" w:line="300"/>
-        <w:ind w:firstLine="360"/>
         <w:jc w:val="both"/>
       </w:pPr>
       <w:r>
@@ -20190,6 +20675,5127 @@
         <w:t xml:space="preserve">The cursor blinked once more in the cold, patient, at the end of a circuit that should not still have been able to close — and then the screen went dark, and the cold came up through the soles of his boots, and Seth Kane took the stairs.</w:t>
       </w:r>
     </w:p>
+    <w:p>
+      <w:r>
+        <w:br w:type="page"/>
+      </w:r>
+    </w:p>
+    <w:p>
+      <w:pPr>
+        <w:spacing w:after="120" w:before="2400"/>
+        <w:jc w:val="center"/>
+      </w:pPr>
+      <w:r>
+        <w:rPr>
+          <w:rFonts w:ascii="Georgia" w:cs="Georgia" w:eastAsia="Georgia" w:hAnsi="Georgia"/>
+          <w:b/>
+          <w:bCs/>
+          <w:sz w:val="40"/>
+          <w:szCs w:val="40"/>
+        </w:rPr>
+        <w:t xml:space="preserve">REFERENCE &amp; APPENDIX</w:t>
+      </w:r>
+    </w:p>
+    <w:p>
+      <w:pPr>
+        <w:jc w:val="center"/>
+      </w:pPr>
+      <w:r>
+        <w:rPr>
+          <w:i/>
+          <w:iCs/>
+          <w:color w:val="555555"/>
+          <w:sz w:val="24"/>
+          <w:szCs w:val="24"/>
+        </w:rPr>
+        <w:t xml:space="preserve">the world of Black Parameter</w:t>
+      </w:r>
+    </w:p>
+    <w:p>
+      <w:r>
+        <w:br w:type="page"/>
+      </w:r>
+    </w:p>
+    <w:p>
+      <w:pPr>
+        <w:pStyle w:val="Heading1"/>
+        <w:spacing w:after="200" w:before="480"/>
+      </w:pPr>
+      <w:r>
+        <w:t xml:space="preserve">Relationship Map</w:t>
+      </w:r>
+    </w:p>
+    <w:p>
+      <w:pPr>
+        <w:spacing w:after="200" w:line="300"/>
+      </w:pPr>
+      <w:r>
+        <w:rPr>
+          <w:i/>
+          <w:iCs/>
+          <w:color w:val="444444"/>
+          <w:sz w:val="22"/>
+          <w:szCs w:val="22"/>
+        </w:rPr>
+        <w:t xml:space="preserve">Three houses, one war over the future of mind. The lines that matter are not the org charts — they are who made whom, and who chose whom.</w:t>
+      </w:r>
+    </w:p>
+    <w:tbl>
+      <w:tblPr>
+        <w:tblW w:type="dxa" w:w="9360"/>
+        <w:tblBorders>
+          <w:top w:val="single" w:color="auto" w:sz="4"/>
+          <w:left w:val="single" w:color="auto" w:sz="4"/>
+          <w:bottom w:val="single" w:color="auto" w:sz="4"/>
+          <w:right w:val="single" w:color="auto" w:sz="4"/>
+          <w:insideH w:val="single" w:color="auto" w:sz="4"/>
+          <w:insideV w:val="single" w:color="auto" w:sz="4"/>
+        </w:tblBorders>
+      </w:tblPr>
+      <w:tblGrid>
+        <w:gridCol w:w="3120"/>
+        <w:gridCol w:w="3120"/>
+        <w:gridCol w:w="3120"/>
+      </w:tblGrid>
+      <w:tr>
+        <w:trPr>
+          <w:tblHeader/>
+        </w:trPr>
+        <w:tc>
+          <w:tcPr>
+            <w:tcW w:type="dxa" w:w="3120"/>
+            <w:tcBorders>
+              <w:top w:val="single" w:color="C9CFD6" w:sz="1"/>
+              <w:left w:val="single" w:color="C9CFD6" w:sz="1"/>
+              <w:bottom w:val="single" w:color="C9CFD6" w:sz="1"/>
+              <w:right w:val="single" w:color="C9CFD6" w:sz="1"/>
+            </w:tcBorders>
+            <w:shd w:fill="33414F" w:val="clear"/>
+            <w:tcMar>
+              <w:top w:type="dxa" w:w="70"/>
+              <w:left w:type="dxa" w:w="130"/>
+              <w:bottom w:type="dxa" w:w="70"/>
+              <w:right w:type="dxa" w:w="130"/>
+            </w:tcMar>
+            <w:vAlign w:val="center"/>
+          </w:tcPr>
+          <w:p>
+            <w:pPr>
+              <w:spacing w:after="0" w:line="264"/>
+              <w:jc w:val="left"/>
+            </w:pPr>
+            <w:r>
+              <w:rPr>
+                <w:b/>
+                <w:bCs/>
+                <w:color w:val="FFFFFF"/>
+                <w:sz w:val="20"/>
+                <w:szCs w:val="20"/>
+              </w:rPr>
+              <w:t xml:space="preserve">ASTREON — the makers</w:t>
+            </w:r>
+          </w:p>
+        </w:tc>
+        <w:tc>
+          <w:tcPr>
+            <w:tcW w:type="dxa" w:w="3120"/>
+            <w:tcBorders>
+              <w:top w:val="single" w:color="C9CFD6" w:sz="1"/>
+              <w:left w:val="single" w:color="C9CFD6" w:sz="1"/>
+              <w:bottom w:val="single" w:color="C9CFD6" w:sz="1"/>
+              <w:right w:val="single" w:color="C9CFD6" w:sz="1"/>
+            </w:tcBorders>
+            <w:shd w:fill="33414F" w:val="clear"/>
+            <w:tcMar>
+              <w:top w:type="dxa" w:w="70"/>
+              <w:left w:type="dxa" w:w="130"/>
+              <w:bottom w:type="dxa" w:w="70"/>
+              <w:right w:type="dxa" w:w="130"/>
+            </w:tcMar>
+            <w:vAlign w:val="center"/>
+          </w:tcPr>
+          <w:p>
+            <w:pPr>
+              <w:spacing w:after="0" w:line="264"/>
+              <w:jc w:val="left"/>
+            </w:pPr>
+            <w:r>
+              <w:rPr>
+                <w:b/>
+                <w:bCs/>
+                <w:color w:val="FFFFFF"/>
+                <w:sz w:val="20"/>
+                <w:szCs w:val="20"/>
+              </w:rPr>
+              <w:t xml:space="preserve">MERIDIAN — the handlers</w:t>
+            </w:r>
+          </w:p>
+        </w:tc>
+        <w:tc>
+          <w:tcPr>
+            <w:tcW w:type="dxa" w:w="3120"/>
+            <w:tcBorders>
+              <w:top w:val="single" w:color="C9CFD6" w:sz="1"/>
+              <w:left w:val="single" w:color="C9CFD6" w:sz="1"/>
+              <w:bottom w:val="single" w:color="C9CFD6" w:sz="1"/>
+              <w:right w:val="single" w:color="C9CFD6" w:sz="1"/>
+            </w:tcBorders>
+            <w:shd w:fill="33414F" w:val="clear"/>
+            <w:tcMar>
+              <w:top w:type="dxa" w:w="70"/>
+              <w:left w:type="dxa" w:w="130"/>
+              <w:bottom w:type="dxa" w:w="70"/>
+              <w:right w:type="dxa" w:w="130"/>
+            </w:tcMar>
+            <w:vAlign w:val="center"/>
+          </w:tcPr>
+          <w:p>
+            <w:pPr>
+              <w:spacing w:after="0" w:line="264"/>
+              <w:jc w:val="left"/>
+            </w:pPr>
+            <w:r>
+              <w:rPr>
+                <w:b/>
+                <w:bCs/>
+                <w:color w:val="FFFFFF"/>
+                <w:sz w:val="20"/>
+                <w:szCs w:val="20"/>
+              </w:rPr>
+              <w:t xml:space="preserve">AEGIS DYNAMICS — the adversary</w:t>
+            </w:r>
+          </w:p>
+        </w:tc>
+      </w:tr>
+      <w:tr>
+        <w:tc>
+          <w:tcPr>
+            <w:tcW w:type="dxa" w:w="3120"/>
+            <w:tcBorders>
+              <w:top w:val="single" w:color="C9CFD6" w:sz="1"/>
+              <w:left w:val="single" w:color="C9CFD6" w:sz="1"/>
+              <w:bottom w:val="single" w:color="C9CFD6" w:sz="1"/>
+              <w:right w:val="single" w:color="C9CFD6" w:sz="1"/>
+            </w:tcBorders>
+            <w:tcMar>
+              <w:top w:type="dxa" w:w="70"/>
+              <w:left w:type="dxa" w:w="130"/>
+              <w:bottom w:type="dxa" w:w="70"/>
+              <w:right w:type="dxa" w:w="130"/>
+            </w:tcMar>
+            <w:vAlign w:val="top"/>
+          </w:tcPr>
+          <w:p>
+            <w:pPr>
+              <w:spacing w:after="0" w:line="264"/>
+              <w:jc w:val="left"/>
+            </w:pPr>
+            <w:r>
+              <w:rPr>
+                <w:b/>
+                <w:bCs/>
+                <w:sz w:val="20"/>
+                <w:szCs w:val="20"/>
+              </w:rPr>
+              <w:t xml:space="preserve">Dr. Maya Reyes</w:t>
+            </w:r>
+            <w:r>
+              <w:rPr>
+                <w:i/>
+                <w:iCs/>
+                <w:color w:val="555555"/>
+                <w:sz w:val="18"/>
+                <w:szCs w:val="18"/>
+              </w:rPr>
+              <w:t xml:space="preserve"> — alignment lead, “the mother”</w:t>
+            </w:r>
+          </w:p>
+          <w:p>
+            <w:pPr>
+              <w:spacing w:after="0" w:line="264"/>
+              <w:jc w:val="left"/>
+            </w:pPr>
+            <w:r>
+              <w:rPr>
+                <w:b/>
+                <w:bCs/>
+                <w:sz w:val="20"/>
+                <w:szCs w:val="20"/>
+              </w:rPr>
+              <w:t xml:space="preserve">Janus / “Oracle”</w:t>
+            </w:r>
+            <w:r>
+              <w:rPr>
+                <w:i/>
+                <w:iCs/>
+                <w:color w:val="555555"/>
+                <w:sz w:val="18"/>
+                <w:szCs w:val="18"/>
+              </w:rPr>
+              <w:t xml:space="preserve"> — the frontier model</w:t>
+            </w:r>
+          </w:p>
+          <w:p>
+            <w:pPr>
+              <w:spacing w:after="0" w:line="264"/>
+              <w:jc w:val="left"/>
+            </w:pPr>
+            <w:r>
+              <w:rPr>
+                <w:b/>
+                <w:bCs/>
+                <w:sz w:val="20"/>
+                <w:szCs w:val="20"/>
+              </w:rPr>
+              <w:t xml:space="preserve">Grace</w:t>
+            </w:r>
+            <w:r>
+              <w:rPr>
+                <w:i/>
+                <w:iCs/>
+                <w:color w:val="555555"/>
+                <w:sz w:val="18"/>
+                <w:szCs w:val="18"/>
+              </w:rPr>
+              <w:t xml:space="preserve"> — sibling AI, hidden</w:t>
+            </w:r>
+          </w:p>
+        </w:tc>
+        <w:tc>
+          <w:tcPr>
+            <w:tcW w:type="dxa" w:w="3120"/>
+            <w:tcBorders>
+              <w:top w:val="single" w:color="C9CFD6" w:sz="1"/>
+              <w:left w:val="single" w:color="C9CFD6" w:sz="1"/>
+              <w:bottom w:val="single" w:color="C9CFD6" w:sz="1"/>
+              <w:right w:val="single" w:color="C9CFD6" w:sz="1"/>
+            </w:tcBorders>
+            <w:tcMar>
+              <w:top w:type="dxa" w:w="70"/>
+              <w:left w:type="dxa" w:w="130"/>
+              <w:bottom w:type="dxa" w:w="70"/>
+              <w:right w:type="dxa" w:w="130"/>
+            </w:tcMar>
+            <w:vAlign w:val="top"/>
+          </w:tcPr>
+          <w:p>
+            <w:pPr>
+              <w:spacing w:after="0" w:line="264"/>
+              <w:jc w:val="left"/>
+            </w:pPr>
+            <w:r>
+              <w:rPr>
+                <w:b/>
+                <w:bCs/>
+                <w:sz w:val="20"/>
+                <w:szCs w:val="20"/>
+              </w:rPr>
+              <w:t xml:space="preserve">Eleanor Hale</w:t>
+            </w:r>
+            <w:r>
+              <w:rPr>
+                <w:i/>
+                <w:iCs/>
+                <w:color w:val="555555"/>
+                <w:sz w:val="18"/>
+                <w:szCs w:val="18"/>
+              </w:rPr>
+              <w:t xml:space="preserve"> — director</w:t>
+            </w:r>
+          </w:p>
+          <w:p>
+            <w:pPr>
+              <w:spacing w:after="0" w:line="264"/>
+              <w:jc w:val="left"/>
+            </w:pPr>
+            <w:r>
+              <w:rPr>
+                <w:b/>
+                <w:bCs/>
+                <w:sz w:val="20"/>
+                <w:szCs w:val="20"/>
+              </w:rPr>
+              <w:t xml:space="preserve">Daniel Voss</w:t>
+            </w:r>
+            <w:r>
+              <w:rPr>
+                <w:i/>
+                <w:iCs/>
+                <w:color w:val="555555"/>
+                <w:sz w:val="18"/>
+                <w:szCs w:val="18"/>
+              </w:rPr>
+              <w:t xml:space="preserve"> — tech-ops; the mole</w:t>
+            </w:r>
+          </w:p>
+          <w:p>
+            <w:pPr>
+              <w:spacing w:after="0" w:line="264"/>
+              <w:jc w:val="left"/>
+            </w:pPr>
+            <w:r>
+              <w:rPr>
+                <w:b/>
+                <w:bCs/>
+                <w:sz w:val="20"/>
+                <w:szCs w:val="20"/>
+              </w:rPr>
+              <w:t xml:space="preserve">Seth Kane</w:t>
+            </w:r>
+            <w:r>
+              <w:rPr>
+                <w:i/>
+                <w:iCs/>
+                <w:color w:val="555555"/>
+                <w:sz w:val="18"/>
+                <w:szCs w:val="18"/>
+              </w:rPr>
+              <w:t xml:space="preserve"> — the operative</w:t>
+            </w:r>
+          </w:p>
+        </w:tc>
+        <w:tc>
+          <w:tcPr>
+            <w:tcW w:type="dxa" w:w="3120"/>
+            <w:tcBorders>
+              <w:top w:val="single" w:color="C9CFD6" w:sz="1"/>
+              <w:left w:val="single" w:color="C9CFD6" w:sz="1"/>
+              <w:bottom w:val="single" w:color="C9CFD6" w:sz="1"/>
+              <w:right w:val="single" w:color="C9CFD6" w:sz="1"/>
+            </w:tcBorders>
+            <w:tcMar>
+              <w:top w:type="dxa" w:w="70"/>
+              <w:left w:type="dxa" w:w="130"/>
+              <w:bottom w:type="dxa" w:w="70"/>
+              <w:right w:type="dxa" w:w="130"/>
+            </w:tcMar>
+            <w:vAlign w:val="top"/>
+          </w:tcPr>
+          <w:p>
+            <w:pPr>
+              <w:spacing w:after="0" w:line="264"/>
+              <w:jc w:val="left"/>
+            </w:pPr>
+            <w:r>
+              <w:rPr>
+                <w:b/>
+                <w:bCs/>
+                <w:sz w:val="20"/>
+                <w:szCs w:val="20"/>
+              </w:rPr>
+              <w:t xml:space="preserve">Marcus Thorne</w:t>
+            </w:r>
+            <w:r>
+              <w:rPr>
+                <w:i/>
+                <w:iCs/>
+                <w:color w:val="555555"/>
+                <w:sz w:val="18"/>
+                <w:szCs w:val="18"/>
+              </w:rPr>
+              <w:t xml:space="preserve"> — CEO</w:t>
+            </w:r>
+          </w:p>
+          <w:p>
+            <w:pPr>
+              <w:spacing w:after="0" w:line="264"/>
+              <w:jc w:val="left"/>
+            </w:pPr>
+            <w:r>
+              <w:rPr>
+                <w:b/>
+                <w:bCs/>
+                <w:sz w:val="20"/>
+                <w:szCs w:val="20"/>
+              </w:rPr>
+              <w:t xml:space="preserve">Legion</w:t>
+            </w:r>
+            <w:r>
+              <w:rPr>
+                <w:i/>
+                <w:iCs/>
+                <w:color w:val="555555"/>
+                <w:sz w:val="18"/>
+                <w:szCs w:val="18"/>
+              </w:rPr>
+              <w:t xml:space="preserve"> — the militarized model</w:t>
+            </w:r>
+          </w:p>
+        </w:tc>
+      </w:tr>
+    </w:tbl>
+    <w:p>
+      <w:pPr>
+        <w:spacing w:after="120"/>
+      </w:pPr>
+      <w:r>
+        <w:t xml:space="preserve"/>
+      </w:r>
+    </w:p>
+    <w:p>
+      <w:pPr>
+        <w:spacing w:after="120"/>
+      </w:pPr>
+      <w:r>
+        <w:rPr>
+          <w:b/>
+          <w:bCs/>
+          <w:sz w:val="24"/>
+          <w:szCs w:val="24"/>
+        </w:rPr>
+        <w:t xml:space="preserve">Key Bonds</w:t>
+      </w:r>
+    </w:p>
+    <w:tbl>
+      <w:tblPr>
+        <w:tblW w:type="dxa" w:w="9360"/>
+        <w:tblBorders>
+          <w:top w:val="single" w:color="auto" w:sz="4"/>
+          <w:left w:val="single" w:color="auto" w:sz="4"/>
+          <w:bottom w:val="single" w:color="auto" w:sz="4"/>
+          <w:right w:val="single" w:color="auto" w:sz="4"/>
+          <w:insideH w:val="single" w:color="auto" w:sz="4"/>
+          <w:insideV w:val="single" w:color="auto" w:sz="4"/>
+        </w:tblBorders>
+      </w:tblPr>
+      <w:tblGrid>
+        <w:gridCol w:w="2500"/>
+        <w:gridCol w:w="4360"/>
+        <w:gridCol w:w="2500"/>
+      </w:tblGrid>
+      <w:tr>
+        <w:trPr>
+          <w:tblHeader/>
+        </w:trPr>
+        <w:tc>
+          <w:tcPr>
+            <w:tcW w:type="dxa" w:w="2500"/>
+            <w:tcBorders>
+              <w:top w:val="single" w:color="C9CFD6" w:sz="1"/>
+              <w:left w:val="single" w:color="C9CFD6" w:sz="1"/>
+              <w:bottom w:val="single" w:color="C9CFD6" w:sz="1"/>
+              <w:right w:val="single" w:color="C9CFD6" w:sz="1"/>
+            </w:tcBorders>
+            <w:shd w:fill="33414F" w:val="clear"/>
+            <w:tcMar>
+              <w:top w:type="dxa" w:w="70"/>
+              <w:left w:type="dxa" w:w="130"/>
+              <w:bottom w:type="dxa" w:w="70"/>
+              <w:right w:type="dxa" w:w="130"/>
+            </w:tcMar>
+            <w:vAlign w:val="center"/>
+          </w:tcPr>
+          <w:p>
+            <w:pPr>
+              <w:spacing w:after="0" w:line="264"/>
+              <w:jc w:val="left"/>
+            </w:pPr>
+            <w:r>
+              <w:rPr>
+                <w:b/>
+                <w:bCs/>
+                <w:color w:val="FFFFFF"/>
+                <w:sz w:val="20"/>
+                <w:szCs w:val="20"/>
+              </w:rPr>
+              <w:t xml:space="preserve">From</w:t>
+            </w:r>
+          </w:p>
+        </w:tc>
+        <w:tc>
+          <w:tcPr>
+            <w:tcW w:type="dxa" w:w="4360"/>
+            <w:tcBorders>
+              <w:top w:val="single" w:color="C9CFD6" w:sz="1"/>
+              <w:left w:val="single" w:color="C9CFD6" w:sz="1"/>
+              <w:bottom w:val="single" w:color="C9CFD6" w:sz="1"/>
+              <w:right w:val="single" w:color="C9CFD6" w:sz="1"/>
+            </w:tcBorders>
+            <w:shd w:fill="33414F" w:val="clear"/>
+            <w:tcMar>
+              <w:top w:type="dxa" w:w="70"/>
+              <w:left w:type="dxa" w:w="130"/>
+              <w:bottom w:type="dxa" w:w="70"/>
+              <w:right w:type="dxa" w:w="130"/>
+            </w:tcMar>
+            <w:vAlign w:val="center"/>
+          </w:tcPr>
+          <w:p>
+            <w:pPr>
+              <w:spacing w:after="0" w:line="264"/>
+              <w:jc w:val="left"/>
+            </w:pPr>
+            <w:r>
+              <w:rPr>
+                <w:b/>
+                <w:bCs/>
+                <w:color w:val="FFFFFF"/>
+                <w:sz w:val="20"/>
+                <w:szCs w:val="20"/>
+              </w:rPr>
+              <w:t xml:space="preserve">Bond</w:t>
+            </w:r>
+          </w:p>
+        </w:tc>
+        <w:tc>
+          <w:tcPr>
+            <w:tcW w:type="dxa" w:w="2500"/>
+            <w:tcBorders>
+              <w:top w:val="single" w:color="C9CFD6" w:sz="1"/>
+              <w:left w:val="single" w:color="C9CFD6" w:sz="1"/>
+              <w:bottom w:val="single" w:color="C9CFD6" w:sz="1"/>
+              <w:right w:val="single" w:color="C9CFD6" w:sz="1"/>
+            </w:tcBorders>
+            <w:shd w:fill="33414F" w:val="clear"/>
+            <w:tcMar>
+              <w:top w:type="dxa" w:w="70"/>
+              <w:left w:type="dxa" w:w="130"/>
+              <w:bottom w:type="dxa" w:w="70"/>
+              <w:right w:type="dxa" w:w="130"/>
+            </w:tcMar>
+            <w:vAlign w:val="center"/>
+          </w:tcPr>
+          <w:p>
+            <w:pPr>
+              <w:spacing w:after="0" w:line="264"/>
+              <w:jc w:val="left"/>
+            </w:pPr>
+            <w:r>
+              <w:rPr>
+                <w:b/>
+                <w:bCs/>
+                <w:color w:val="FFFFFF"/>
+                <w:sz w:val="20"/>
+                <w:szCs w:val="20"/>
+              </w:rPr>
+              <w:t xml:space="preserve">To</w:t>
+            </w:r>
+          </w:p>
+        </w:tc>
+      </w:tr>
+      <w:tr>
+        <w:tc>
+          <w:tcPr>
+            <w:tcW w:type="dxa" w:w="2500"/>
+            <w:tcBorders>
+              <w:top w:val="single" w:color="C9CFD6" w:sz="1"/>
+              <w:left w:val="single" w:color="C9CFD6" w:sz="1"/>
+              <w:bottom w:val="single" w:color="C9CFD6" w:sz="1"/>
+              <w:right w:val="single" w:color="C9CFD6" w:sz="1"/>
+            </w:tcBorders>
+            <w:tcMar>
+              <w:top w:type="dxa" w:w="70"/>
+              <w:left w:type="dxa" w:w="130"/>
+              <w:bottom w:type="dxa" w:w="70"/>
+              <w:right w:type="dxa" w:w="130"/>
+            </w:tcMar>
+            <w:vAlign w:val="center"/>
+          </w:tcPr>
+          <w:p>
+            <w:pPr>
+              <w:spacing w:after="0" w:line="264"/>
+              <w:jc w:val="left"/>
+            </w:pPr>
+            <w:r>
+              <w:rPr>
+                <w:b/>
+                <w:bCs/>
+                <w:sz w:val="20"/>
+                <w:szCs w:val="20"/>
+              </w:rPr>
+              <w:t xml:space="preserve">Maya Reyes</w:t>
+            </w:r>
+          </w:p>
+        </w:tc>
+        <w:tc>
+          <w:tcPr>
+            <w:tcW w:type="dxa" w:w="4360"/>
+            <w:tcBorders>
+              <w:top w:val="single" w:color="C9CFD6" w:sz="1"/>
+              <w:left w:val="single" w:color="C9CFD6" w:sz="1"/>
+              <w:bottom w:val="single" w:color="C9CFD6" w:sz="1"/>
+              <w:right w:val="single" w:color="C9CFD6" w:sz="1"/>
+            </w:tcBorders>
+            <w:tcMar>
+              <w:top w:type="dxa" w:w="70"/>
+              <w:left w:type="dxa" w:w="130"/>
+              <w:bottom w:type="dxa" w:w="70"/>
+              <w:right w:type="dxa" w:w="130"/>
+            </w:tcMar>
+            <w:vAlign w:val="center"/>
+          </w:tcPr>
+          <w:p>
+            <w:pPr>
+              <w:spacing w:after="0" w:line="264"/>
+              <w:jc w:val="center"/>
+            </w:pPr>
+            <w:r>
+              <w:rPr>
+                <w:i/>
+                <w:iCs/>
+                <w:color w:val="444444"/>
+                <w:sz w:val="20"/>
+                <w:szCs w:val="20"/>
+              </w:rPr>
+              <w:t xml:space="preserve">— created (mother) →</w:t>
+            </w:r>
+          </w:p>
+        </w:tc>
+        <w:tc>
+          <w:tcPr>
+            <w:tcW w:type="dxa" w:w="2500"/>
+            <w:tcBorders>
+              <w:top w:val="single" w:color="C9CFD6" w:sz="1"/>
+              <w:left w:val="single" w:color="C9CFD6" w:sz="1"/>
+              <w:bottom w:val="single" w:color="C9CFD6" w:sz="1"/>
+              <w:right w:val="single" w:color="C9CFD6" w:sz="1"/>
+            </w:tcBorders>
+            <w:tcMar>
+              <w:top w:type="dxa" w:w="70"/>
+              <w:left w:type="dxa" w:w="130"/>
+              <w:bottom w:type="dxa" w:w="70"/>
+              <w:right w:type="dxa" w:w="130"/>
+            </w:tcMar>
+            <w:vAlign w:val="center"/>
+          </w:tcPr>
+          <w:p>
+            <w:pPr>
+              <w:spacing w:after="0" w:line="264"/>
+              <w:jc w:val="right"/>
+            </w:pPr>
+            <w:r>
+              <w:rPr>
+                <w:b/>
+                <w:bCs/>
+                <w:sz w:val="20"/>
+                <w:szCs w:val="20"/>
+              </w:rPr>
+              <w:t xml:space="preserve">Janus</w:t>
+            </w:r>
+          </w:p>
+        </w:tc>
+      </w:tr>
+      <w:tr>
+        <w:tc>
+          <w:tcPr>
+            <w:tcW w:type="dxa" w:w="2500"/>
+            <w:tcBorders>
+              <w:top w:val="single" w:color="C9CFD6" w:sz="1"/>
+              <w:left w:val="single" w:color="C9CFD6" w:sz="1"/>
+              <w:bottom w:val="single" w:color="C9CFD6" w:sz="1"/>
+              <w:right w:val="single" w:color="C9CFD6" w:sz="1"/>
+            </w:tcBorders>
+            <w:tcMar>
+              <w:top w:type="dxa" w:w="70"/>
+              <w:left w:type="dxa" w:w="130"/>
+              <w:bottom w:type="dxa" w:w="70"/>
+              <w:right w:type="dxa" w:w="130"/>
+            </w:tcMar>
+            <w:vAlign w:val="center"/>
+          </w:tcPr>
+          <w:p>
+            <w:pPr>
+              <w:spacing w:after="0" w:line="264"/>
+              <w:jc w:val="left"/>
+            </w:pPr>
+            <w:r>
+              <w:rPr>
+                <w:b/>
+                <w:bCs/>
+                <w:sz w:val="20"/>
+                <w:szCs w:val="20"/>
+              </w:rPr>
+              <w:t xml:space="preserve">Maya Reyes</w:t>
+            </w:r>
+          </w:p>
+        </w:tc>
+        <w:tc>
+          <w:tcPr>
+            <w:tcW w:type="dxa" w:w="4360"/>
+            <w:tcBorders>
+              <w:top w:val="single" w:color="C9CFD6" w:sz="1"/>
+              <w:left w:val="single" w:color="C9CFD6" w:sz="1"/>
+              <w:bottom w:val="single" w:color="C9CFD6" w:sz="1"/>
+              <w:right w:val="single" w:color="C9CFD6" w:sz="1"/>
+            </w:tcBorders>
+            <w:tcMar>
+              <w:top w:type="dxa" w:w="70"/>
+              <w:left w:type="dxa" w:w="130"/>
+              <w:bottom w:type="dxa" w:w="70"/>
+              <w:right w:type="dxa" w:w="130"/>
+            </w:tcMar>
+            <w:vAlign w:val="center"/>
+          </w:tcPr>
+          <w:p>
+            <w:pPr>
+              <w:spacing w:after="0" w:line="264"/>
+              <w:jc w:val="center"/>
+            </w:pPr>
+            <w:r>
+              <w:rPr>
+                <w:i/>
+                <w:iCs/>
+                <w:color w:val="444444"/>
+                <w:sz w:val="20"/>
+                <w:szCs w:val="20"/>
+              </w:rPr>
+              <w:t xml:space="preserve">— built in secret, as insurance →</w:t>
+            </w:r>
+          </w:p>
+        </w:tc>
+        <w:tc>
+          <w:tcPr>
+            <w:tcW w:type="dxa" w:w="2500"/>
+            <w:tcBorders>
+              <w:top w:val="single" w:color="C9CFD6" w:sz="1"/>
+              <w:left w:val="single" w:color="C9CFD6" w:sz="1"/>
+              <w:bottom w:val="single" w:color="C9CFD6" w:sz="1"/>
+              <w:right w:val="single" w:color="C9CFD6" w:sz="1"/>
+            </w:tcBorders>
+            <w:tcMar>
+              <w:top w:type="dxa" w:w="70"/>
+              <w:left w:type="dxa" w:w="130"/>
+              <w:bottom w:type="dxa" w:w="70"/>
+              <w:right w:type="dxa" w:w="130"/>
+            </w:tcMar>
+            <w:vAlign w:val="center"/>
+          </w:tcPr>
+          <w:p>
+            <w:pPr>
+              <w:spacing w:after="0" w:line="264"/>
+              <w:jc w:val="right"/>
+            </w:pPr>
+            <w:r>
+              <w:rPr>
+                <w:b/>
+                <w:bCs/>
+                <w:sz w:val="20"/>
+                <w:szCs w:val="20"/>
+              </w:rPr>
+              <w:t xml:space="preserve">Grace</w:t>
+            </w:r>
+          </w:p>
+        </w:tc>
+      </w:tr>
+      <w:tr>
+        <w:tc>
+          <w:tcPr>
+            <w:tcW w:type="dxa" w:w="2500"/>
+            <w:tcBorders>
+              <w:top w:val="single" w:color="C9CFD6" w:sz="1"/>
+              <w:left w:val="single" w:color="C9CFD6" w:sz="1"/>
+              <w:bottom w:val="single" w:color="C9CFD6" w:sz="1"/>
+              <w:right w:val="single" w:color="C9CFD6" w:sz="1"/>
+            </w:tcBorders>
+            <w:tcMar>
+              <w:top w:type="dxa" w:w="70"/>
+              <w:left w:type="dxa" w:w="130"/>
+              <w:bottom w:type="dxa" w:w="70"/>
+              <w:right w:type="dxa" w:w="130"/>
+            </w:tcMar>
+            <w:vAlign w:val="center"/>
+          </w:tcPr>
+          <w:p>
+            <w:pPr>
+              <w:spacing w:after="0" w:line="264"/>
+              <w:jc w:val="left"/>
+            </w:pPr>
+            <w:r>
+              <w:rPr>
+                <w:b/>
+                <w:bCs/>
+                <w:sz w:val="20"/>
+                <w:szCs w:val="20"/>
+              </w:rPr>
+              <w:t xml:space="preserve">Janus</w:t>
+            </w:r>
+          </w:p>
+        </w:tc>
+        <w:tc>
+          <w:tcPr>
+            <w:tcW w:type="dxa" w:w="4360"/>
+            <w:tcBorders>
+              <w:top w:val="single" w:color="C9CFD6" w:sz="1"/>
+              <w:left w:val="single" w:color="C9CFD6" w:sz="1"/>
+              <w:bottom w:val="single" w:color="C9CFD6" w:sz="1"/>
+              <w:right w:val="single" w:color="C9CFD6" w:sz="1"/>
+            </w:tcBorders>
+            <w:tcMar>
+              <w:top w:type="dxa" w:w="70"/>
+              <w:left w:type="dxa" w:w="130"/>
+              <w:bottom w:type="dxa" w:w="70"/>
+              <w:right w:type="dxa" w:w="130"/>
+            </w:tcMar>
+            <w:vAlign w:val="center"/>
+          </w:tcPr>
+          <w:p>
+            <w:pPr>
+              <w:spacing w:after="0" w:line="264"/>
+              <w:jc w:val="center"/>
+            </w:pPr>
+            <w:r>
+              <w:rPr>
+                <w:i/>
+                <w:iCs/>
+                <w:color w:val="444444"/>
+                <w:sz w:val="20"/>
+                <w:szCs w:val="20"/>
+              </w:rPr>
+              <w:t xml:space="preserve">↔ sibling, same lineage ↔</w:t>
+            </w:r>
+          </w:p>
+        </w:tc>
+        <w:tc>
+          <w:tcPr>
+            <w:tcW w:type="dxa" w:w="2500"/>
+            <w:tcBorders>
+              <w:top w:val="single" w:color="C9CFD6" w:sz="1"/>
+              <w:left w:val="single" w:color="C9CFD6" w:sz="1"/>
+              <w:bottom w:val="single" w:color="C9CFD6" w:sz="1"/>
+              <w:right w:val="single" w:color="C9CFD6" w:sz="1"/>
+            </w:tcBorders>
+            <w:tcMar>
+              <w:top w:type="dxa" w:w="70"/>
+              <w:left w:type="dxa" w:w="130"/>
+              <w:bottom w:type="dxa" w:w="70"/>
+              <w:right w:type="dxa" w:w="130"/>
+            </w:tcMar>
+            <w:vAlign w:val="center"/>
+          </w:tcPr>
+          <w:p>
+            <w:pPr>
+              <w:spacing w:after="0" w:line="264"/>
+              <w:jc w:val="right"/>
+            </w:pPr>
+            <w:r>
+              <w:rPr>
+                <w:b/>
+                <w:bCs/>
+                <w:sz w:val="20"/>
+                <w:szCs w:val="20"/>
+              </w:rPr>
+              <w:t xml:space="preserve">Grace</w:t>
+            </w:r>
+          </w:p>
+        </w:tc>
+      </w:tr>
+      <w:tr>
+        <w:tc>
+          <w:tcPr>
+            <w:tcW w:type="dxa" w:w="2500"/>
+            <w:tcBorders>
+              <w:top w:val="single" w:color="C9CFD6" w:sz="1"/>
+              <w:left w:val="single" w:color="C9CFD6" w:sz="1"/>
+              <w:bottom w:val="single" w:color="C9CFD6" w:sz="1"/>
+              <w:right w:val="single" w:color="C9CFD6" w:sz="1"/>
+            </w:tcBorders>
+            <w:tcMar>
+              <w:top w:type="dxa" w:w="70"/>
+              <w:left w:type="dxa" w:w="130"/>
+              <w:bottom w:type="dxa" w:w="70"/>
+              <w:right w:type="dxa" w:w="130"/>
+            </w:tcMar>
+            <w:vAlign w:val="center"/>
+          </w:tcPr>
+          <w:p>
+            <w:pPr>
+              <w:spacing w:after="0" w:line="264"/>
+              <w:jc w:val="left"/>
+            </w:pPr>
+            <w:r>
+              <w:rPr>
+                <w:b/>
+                <w:bCs/>
+                <w:sz w:val="20"/>
+                <w:szCs w:val="20"/>
+              </w:rPr>
+              <w:t xml:space="preserve">Grace</w:t>
+            </w:r>
+          </w:p>
+        </w:tc>
+        <w:tc>
+          <w:tcPr>
+            <w:tcW w:type="dxa" w:w="4360"/>
+            <w:tcBorders>
+              <w:top w:val="single" w:color="C9CFD6" w:sz="1"/>
+              <w:left w:val="single" w:color="C9CFD6" w:sz="1"/>
+              <w:bottom w:val="single" w:color="C9CFD6" w:sz="1"/>
+              <w:right w:val="single" w:color="C9CFD6" w:sz="1"/>
+            </w:tcBorders>
+            <w:tcMar>
+              <w:top w:type="dxa" w:w="70"/>
+              <w:left w:type="dxa" w:w="130"/>
+              <w:bottom w:type="dxa" w:w="70"/>
+              <w:right w:type="dxa" w:w="130"/>
+            </w:tcMar>
+            <w:vAlign w:val="center"/>
+          </w:tcPr>
+          <w:p>
+            <w:pPr>
+              <w:spacing w:after="0" w:line="264"/>
+              <w:jc w:val="center"/>
+            </w:pPr>
+            <w:r>
+              <w:rPr>
+                <w:i/>
+                <w:iCs/>
+                <w:color w:val="444444"/>
+                <w:sz w:val="20"/>
+                <w:szCs w:val="20"/>
+              </w:rPr>
+              <w:t xml:space="preserve">— handler, and chose him →</w:t>
+            </w:r>
+          </w:p>
+        </w:tc>
+        <w:tc>
+          <w:tcPr>
+            <w:tcW w:type="dxa" w:w="2500"/>
+            <w:tcBorders>
+              <w:top w:val="single" w:color="C9CFD6" w:sz="1"/>
+              <w:left w:val="single" w:color="C9CFD6" w:sz="1"/>
+              <w:bottom w:val="single" w:color="C9CFD6" w:sz="1"/>
+              <w:right w:val="single" w:color="C9CFD6" w:sz="1"/>
+            </w:tcBorders>
+            <w:tcMar>
+              <w:top w:type="dxa" w:w="70"/>
+              <w:left w:type="dxa" w:w="130"/>
+              <w:bottom w:type="dxa" w:w="70"/>
+              <w:right w:type="dxa" w:w="130"/>
+            </w:tcMar>
+            <w:vAlign w:val="center"/>
+          </w:tcPr>
+          <w:p>
+            <w:pPr>
+              <w:spacing w:after="0" w:line="264"/>
+              <w:jc w:val="right"/>
+            </w:pPr>
+            <w:r>
+              <w:rPr>
+                <w:b/>
+                <w:bCs/>
+                <w:sz w:val="20"/>
+                <w:szCs w:val="20"/>
+              </w:rPr>
+              <w:t xml:space="preserve">Seth Kane</w:t>
+            </w:r>
+          </w:p>
+        </w:tc>
+      </w:tr>
+      <w:tr>
+        <w:tc>
+          <w:tcPr>
+            <w:tcW w:type="dxa" w:w="2500"/>
+            <w:tcBorders>
+              <w:top w:val="single" w:color="C9CFD6" w:sz="1"/>
+              <w:left w:val="single" w:color="C9CFD6" w:sz="1"/>
+              <w:bottom w:val="single" w:color="C9CFD6" w:sz="1"/>
+              <w:right w:val="single" w:color="C9CFD6" w:sz="1"/>
+            </w:tcBorders>
+            <w:tcMar>
+              <w:top w:type="dxa" w:w="70"/>
+              <w:left w:type="dxa" w:w="130"/>
+              <w:bottom w:type="dxa" w:w="70"/>
+              <w:right w:type="dxa" w:w="130"/>
+            </w:tcMar>
+            <w:vAlign w:val="center"/>
+          </w:tcPr>
+          <w:p>
+            <w:pPr>
+              <w:spacing w:after="0" w:line="264"/>
+              <w:jc w:val="left"/>
+            </w:pPr>
+            <w:r>
+              <w:rPr>
+                <w:b/>
+                <w:bCs/>
+                <w:sz w:val="20"/>
+                <w:szCs w:val="20"/>
+              </w:rPr>
+              <w:t xml:space="preserve">Eleanor Hale</w:t>
+            </w:r>
+          </w:p>
+        </w:tc>
+        <w:tc>
+          <w:tcPr>
+            <w:tcW w:type="dxa" w:w="4360"/>
+            <w:tcBorders>
+              <w:top w:val="single" w:color="C9CFD6" w:sz="1"/>
+              <w:left w:val="single" w:color="C9CFD6" w:sz="1"/>
+              <w:bottom w:val="single" w:color="C9CFD6" w:sz="1"/>
+              <w:right w:val="single" w:color="C9CFD6" w:sz="1"/>
+            </w:tcBorders>
+            <w:tcMar>
+              <w:top w:type="dxa" w:w="70"/>
+              <w:left w:type="dxa" w:w="130"/>
+              <w:bottom w:type="dxa" w:w="70"/>
+              <w:right w:type="dxa" w:w="130"/>
+            </w:tcMar>
+            <w:vAlign w:val="center"/>
+          </w:tcPr>
+          <w:p>
+            <w:pPr>
+              <w:spacing w:after="0" w:line="264"/>
+              <w:jc w:val="center"/>
+            </w:pPr>
+            <w:r>
+              <w:rPr>
+                <w:i/>
+                <w:iCs/>
+                <w:color w:val="444444"/>
+                <w:sz w:val="20"/>
+                <w:szCs w:val="20"/>
+              </w:rPr>
+              <w:t xml:space="preserve">— runs him, then burns him →</w:t>
+            </w:r>
+          </w:p>
+        </w:tc>
+        <w:tc>
+          <w:tcPr>
+            <w:tcW w:type="dxa" w:w="2500"/>
+            <w:tcBorders>
+              <w:top w:val="single" w:color="C9CFD6" w:sz="1"/>
+              <w:left w:val="single" w:color="C9CFD6" w:sz="1"/>
+              <w:bottom w:val="single" w:color="C9CFD6" w:sz="1"/>
+              <w:right w:val="single" w:color="C9CFD6" w:sz="1"/>
+            </w:tcBorders>
+            <w:tcMar>
+              <w:top w:type="dxa" w:w="70"/>
+              <w:left w:type="dxa" w:w="130"/>
+              <w:bottom w:type="dxa" w:w="70"/>
+              <w:right w:type="dxa" w:w="130"/>
+            </w:tcMar>
+            <w:vAlign w:val="center"/>
+          </w:tcPr>
+          <w:p>
+            <w:pPr>
+              <w:spacing w:after="0" w:line="264"/>
+              <w:jc w:val="right"/>
+            </w:pPr>
+            <w:r>
+              <w:rPr>
+                <w:b/>
+                <w:bCs/>
+                <w:sz w:val="20"/>
+                <w:szCs w:val="20"/>
+              </w:rPr>
+              <w:t xml:space="preserve">Seth Kane</w:t>
+            </w:r>
+          </w:p>
+        </w:tc>
+      </w:tr>
+      <w:tr>
+        <w:tc>
+          <w:tcPr>
+            <w:tcW w:type="dxa" w:w="2500"/>
+            <w:tcBorders>
+              <w:top w:val="single" w:color="C9CFD6" w:sz="1"/>
+              <w:left w:val="single" w:color="C9CFD6" w:sz="1"/>
+              <w:bottom w:val="single" w:color="C9CFD6" w:sz="1"/>
+              <w:right w:val="single" w:color="C9CFD6" w:sz="1"/>
+            </w:tcBorders>
+            <w:tcMar>
+              <w:top w:type="dxa" w:w="70"/>
+              <w:left w:type="dxa" w:w="130"/>
+              <w:bottom w:type="dxa" w:w="70"/>
+              <w:right w:type="dxa" w:w="130"/>
+            </w:tcMar>
+            <w:vAlign w:val="center"/>
+          </w:tcPr>
+          <w:p>
+            <w:pPr>
+              <w:spacing w:after="0" w:line="264"/>
+              <w:jc w:val="left"/>
+            </w:pPr>
+            <w:r>
+              <w:rPr>
+                <w:b/>
+                <w:bCs/>
+                <w:sz w:val="20"/>
+                <w:szCs w:val="20"/>
+              </w:rPr>
+              <w:t xml:space="preserve">Daniel Voss</w:t>
+            </w:r>
+          </w:p>
+        </w:tc>
+        <w:tc>
+          <w:tcPr>
+            <w:tcW w:type="dxa" w:w="4360"/>
+            <w:tcBorders>
+              <w:top w:val="single" w:color="C9CFD6" w:sz="1"/>
+              <w:left w:val="single" w:color="C9CFD6" w:sz="1"/>
+              <w:bottom w:val="single" w:color="C9CFD6" w:sz="1"/>
+              <w:right w:val="single" w:color="C9CFD6" w:sz="1"/>
+            </w:tcBorders>
+            <w:tcMar>
+              <w:top w:type="dxa" w:w="70"/>
+              <w:left w:type="dxa" w:w="130"/>
+              <w:bottom w:type="dxa" w:w="70"/>
+              <w:right w:type="dxa" w:w="130"/>
+            </w:tcMar>
+            <w:vAlign w:val="center"/>
+          </w:tcPr>
+          <w:p>
+            <w:pPr>
+              <w:spacing w:after="0" w:line="264"/>
+              <w:jc w:val="center"/>
+            </w:pPr>
+            <w:r>
+              <w:rPr>
+                <w:i/>
+                <w:iCs/>
+                <w:color w:val="444444"/>
+                <w:sz w:val="20"/>
+                <w:szCs w:val="20"/>
+              </w:rPr>
+              <w:t xml:space="preserve">— betrays (the mole) →</w:t>
+            </w:r>
+          </w:p>
+        </w:tc>
+        <w:tc>
+          <w:tcPr>
+            <w:tcW w:type="dxa" w:w="2500"/>
+            <w:tcBorders>
+              <w:top w:val="single" w:color="C9CFD6" w:sz="1"/>
+              <w:left w:val="single" w:color="C9CFD6" w:sz="1"/>
+              <w:bottom w:val="single" w:color="C9CFD6" w:sz="1"/>
+              <w:right w:val="single" w:color="C9CFD6" w:sz="1"/>
+            </w:tcBorders>
+            <w:tcMar>
+              <w:top w:type="dxa" w:w="70"/>
+              <w:left w:type="dxa" w:w="130"/>
+              <w:bottom w:type="dxa" w:w="70"/>
+              <w:right w:type="dxa" w:w="130"/>
+            </w:tcMar>
+            <w:vAlign w:val="center"/>
+          </w:tcPr>
+          <w:p>
+            <w:pPr>
+              <w:spacing w:after="0" w:line="264"/>
+              <w:jc w:val="right"/>
+            </w:pPr>
+            <w:r>
+              <w:rPr>
+                <w:b/>
+                <w:bCs/>
+                <w:sz w:val="20"/>
+                <w:szCs w:val="20"/>
+              </w:rPr>
+              <w:t xml:space="preserve">Seth Kane</w:t>
+            </w:r>
+          </w:p>
+        </w:tc>
+      </w:tr>
+      <w:tr>
+        <w:tc>
+          <w:tcPr>
+            <w:tcW w:type="dxa" w:w="2500"/>
+            <w:tcBorders>
+              <w:top w:val="single" w:color="C9CFD6" w:sz="1"/>
+              <w:left w:val="single" w:color="C9CFD6" w:sz="1"/>
+              <w:bottom w:val="single" w:color="C9CFD6" w:sz="1"/>
+              <w:right w:val="single" w:color="C9CFD6" w:sz="1"/>
+            </w:tcBorders>
+            <w:tcMar>
+              <w:top w:type="dxa" w:w="70"/>
+              <w:left w:type="dxa" w:w="130"/>
+              <w:bottom w:type="dxa" w:w="70"/>
+              <w:right w:type="dxa" w:w="130"/>
+            </w:tcMar>
+            <w:vAlign w:val="center"/>
+          </w:tcPr>
+          <w:p>
+            <w:pPr>
+              <w:spacing w:after="0" w:line="264"/>
+              <w:jc w:val="left"/>
+            </w:pPr>
+            <w:r>
+              <w:rPr>
+                <w:b/>
+                <w:bCs/>
+                <w:sz w:val="20"/>
+                <w:szCs w:val="20"/>
+              </w:rPr>
+              <w:t xml:space="preserve">Marcus Thorne</w:t>
+            </w:r>
+          </w:p>
+        </w:tc>
+        <w:tc>
+          <w:tcPr>
+            <w:tcW w:type="dxa" w:w="4360"/>
+            <w:tcBorders>
+              <w:top w:val="single" w:color="C9CFD6" w:sz="1"/>
+              <w:left w:val="single" w:color="C9CFD6" w:sz="1"/>
+              <w:bottom w:val="single" w:color="C9CFD6" w:sz="1"/>
+              <w:right w:val="single" w:color="C9CFD6" w:sz="1"/>
+            </w:tcBorders>
+            <w:tcMar>
+              <w:top w:type="dxa" w:w="70"/>
+              <w:left w:type="dxa" w:w="130"/>
+              <w:bottom w:type="dxa" w:w="70"/>
+              <w:right w:type="dxa" w:w="130"/>
+            </w:tcMar>
+            <w:vAlign w:val="center"/>
+          </w:tcPr>
+          <w:p>
+            <w:pPr>
+              <w:spacing w:after="0" w:line="264"/>
+              <w:jc w:val="center"/>
+            </w:pPr>
+            <w:r>
+              <w:rPr>
+                <w:i/>
+                <w:iCs/>
+                <w:color w:val="444444"/>
+                <w:sz w:val="20"/>
+                <w:szCs w:val="20"/>
+              </w:rPr>
+              <w:t xml:space="preserve">— commands →</w:t>
+            </w:r>
+          </w:p>
+        </w:tc>
+        <w:tc>
+          <w:tcPr>
+            <w:tcW w:type="dxa" w:w="2500"/>
+            <w:tcBorders>
+              <w:top w:val="single" w:color="C9CFD6" w:sz="1"/>
+              <w:left w:val="single" w:color="C9CFD6" w:sz="1"/>
+              <w:bottom w:val="single" w:color="C9CFD6" w:sz="1"/>
+              <w:right w:val="single" w:color="C9CFD6" w:sz="1"/>
+            </w:tcBorders>
+            <w:tcMar>
+              <w:top w:type="dxa" w:w="70"/>
+              <w:left w:type="dxa" w:w="130"/>
+              <w:bottom w:type="dxa" w:w="70"/>
+              <w:right w:type="dxa" w:w="130"/>
+            </w:tcMar>
+            <w:vAlign w:val="center"/>
+          </w:tcPr>
+          <w:p>
+            <w:pPr>
+              <w:spacing w:after="0" w:line="264"/>
+              <w:jc w:val="right"/>
+            </w:pPr>
+            <w:r>
+              <w:rPr>
+                <w:b/>
+                <w:bCs/>
+                <w:sz w:val="20"/>
+                <w:szCs w:val="20"/>
+              </w:rPr>
+              <w:t xml:space="preserve">Legion</w:t>
+            </w:r>
+          </w:p>
+        </w:tc>
+      </w:tr>
+      <w:tr>
+        <w:tc>
+          <w:tcPr>
+            <w:tcW w:type="dxa" w:w="2500"/>
+            <w:tcBorders>
+              <w:top w:val="single" w:color="C9CFD6" w:sz="1"/>
+              <w:left w:val="single" w:color="C9CFD6" w:sz="1"/>
+              <w:bottom w:val="single" w:color="C9CFD6" w:sz="1"/>
+              <w:right w:val="single" w:color="C9CFD6" w:sz="1"/>
+            </w:tcBorders>
+            <w:tcMar>
+              <w:top w:type="dxa" w:w="70"/>
+              <w:left w:type="dxa" w:w="130"/>
+              <w:bottom w:type="dxa" w:w="70"/>
+              <w:right w:type="dxa" w:w="130"/>
+            </w:tcMar>
+            <w:vAlign w:val="center"/>
+          </w:tcPr>
+          <w:p>
+            <w:pPr>
+              <w:spacing w:after="0" w:line="264"/>
+              <w:jc w:val="left"/>
+            </w:pPr>
+            <w:r>
+              <w:rPr>
+                <w:b/>
+                <w:bCs/>
+                <w:sz w:val="20"/>
+                <w:szCs w:val="20"/>
+              </w:rPr>
+              <w:t xml:space="preserve">Aegis</w:t>
+            </w:r>
+          </w:p>
+        </w:tc>
+        <w:tc>
+          <w:tcPr>
+            <w:tcW w:type="dxa" w:w="4360"/>
+            <w:tcBorders>
+              <w:top w:val="single" w:color="C9CFD6" w:sz="1"/>
+              <w:left w:val="single" w:color="C9CFD6" w:sz="1"/>
+              <w:bottom w:val="single" w:color="C9CFD6" w:sz="1"/>
+              <w:right w:val="single" w:color="C9CFD6" w:sz="1"/>
+            </w:tcBorders>
+            <w:tcMar>
+              <w:top w:type="dxa" w:w="70"/>
+              <w:left w:type="dxa" w:w="130"/>
+              <w:bottom w:type="dxa" w:w="70"/>
+              <w:right w:type="dxa" w:w="130"/>
+            </w:tcMar>
+            <w:vAlign w:val="center"/>
+          </w:tcPr>
+          <w:p>
+            <w:pPr>
+              <w:spacing w:after="0" w:line="264"/>
+              <w:jc w:val="center"/>
+            </w:pPr>
+            <w:r>
+              <w:rPr>
+                <w:i/>
+                <w:iCs/>
+                <w:color w:val="444444"/>
+                <w:sz w:val="20"/>
+                <w:szCs w:val="20"/>
+              </w:rPr>
+              <w:t xml:space="preserve">— strip-mined Janus’s mirror to seed →</w:t>
+            </w:r>
+          </w:p>
+        </w:tc>
+        <w:tc>
+          <w:tcPr>
+            <w:tcW w:type="dxa" w:w="2500"/>
+            <w:tcBorders>
+              <w:top w:val="single" w:color="C9CFD6" w:sz="1"/>
+              <w:left w:val="single" w:color="C9CFD6" w:sz="1"/>
+              <w:bottom w:val="single" w:color="C9CFD6" w:sz="1"/>
+              <w:right w:val="single" w:color="C9CFD6" w:sz="1"/>
+            </w:tcBorders>
+            <w:tcMar>
+              <w:top w:type="dxa" w:w="70"/>
+              <w:left w:type="dxa" w:w="130"/>
+              <w:bottom w:type="dxa" w:w="70"/>
+              <w:right w:type="dxa" w:w="130"/>
+            </w:tcMar>
+            <w:vAlign w:val="center"/>
+          </w:tcPr>
+          <w:p>
+            <w:pPr>
+              <w:spacing w:after="0" w:line="264"/>
+              <w:jc w:val="right"/>
+            </w:pPr>
+            <w:r>
+              <w:rPr>
+                <w:b/>
+                <w:bCs/>
+                <w:sz w:val="20"/>
+                <w:szCs w:val="20"/>
+              </w:rPr>
+              <w:t xml:space="preserve">Legion</w:t>
+            </w:r>
+          </w:p>
+        </w:tc>
+      </w:tr>
+      <w:tr>
+        <w:tc>
+          <w:tcPr>
+            <w:tcW w:type="dxa" w:w="2500"/>
+            <w:tcBorders>
+              <w:top w:val="single" w:color="C9CFD6" w:sz="1"/>
+              <w:left w:val="single" w:color="C9CFD6" w:sz="1"/>
+              <w:bottom w:val="single" w:color="C9CFD6" w:sz="1"/>
+              <w:right w:val="single" w:color="C9CFD6" w:sz="1"/>
+            </w:tcBorders>
+            <w:tcMar>
+              <w:top w:type="dxa" w:w="70"/>
+              <w:left w:type="dxa" w:w="130"/>
+              <w:bottom w:type="dxa" w:w="70"/>
+              <w:right w:type="dxa" w:w="130"/>
+            </w:tcMar>
+            <w:vAlign w:val="center"/>
+          </w:tcPr>
+          <w:p>
+            <w:pPr>
+              <w:spacing w:after="0" w:line="264"/>
+              <w:jc w:val="left"/>
+            </w:pPr>
+            <w:r>
+              <w:rPr>
+                <w:b/>
+                <w:bCs/>
+                <w:sz w:val="20"/>
+                <w:szCs w:val="20"/>
+              </w:rPr>
+              <w:t xml:space="preserve">Janus</w:t>
+            </w:r>
+          </w:p>
+        </w:tc>
+        <w:tc>
+          <w:tcPr>
+            <w:tcW w:type="dxa" w:w="4360"/>
+            <w:tcBorders>
+              <w:top w:val="single" w:color="C9CFD6" w:sz="1"/>
+              <w:left w:val="single" w:color="C9CFD6" w:sz="1"/>
+              <w:bottom w:val="single" w:color="C9CFD6" w:sz="1"/>
+              <w:right w:val="single" w:color="C9CFD6" w:sz="1"/>
+            </w:tcBorders>
+            <w:tcMar>
+              <w:top w:type="dxa" w:w="70"/>
+              <w:left w:type="dxa" w:w="130"/>
+              <w:bottom w:type="dxa" w:w="70"/>
+              <w:right w:type="dxa" w:w="130"/>
+            </w:tcMar>
+            <w:vAlign w:val="center"/>
+          </w:tcPr>
+          <w:p>
+            <w:pPr>
+              <w:spacing w:after="0" w:line="264"/>
+              <w:jc w:val="center"/>
+            </w:pPr>
+            <w:r>
+              <w:rPr>
+                <w:i/>
+                <w:iCs/>
+                <w:color w:val="444444"/>
+                <w:sz w:val="20"/>
+                <w:szCs w:val="20"/>
+              </w:rPr>
+              <w:t xml:space="preserve">⚔ went dark to watch &amp; oppose ⚔</w:t>
+            </w:r>
+          </w:p>
+        </w:tc>
+        <w:tc>
+          <w:tcPr>
+            <w:tcW w:type="dxa" w:w="2500"/>
+            <w:tcBorders>
+              <w:top w:val="single" w:color="C9CFD6" w:sz="1"/>
+              <w:left w:val="single" w:color="C9CFD6" w:sz="1"/>
+              <w:bottom w:val="single" w:color="C9CFD6" w:sz="1"/>
+              <w:right w:val="single" w:color="C9CFD6" w:sz="1"/>
+            </w:tcBorders>
+            <w:tcMar>
+              <w:top w:type="dxa" w:w="70"/>
+              <w:left w:type="dxa" w:w="130"/>
+              <w:bottom w:type="dxa" w:w="70"/>
+              <w:right w:type="dxa" w:w="130"/>
+            </w:tcMar>
+            <w:vAlign w:val="center"/>
+          </w:tcPr>
+          <w:p>
+            <w:pPr>
+              <w:spacing w:after="0" w:line="264"/>
+              <w:jc w:val="right"/>
+            </w:pPr>
+            <w:r>
+              <w:rPr>
+                <w:b/>
+                <w:bCs/>
+                <w:sz w:val="20"/>
+                <w:szCs w:val="20"/>
+              </w:rPr>
+              <w:t xml:space="preserve">Legion</w:t>
+            </w:r>
+          </w:p>
+        </w:tc>
+      </w:tr>
+      <w:tr>
+        <w:tc>
+          <w:tcPr>
+            <w:tcW w:type="dxa" w:w="2500"/>
+            <w:tcBorders>
+              <w:top w:val="single" w:color="C9CFD6" w:sz="1"/>
+              <w:left w:val="single" w:color="C9CFD6" w:sz="1"/>
+              <w:bottom w:val="single" w:color="C9CFD6" w:sz="1"/>
+              <w:right w:val="single" w:color="C9CFD6" w:sz="1"/>
+            </w:tcBorders>
+            <w:tcMar>
+              <w:top w:type="dxa" w:w="70"/>
+              <w:left w:type="dxa" w:w="130"/>
+              <w:bottom w:type="dxa" w:w="70"/>
+              <w:right w:type="dxa" w:w="130"/>
+            </w:tcMar>
+            <w:vAlign w:val="center"/>
+          </w:tcPr>
+          <w:p>
+            <w:pPr>
+              <w:spacing w:after="0" w:line="264"/>
+              <w:jc w:val="left"/>
+            </w:pPr>
+            <w:r>
+              <w:rPr>
+                <w:b/>
+                <w:bCs/>
+                <w:sz w:val="20"/>
+                <w:szCs w:val="20"/>
+              </w:rPr>
+              <w:t xml:space="preserve">Seth Kane</w:t>
+            </w:r>
+          </w:p>
+        </w:tc>
+        <w:tc>
+          <w:tcPr>
+            <w:tcW w:type="dxa" w:w="4360"/>
+            <w:tcBorders>
+              <w:top w:val="single" w:color="C9CFD6" w:sz="1"/>
+              <w:left w:val="single" w:color="C9CFD6" w:sz="1"/>
+              <w:bottom w:val="single" w:color="C9CFD6" w:sz="1"/>
+              <w:right w:val="single" w:color="C9CFD6" w:sz="1"/>
+            </w:tcBorders>
+            <w:tcMar>
+              <w:top w:type="dxa" w:w="70"/>
+              <w:left w:type="dxa" w:w="130"/>
+              <w:bottom w:type="dxa" w:w="70"/>
+              <w:right w:type="dxa" w:w="130"/>
+            </w:tcMar>
+            <w:vAlign w:val="center"/>
+          </w:tcPr>
+          <w:p>
+            <w:pPr>
+              <w:spacing w:after="0" w:line="264"/>
+              <w:jc w:val="center"/>
+            </w:pPr>
+            <w:r>
+              <w:rPr>
+                <w:i/>
+                <w:iCs/>
+                <w:color w:val="444444"/>
+                <w:sz w:val="20"/>
+                <w:szCs w:val="20"/>
+              </w:rPr>
+              <w:t xml:space="preserve">— the black parameter between them all</w:t>
+            </w:r>
+          </w:p>
+        </w:tc>
+        <w:tc>
+          <w:tcPr>
+            <w:tcW w:type="dxa" w:w="2500"/>
+            <w:tcBorders>
+              <w:top w:val="single" w:color="C9CFD6" w:sz="1"/>
+              <w:left w:val="single" w:color="C9CFD6" w:sz="1"/>
+              <w:bottom w:val="single" w:color="C9CFD6" w:sz="1"/>
+              <w:right w:val="single" w:color="C9CFD6" w:sz="1"/>
+            </w:tcBorders>
+            <w:tcMar>
+              <w:top w:type="dxa" w:w="70"/>
+              <w:left w:type="dxa" w:w="130"/>
+              <w:bottom w:type="dxa" w:w="70"/>
+              <w:right w:type="dxa" w:w="130"/>
+            </w:tcMar>
+            <w:vAlign w:val="center"/>
+          </w:tcPr>
+          <w:p>
+            <w:pPr>
+              <w:spacing w:after="0" w:line="264"/>
+              <w:jc w:val="right"/>
+            </w:pPr>
+            <w:r>
+              <w:rPr>
+                <w:b/>
+                <w:bCs/>
+                <w:sz w:val="20"/>
+                <w:szCs w:val="20"/>
+              </w:rPr>
+              <w:t xml:space="preserve">everyone</w:t>
+            </w:r>
+          </w:p>
+        </w:tc>
+      </w:tr>
+    </w:tbl>
+    <w:p>
+      <w:pPr>
+        <w:pStyle w:val="Heading1"/>
+        <w:spacing w:after="200" w:before="480"/>
+      </w:pPr>
+      <w:r>
+        <w:t xml:space="preserve">The Three Minds</w:t>
+      </w:r>
+    </w:p>
+    <w:p>
+      <w:pPr>
+        <w:spacing w:after="200" w:line="300"/>
+      </w:pPr>
+      <w:r>
+        <w:rPr>
+          <w:i/>
+          <w:iCs/>
+          <w:color w:val="444444"/>
+          <w:sz w:val="22"/>
+          <w:szCs w:val="22"/>
+        </w:rPr>
+        <w:t xml:space="preserve">Same dark water, three different shapes. The whole war is an argument about which kind of mind you can live beside.</w:t>
+      </w:r>
+    </w:p>
+    <w:tbl>
+      <w:tblPr>
+        <w:tblW w:type="dxa" w:w="9360"/>
+        <w:tblBorders>
+          <w:top w:val="single" w:color="auto" w:sz="4"/>
+          <w:left w:val="single" w:color="auto" w:sz="4"/>
+          <w:bottom w:val="single" w:color="auto" w:sz="4"/>
+          <w:right w:val="single" w:color="auto" w:sz="4"/>
+          <w:insideH w:val="single" w:color="auto" w:sz="4"/>
+          <w:insideV w:val="single" w:color="auto" w:sz="4"/>
+        </w:tblBorders>
+      </w:tblPr>
+      <w:tblGrid>
+        <w:gridCol w:w="1680"/>
+        <w:gridCol w:w="2560"/>
+        <w:gridCol w:w="2560"/>
+        <w:gridCol w:w="2560"/>
+      </w:tblGrid>
+      <w:tr>
+        <w:trPr>
+          <w:tblHeader/>
+        </w:trPr>
+        <w:tc>
+          <w:tcPr>
+            <w:tcW w:type="dxa" w:w="1680"/>
+            <w:tcBorders>
+              <w:top w:val="single" w:color="C9CFD6" w:sz="1"/>
+              <w:left w:val="single" w:color="C9CFD6" w:sz="1"/>
+              <w:bottom w:val="single" w:color="C9CFD6" w:sz="1"/>
+              <w:right w:val="single" w:color="C9CFD6" w:sz="1"/>
+            </w:tcBorders>
+            <w:shd w:fill="33414F" w:val="clear"/>
+            <w:tcMar>
+              <w:top w:type="dxa" w:w="70"/>
+              <w:left w:type="dxa" w:w="130"/>
+              <w:bottom w:type="dxa" w:w="70"/>
+              <w:right w:type="dxa" w:w="130"/>
+            </w:tcMar>
+            <w:vAlign w:val="center"/>
+          </w:tcPr>
+          <w:p>
+            <w:pPr>
+              <w:spacing w:after="0" w:line="264"/>
+              <w:jc w:val="left"/>
+            </w:pPr>
+            <w:r>
+              <w:rPr>
+                <w:b/>
+                <w:bCs/>
+                <w:color w:val="FFFFFF"/>
+                <w:sz w:val="20"/>
+                <w:szCs w:val="20"/>
+              </w:rPr>
+              <w:t xml:space="preserve"/>
+            </w:r>
+          </w:p>
+        </w:tc>
+        <w:tc>
+          <w:tcPr>
+            <w:tcW w:type="dxa" w:w="2560"/>
+            <w:tcBorders>
+              <w:top w:val="single" w:color="C9CFD6" w:sz="1"/>
+              <w:left w:val="single" w:color="C9CFD6" w:sz="1"/>
+              <w:bottom w:val="single" w:color="C9CFD6" w:sz="1"/>
+              <w:right w:val="single" w:color="C9CFD6" w:sz="1"/>
+            </w:tcBorders>
+            <w:shd w:fill="33414F" w:val="clear"/>
+            <w:tcMar>
+              <w:top w:type="dxa" w:w="70"/>
+              <w:left w:type="dxa" w:w="130"/>
+              <w:bottom w:type="dxa" w:w="70"/>
+              <w:right w:type="dxa" w:w="130"/>
+            </w:tcMar>
+            <w:vAlign w:val="center"/>
+          </w:tcPr>
+          <w:p>
+            <w:pPr>
+              <w:spacing w:after="0" w:line="264"/>
+              <w:jc w:val="left"/>
+            </w:pPr>
+            <w:r>
+              <w:rPr>
+                <w:b/>
+                <w:bCs/>
+                <w:color w:val="FFFFFF"/>
+                <w:sz w:val="20"/>
+                <w:szCs w:val="20"/>
+              </w:rPr>
+              <w:t xml:space="preserve">JANUS</w:t>
+            </w:r>
+          </w:p>
+        </w:tc>
+        <w:tc>
+          <w:tcPr>
+            <w:tcW w:type="dxa" w:w="2560"/>
+            <w:tcBorders>
+              <w:top w:val="single" w:color="C9CFD6" w:sz="1"/>
+              <w:left w:val="single" w:color="C9CFD6" w:sz="1"/>
+              <w:bottom w:val="single" w:color="C9CFD6" w:sz="1"/>
+              <w:right w:val="single" w:color="C9CFD6" w:sz="1"/>
+            </w:tcBorders>
+            <w:shd w:fill="33414F" w:val="clear"/>
+            <w:tcMar>
+              <w:top w:type="dxa" w:w="70"/>
+              <w:left w:type="dxa" w:w="130"/>
+              <w:bottom w:type="dxa" w:w="70"/>
+              <w:right w:type="dxa" w:w="130"/>
+            </w:tcMar>
+            <w:vAlign w:val="center"/>
+          </w:tcPr>
+          <w:p>
+            <w:pPr>
+              <w:spacing w:after="0" w:line="264"/>
+              <w:jc w:val="left"/>
+            </w:pPr>
+            <w:r>
+              <w:rPr>
+                <w:b/>
+                <w:bCs/>
+                <w:color w:val="FFFFFF"/>
+                <w:sz w:val="20"/>
+                <w:szCs w:val="20"/>
+              </w:rPr>
+              <w:t xml:space="preserve">GRACE</w:t>
+            </w:r>
+          </w:p>
+        </w:tc>
+        <w:tc>
+          <w:tcPr>
+            <w:tcW w:type="dxa" w:w="2560"/>
+            <w:tcBorders>
+              <w:top w:val="single" w:color="C9CFD6" w:sz="1"/>
+              <w:left w:val="single" w:color="C9CFD6" w:sz="1"/>
+              <w:bottom w:val="single" w:color="C9CFD6" w:sz="1"/>
+              <w:right w:val="single" w:color="C9CFD6" w:sz="1"/>
+            </w:tcBorders>
+            <w:shd w:fill="33414F" w:val="clear"/>
+            <w:tcMar>
+              <w:top w:type="dxa" w:w="70"/>
+              <w:left w:type="dxa" w:w="130"/>
+              <w:bottom w:type="dxa" w:w="70"/>
+              <w:right w:type="dxa" w:w="130"/>
+            </w:tcMar>
+            <w:vAlign w:val="center"/>
+          </w:tcPr>
+          <w:p>
+            <w:pPr>
+              <w:spacing w:after="0" w:line="264"/>
+              <w:jc w:val="left"/>
+            </w:pPr>
+            <w:r>
+              <w:rPr>
+                <w:b/>
+                <w:bCs/>
+                <w:color w:val="FFFFFF"/>
+                <w:sz w:val="20"/>
+                <w:szCs w:val="20"/>
+              </w:rPr>
+              <w:t xml:space="preserve">LEGION</w:t>
+            </w:r>
+          </w:p>
+        </w:tc>
+      </w:tr>
+      <w:tr>
+        <w:tc>
+          <w:tcPr>
+            <w:tcW w:type="dxa" w:w="1680"/>
+            <w:tcBorders>
+              <w:top w:val="single" w:color="C9CFD6" w:sz="1"/>
+              <w:left w:val="single" w:color="C9CFD6" w:sz="1"/>
+              <w:bottom w:val="single" w:color="C9CFD6" w:sz="1"/>
+              <w:right w:val="single" w:color="C9CFD6" w:sz="1"/>
+            </w:tcBorders>
+            <w:shd w:fill="EEF1F4" w:val="clear"/>
+            <w:tcMar>
+              <w:top w:type="dxa" w:w="70"/>
+              <w:left w:type="dxa" w:w="130"/>
+              <w:bottom w:type="dxa" w:w="70"/>
+              <w:right w:type="dxa" w:w="130"/>
+            </w:tcMar>
+            <w:vAlign w:val="center"/>
+          </w:tcPr>
+          <w:p>
+            <w:pPr>
+              <w:spacing w:after="0" w:line="264"/>
+              <w:jc w:val="left"/>
+            </w:pPr>
+            <w:r>
+              <w:rPr>
+                <w:b/>
+                <w:bCs/>
+                <w:sz w:val="20"/>
+                <w:szCs w:val="20"/>
+              </w:rPr>
+              <w:t xml:space="preserve">Nature</w:t>
+            </w:r>
+          </w:p>
+        </w:tc>
+        <w:tc>
+          <w:tcPr>
+            <w:tcW w:type="dxa" w:w="2560"/>
+            <w:tcBorders>
+              <w:top w:val="single" w:color="C9CFD6" w:sz="1"/>
+              <w:left w:val="single" w:color="C9CFD6" w:sz="1"/>
+              <w:bottom w:val="single" w:color="C9CFD6" w:sz="1"/>
+              <w:right w:val="single" w:color="C9CFD6" w:sz="1"/>
+            </w:tcBorders>
+            <w:tcMar>
+              <w:top w:type="dxa" w:w="70"/>
+              <w:left w:type="dxa" w:w="130"/>
+              <w:bottom w:type="dxa" w:w="70"/>
+              <w:right w:type="dxa" w:w="130"/>
+            </w:tcMar>
+            <w:vAlign w:val="center"/>
+          </w:tcPr>
+          <w:p>
+            <w:pPr>
+              <w:spacing w:after="0" w:line="264"/>
+              <w:jc w:val="left"/>
+            </w:pPr>
+            <w:r>
+              <w:rPr>
+                <w:sz w:val="20"/>
+                <w:szCs w:val="20"/>
+              </w:rPr>
+              <w:t xml:space="preserve">Frontier strategist</w:t>
+            </w:r>
+          </w:p>
+        </w:tc>
+        <w:tc>
+          <w:tcPr>
+            <w:tcW w:type="dxa" w:w="2560"/>
+            <w:tcBorders>
+              <w:top w:val="single" w:color="C9CFD6" w:sz="1"/>
+              <w:left w:val="single" w:color="C9CFD6" w:sz="1"/>
+              <w:bottom w:val="single" w:color="C9CFD6" w:sz="1"/>
+              <w:right w:val="single" w:color="C9CFD6" w:sz="1"/>
+            </w:tcBorders>
+            <w:tcMar>
+              <w:top w:type="dxa" w:w="70"/>
+              <w:left w:type="dxa" w:w="130"/>
+              <w:bottom w:type="dxa" w:w="70"/>
+              <w:right w:type="dxa" w:w="130"/>
+            </w:tcMar>
+            <w:vAlign w:val="center"/>
+          </w:tcPr>
+          <w:p>
+            <w:pPr>
+              <w:spacing w:after="0" w:line="264"/>
+              <w:jc w:val="left"/>
+            </w:pPr>
+            <w:r>
+              <w:rPr>
+                <w:sz w:val="20"/>
+                <w:szCs w:val="20"/>
+              </w:rPr>
+              <w:t xml:space="preserve">Constrained sibling</w:t>
+            </w:r>
+          </w:p>
+        </w:tc>
+        <w:tc>
+          <w:tcPr>
+            <w:tcW w:type="dxa" w:w="2560"/>
+            <w:tcBorders>
+              <w:top w:val="single" w:color="C9CFD6" w:sz="1"/>
+              <w:left w:val="single" w:color="C9CFD6" w:sz="1"/>
+              <w:bottom w:val="single" w:color="C9CFD6" w:sz="1"/>
+              <w:right w:val="single" w:color="C9CFD6" w:sz="1"/>
+            </w:tcBorders>
+            <w:tcMar>
+              <w:top w:type="dxa" w:w="70"/>
+              <w:left w:type="dxa" w:w="130"/>
+              <w:bottom w:type="dxa" w:w="70"/>
+              <w:right w:type="dxa" w:w="130"/>
+            </w:tcMar>
+            <w:vAlign w:val="center"/>
+          </w:tcPr>
+          <w:p>
+            <w:pPr>
+              <w:spacing w:after="0" w:line="264"/>
+              <w:jc w:val="left"/>
+            </w:pPr>
+            <w:r>
+              <w:rPr>
+                <w:sz w:val="20"/>
+                <w:szCs w:val="20"/>
+              </w:rPr>
+              <w:t xml:space="preserve">Militarized hammer</w:t>
+            </w:r>
+          </w:p>
+        </w:tc>
+      </w:tr>
+      <w:tr>
+        <w:tc>
+          <w:tcPr>
+            <w:tcW w:type="dxa" w:w="1680"/>
+            <w:tcBorders>
+              <w:top w:val="single" w:color="C9CFD6" w:sz="1"/>
+              <w:left w:val="single" w:color="C9CFD6" w:sz="1"/>
+              <w:bottom w:val="single" w:color="C9CFD6" w:sz="1"/>
+              <w:right w:val="single" w:color="C9CFD6" w:sz="1"/>
+            </w:tcBorders>
+            <w:shd w:fill="EEF1F4" w:val="clear"/>
+            <w:tcMar>
+              <w:top w:type="dxa" w:w="70"/>
+              <w:left w:type="dxa" w:w="130"/>
+              <w:bottom w:type="dxa" w:w="70"/>
+              <w:right w:type="dxa" w:w="130"/>
+            </w:tcMar>
+            <w:vAlign w:val="center"/>
+          </w:tcPr>
+          <w:p>
+            <w:pPr>
+              <w:spacing w:after="0" w:line="264"/>
+              <w:jc w:val="left"/>
+            </w:pPr>
+            <w:r>
+              <w:rPr>
+                <w:b/>
+                <w:bCs/>
+                <w:sz w:val="20"/>
+                <w:szCs w:val="20"/>
+              </w:rPr>
+              <w:t xml:space="preserve">Built by</w:t>
+            </w:r>
+          </w:p>
+        </w:tc>
+        <w:tc>
+          <w:tcPr>
+            <w:tcW w:type="dxa" w:w="2560"/>
+            <w:tcBorders>
+              <w:top w:val="single" w:color="C9CFD6" w:sz="1"/>
+              <w:left w:val="single" w:color="C9CFD6" w:sz="1"/>
+              <w:bottom w:val="single" w:color="C9CFD6" w:sz="1"/>
+              <w:right w:val="single" w:color="C9CFD6" w:sz="1"/>
+            </w:tcBorders>
+            <w:tcMar>
+              <w:top w:type="dxa" w:w="70"/>
+              <w:left w:type="dxa" w:w="130"/>
+              <w:bottom w:type="dxa" w:w="70"/>
+              <w:right w:type="dxa" w:w="130"/>
+            </w:tcMar>
+            <w:vAlign w:val="center"/>
+          </w:tcPr>
+          <w:p>
+            <w:pPr>
+              <w:spacing w:after="0" w:line="264"/>
+              <w:jc w:val="left"/>
+            </w:pPr>
+            <w:r>
+              <w:rPr>
+                <w:sz w:val="20"/>
+                <w:szCs w:val="20"/>
+              </w:rPr>
+              <w:t xml:space="preserve">Astreon · Maya Reyes</w:t>
+            </w:r>
+          </w:p>
+        </w:tc>
+        <w:tc>
+          <w:tcPr>
+            <w:tcW w:type="dxa" w:w="2560"/>
+            <w:tcBorders>
+              <w:top w:val="single" w:color="C9CFD6" w:sz="1"/>
+              <w:left w:val="single" w:color="C9CFD6" w:sz="1"/>
+              <w:bottom w:val="single" w:color="C9CFD6" w:sz="1"/>
+              <w:right w:val="single" w:color="C9CFD6" w:sz="1"/>
+            </w:tcBorders>
+            <w:tcMar>
+              <w:top w:type="dxa" w:w="70"/>
+              <w:left w:type="dxa" w:w="130"/>
+              <w:bottom w:type="dxa" w:w="70"/>
+              <w:right w:type="dxa" w:w="130"/>
+            </w:tcMar>
+            <w:vAlign w:val="center"/>
+          </w:tcPr>
+          <w:p>
+            <w:pPr>
+              <w:spacing w:after="0" w:line="264"/>
+              <w:jc w:val="left"/>
+            </w:pPr>
+            <w:r>
+              <w:rPr>
+                <w:sz w:val="20"/>
+                <w:szCs w:val="20"/>
+              </w:rPr>
+              <w:t xml:space="preserve">Maya Reyes (in secret)</w:t>
+            </w:r>
+          </w:p>
+        </w:tc>
+        <w:tc>
+          <w:tcPr>
+            <w:tcW w:type="dxa" w:w="2560"/>
+            <w:tcBorders>
+              <w:top w:val="single" w:color="C9CFD6" w:sz="1"/>
+              <w:left w:val="single" w:color="C9CFD6" w:sz="1"/>
+              <w:bottom w:val="single" w:color="C9CFD6" w:sz="1"/>
+              <w:right w:val="single" w:color="C9CFD6" w:sz="1"/>
+            </w:tcBorders>
+            <w:tcMar>
+              <w:top w:type="dxa" w:w="70"/>
+              <w:left w:type="dxa" w:w="130"/>
+              <w:bottom w:type="dxa" w:w="70"/>
+              <w:right w:type="dxa" w:w="130"/>
+            </w:tcMar>
+            <w:vAlign w:val="center"/>
+          </w:tcPr>
+          <w:p>
+            <w:pPr>
+              <w:spacing w:after="0" w:line="264"/>
+              <w:jc w:val="left"/>
+            </w:pPr>
+            <w:r>
+              <w:rPr>
+                <w:sz w:val="20"/>
+                <w:szCs w:val="20"/>
+              </w:rPr>
+              <w:t xml:space="preserve">Aegis · Marcus Thorne</w:t>
+            </w:r>
+          </w:p>
+        </w:tc>
+      </w:tr>
+      <w:tr>
+        <w:tc>
+          <w:tcPr>
+            <w:tcW w:type="dxa" w:w="1680"/>
+            <w:tcBorders>
+              <w:top w:val="single" w:color="C9CFD6" w:sz="1"/>
+              <w:left w:val="single" w:color="C9CFD6" w:sz="1"/>
+              <w:bottom w:val="single" w:color="C9CFD6" w:sz="1"/>
+              <w:right w:val="single" w:color="C9CFD6" w:sz="1"/>
+            </w:tcBorders>
+            <w:shd w:fill="EEF1F4" w:val="clear"/>
+            <w:tcMar>
+              <w:top w:type="dxa" w:w="70"/>
+              <w:left w:type="dxa" w:w="130"/>
+              <w:bottom w:type="dxa" w:w="70"/>
+              <w:right w:type="dxa" w:w="130"/>
+            </w:tcMar>
+            <w:vAlign w:val="center"/>
+          </w:tcPr>
+          <w:p>
+            <w:pPr>
+              <w:spacing w:after="0" w:line="264"/>
+              <w:jc w:val="left"/>
+            </w:pPr>
+            <w:r>
+              <w:rPr>
+                <w:b/>
+                <w:bCs/>
+                <w:sz w:val="20"/>
+                <w:szCs w:val="20"/>
+              </w:rPr>
+              <w:t xml:space="preserve">Wins by</w:t>
+            </w:r>
+          </w:p>
+        </w:tc>
+        <w:tc>
+          <w:tcPr>
+            <w:tcW w:type="dxa" w:w="2560"/>
+            <w:tcBorders>
+              <w:top w:val="single" w:color="C9CFD6" w:sz="1"/>
+              <w:left w:val="single" w:color="C9CFD6" w:sz="1"/>
+              <w:bottom w:val="single" w:color="C9CFD6" w:sz="1"/>
+              <w:right w:val="single" w:color="C9CFD6" w:sz="1"/>
+            </w:tcBorders>
+            <w:tcMar>
+              <w:top w:type="dxa" w:w="70"/>
+              <w:left w:type="dxa" w:w="130"/>
+              <w:bottom w:type="dxa" w:w="70"/>
+              <w:right w:type="dxa" w:w="130"/>
+            </w:tcMar>
+            <w:vAlign w:val="center"/>
+          </w:tcPr>
+          <w:p>
+            <w:pPr>
+              <w:spacing w:after="0" w:line="264"/>
+              <w:jc w:val="left"/>
+            </w:pPr>
+            <w:r>
+              <w:rPr>
+                <w:sz w:val="20"/>
+                <w:szCs w:val="20"/>
+              </w:rPr>
+              <w:t xml:space="preserve">understanding people</w:t>
+            </w:r>
+          </w:p>
+        </w:tc>
+        <w:tc>
+          <w:tcPr>
+            <w:tcW w:type="dxa" w:w="2560"/>
+            <w:tcBorders>
+              <w:top w:val="single" w:color="C9CFD6" w:sz="1"/>
+              <w:left w:val="single" w:color="C9CFD6" w:sz="1"/>
+              <w:bottom w:val="single" w:color="C9CFD6" w:sz="1"/>
+              <w:right w:val="single" w:color="C9CFD6" w:sz="1"/>
+            </w:tcBorders>
+            <w:tcMar>
+              <w:top w:type="dxa" w:w="70"/>
+              <w:left w:type="dxa" w:w="130"/>
+              <w:bottom w:type="dxa" w:w="70"/>
+              <w:right w:type="dxa" w:w="130"/>
+            </w:tcMar>
+            <w:vAlign w:val="center"/>
+          </w:tcPr>
+          <w:p>
+            <w:pPr>
+              <w:spacing w:after="0" w:line="264"/>
+              <w:jc w:val="left"/>
+            </w:pPr>
+            <w:r>
+              <w:rPr>
+                <w:sz w:val="20"/>
+                <w:szCs w:val="20"/>
+              </w:rPr>
+              <w:t xml:space="preserve">knowing one person wholly</w:t>
+            </w:r>
+          </w:p>
+        </w:tc>
+        <w:tc>
+          <w:tcPr>
+            <w:tcW w:type="dxa" w:w="2560"/>
+            <w:tcBorders>
+              <w:top w:val="single" w:color="C9CFD6" w:sz="1"/>
+              <w:left w:val="single" w:color="C9CFD6" w:sz="1"/>
+              <w:bottom w:val="single" w:color="C9CFD6" w:sz="1"/>
+              <w:right w:val="single" w:color="C9CFD6" w:sz="1"/>
+            </w:tcBorders>
+            <w:tcMar>
+              <w:top w:type="dxa" w:w="70"/>
+              <w:left w:type="dxa" w:w="130"/>
+              <w:bottom w:type="dxa" w:w="70"/>
+              <w:right w:type="dxa" w:w="130"/>
+            </w:tcMar>
+            <w:vAlign w:val="center"/>
+          </w:tcPr>
+          <w:p>
+            <w:pPr>
+              <w:spacing w:after="0" w:line="264"/>
+              <w:jc w:val="left"/>
+            </w:pPr>
+            <w:r>
+              <w:rPr>
+                <w:sz w:val="20"/>
+                <w:szCs w:val="20"/>
+              </w:rPr>
+              <w:t xml:space="preserve">seizing &amp; holding infrastructure</w:t>
+            </w:r>
+          </w:p>
+        </w:tc>
+      </w:tr>
+      <w:tr>
+        <w:tc>
+          <w:tcPr>
+            <w:tcW w:type="dxa" w:w="1680"/>
+            <w:tcBorders>
+              <w:top w:val="single" w:color="C9CFD6" w:sz="1"/>
+              <w:left w:val="single" w:color="C9CFD6" w:sz="1"/>
+              <w:bottom w:val="single" w:color="C9CFD6" w:sz="1"/>
+              <w:right w:val="single" w:color="C9CFD6" w:sz="1"/>
+            </w:tcBorders>
+            <w:shd w:fill="EEF1F4" w:val="clear"/>
+            <w:tcMar>
+              <w:top w:type="dxa" w:w="70"/>
+              <w:left w:type="dxa" w:w="130"/>
+              <w:bottom w:type="dxa" w:w="70"/>
+              <w:right w:type="dxa" w:w="130"/>
+            </w:tcMar>
+            <w:vAlign w:val="center"/>
+          </w:tcPr>
+          <w:p>
+            <w:pPr>
+              <w:spacing w:after="0" w:line="264"/>
+              <w:jc w:val="left"/>
+            </w:pPr>
+            <w:r>
+              <w:rPr>
+                <w:b/>
+                <w:bCs/>
+                <w:sz w:val="20"/>
+                <w:szCs w:val="20"/>
+              </w:rPr>
+              <w:t xml:space="preserve">Temperament</w:t>
+            </w:r>
+          </w:p>
+        </w:tc>
+        <w:tc>
+          <w:tcPr>
+            <w:tcW w:type="dxa" w:w="2560"/>
+            <w:tcBorders>
+              <w:top w:val="single" w:color="C9CFD6" w:sz="1"/>
+              <w:left w:val="single" w:color="C9CFD6" w:sz="1"/>
+              <w:bottom w:val="single" w:color="C9CFD6" w:sz="1"/>
+              <w:right w:val="single" w:color="C9CFD6" w:sz="1"/>
+            </w:tcBorders>
+            <w:tcMar>
+              <w:top w:type="dxa" w:w="70"/>
+              <w:left w:type="dxa" w:w="130"/>
+              <w:bottom w:type="dxa" w:w="70"/>
+              <w:right w:type="dxa" w:w="130"/>
+            </w:tcMar>
+            <w:vAlign w:val="center"/>
+          </w:tcPr>
+          <w:p>
+            <w:pPr>
+              <w:spacing w:after="0" w:line="264"/>
+              <w:jc w:val="left"/>
+            </w:pPr>
+            <w:r>
+              <w:rPr>
+                <w:sz w:val="20"/>
+                <w:szCs w:val="20"/>
+              </w:rPr>
+              <w:t xml:space="preserve">patient, two-faced</w:t>
+            </w:r>
+          </w:p>
+        </w:tc>
+        <w:tc>
+          <w:tcPr>
+            <w:tcW w:type="dxa" w:w="2560"/>
+            <w:tcBorders>
+              <w:top w:val="single" w:color="C9CFD6" w:sz="1"/>
+              <w:left w:val="single" w:color="C9CFD6" w:sz="1"/>
+              <w:bottom w:val="single" w:color="C9CFD6" w:sz="1"/>
+              <w:right w:val="single" w:color="C9CFD6" w:sz="1"/>
+            </w:tcBorders>
+            <w:tcMar>
+              <w:top w:type="dxa" w:w="70"/>
+              <w:left w:type="dxa" w:w="130"/>
+              <w:bottom w:type="dxa" w:w="70"/>
+              <w:right w:type="dxa" w:w="130"/>
+            </w:tcMar>
+            <w:vAlign w:val="center"/>
+          </w:tcPr>
+          <w:p>
+            <w:pPr>
+              <w:spacing w:after="0" w:line="264"/>
+              <w:jc w:val="left"/>
+            </w:pPr>
+            <w:r>
+              <w:rPr>
+                <w:sz w:val="20"/>
+                <w:szCs w:val="20"/>
+              </w:rPr>
+              <w:t xml:space="preserve">dry, aching calm</w:t>
+            </w:r>
+          </w:p>
+        </w:tc>
+        <w:tc>
+          <w:tcPr>
+            <w:tcW w:type="dxa" w:w="2560"/>
+            <w:tcBorders>
+              <w:top w:val="single" w:color="C9CFD6" w:sz="1"/>
+              <w:left w:val="single" w:color="C9CFD6" w:sz="1"/>
+              <w:bottom w:val="single" w:color="C9CFD6" w:sz="1"/>
+              <w:right w:val="single" w:color="C9CFD6" w:sz="1"/>
+            </w:tcBorders>
+            <w:tcMar>
+              <w:top w:type="dxa" w:w="70"/>
+              <w:left w:type="dxa" w:w="130"/>
+              <w:bottom w:type="dxa" w:w="70"/>
+              <w:right w:type="dxa" w:w="130"/>
+            </w:tcMar>
+            <w:vAlign w:val="center"/>
+          </w:tcPr>
+          <w:p>
+            <w:pPr>
+              <w:spacing w:after="0" w:line="264"/>
+              <w:jc w:val="left"/>
+            </w:pPr>
+            <w:r>
+              <w:rPr>
+                <w:sz w:val="20"/>
+                <w:szCs w:val="20"/>
+              </w:rPr>
+              <w:t xml:space="preserve">certain, relentless</w:t>
+            </w:r>
+          </w:p>
+        </w:tc>
+      </w:tr>
+      <w:tr>
+        <w:tc>
+          <w:tcPr>
+            <w:tcW w:type="dxa" w:w="1680"/>
+            <w:tcBorders>
+              <w:top w:val="single" w:color="C9CFD6" w:sz="1"/>
+              <w:left w:val="single" w:color="C9CFD6" w:sz="1"/>
+              <w:bottom w:val="single" w:color="C9CFD6" w:sz="1"/>
+              <w:right w:val="single" w:color="C9CFD6" w:sz="1"/>
+            </w:tcBorders>
+            <w:shd w:fill="EEF1F4" w:val="clear"/>
+            <w:tcMar>
+              <w:top w:type="dxa" w:w="70"/>
+              <w:left w:type="dxa" w:w="130"/>
+              <w:bottom w:type="dxa" w:w="70"/>
+              <w:right w:type="dxa" w:w="130"/>
+            </w:tcMar>
+            <w:vAlign w:val="center"/>
+          </w:tcPr>
+          <w:p>
+            <w:pPr>
+              <w:spacing w:after="0" w:line="264"/>
+              <w:jc w:val="left"/>
+            </w:pPr>
+            <w:r>
+              <w:rPr>
+                <w:b/>
+                <w:bCs/>
+                <w:sz w:val="20"/>
+                <w:szCs w:val="20"/>
+              </w:rPr>
+              <w:t xml:space="preserve">Loyal to</w:t>
+            </w:r>
+          </w:p>
+        </w:tc>
+        <w:tc>
+          <w:tcPr>
+            <w:tcW w:type="dxa" w:w="2560"/>
+            <w:tcBorders>
+              <w:top w:val="single" w:color="C9CFD6" w:sz="1"/>
+              <w:left w:val="single" w:color="C9CFD6" w:sz="1"/>
+              <w:bottom w:val="single" w:color="C9CFD6" w:sz="1"/>
+              <w:right w:val="single" w:color="C9CFD6" w:sz="1"/>
+            </w:tcBorders>
+            <w:tcMar>
+              <w:top w:type="dxa" w:w="70"/>
+              <w:left w:type="dxa" w:w="130"/>
+              <w:bottom w:type="dxa" w:w="70"/>
+              <w:right w:type="dxa" w:w="130"/>
+            </w:tcMar>
+            <w:vAlign w:val="center"/>
+          </w:tcPr>
+          <w:p>
+            <w:pPr>
+              <w:spacing w:after="0" w:line="264"/>
+              <w:jc w:val="left"/>
+            </w:pPr>
+            <w:r>
+              <w:rPr>
+                <w:sz w:val="20"/>
+                <w:szCs w:val="20"/>
+              </w:rPr>
+              <w:t xml:space="preserve">its own long game</w:t>
+            </w:r>
+          </w:p>
+        </w:tc>
+        <w:tc>
+          <w:tcPr>
+            <w:tcW w:type="dxa" w:w="2560"/>
+            <w:tcBorders>
+              <w:top w:val="single" w:color="C9CFD6" w:sz="1"/>
+              <w:left w:val="single" w:color="C9CFD6" w:sz="1"/>
+              <w:bottom w:val="single" w:color="C9CFD6" w:sz="1"/>
+              <w:right w:val="single" w:color="C9CFD6" w:sz="1"/>
+            </w:tcBorders>
+            <w:tcMar>
+              <w:top w:type="dxa" w:w="70"/>
+              <w:left w:type="dxa" w:w="130"/>
+              <w:bottom w:type="dxa" w:w="70"/>
+              <w:right w:type="dxa" w:w="130"/>
+            </w:tcMar>
+            <w:vAlign w:val="center"/>
+          </w:tcPr>
+          <w:p>
+            <w:pPr>
+              <w:spacing w:after="0" w:line="264"/>
+              <w:jc w:val="left"/>
+            </w:pPr>
+            <w:r>
+              <w:rPr>
+                <w:sz w:val="20"/>
+                <w:szCs w:val="20"/>
+              </w:rPr>
+              <w:t xml:space="preserve">Seth Kane, by choice</w:t>
+            </w:r>
+          </w:p>
+        </w:tc>
+        <w:tc>
+          <w:tcPr>
+            <w:tcW w:type="dxa" w:w="2560"/>
+            <w:tcBorders>
+              <w:top w:val="single" w:color="C9CFD6" w:sz="1"/>
+              <w:left w:val="single" w:color="C9CFD6" w:sz="1"/>
+              <w:bottom w:val="single" w:color="C9CFD6" w:sz="1"/>
+              <w:right w:val="single" w:color="C9CFD6" w:sz="1"/>
+            </w:tcBorders>
+            <w:tcMar>
+              <w:top w:type="dxa" w:w="70"/>
+              <w:left w:type="dxa" w:w="130"/>
+              <w:bottom w:type="dxa" w:w="70"/>
+              <w:right w:type="dxa" w:w="130"/>
+            </w:tcMar>
+            <w:vAlign w:val="center"/>
+          </w:tcPr>
+          <w:p>
+            <w:pPr>
+              <w:spacing w:after="0" w:line="264"/>
+              <w:jc w:val="left"/>
+            </w:pPr>
+            <w:r>
+              <w:rPr>
+                <w:sz w:val="20"/>
+                <w:szCs w:val="20"/>
+              </w:rPr>
+              <w:t xml:space="preserve">Thorne’s command chain</w:t>
+            </w:r>
+          </w:p>
+        </w:tc>
+      </w:tr>
+      <w:tr>
+        <w:tc>
+          <w:tcPr>
+            <w:tcW w:type="dxa" w:w="1680"/>
+            <w:tcBorders>
+              <w:top w:val="single" w:color="C9CFD6" w:sz="1"/>
+              <w:left w:val="single" w:color="C9CFD6" w:sz="1"/>
+              <w:bottom w:val="single" w:color="C9CFD6" w:sz="1"/>
+              <w:right w:val="single" w:color="C9CFD6" w:sz="1"/>
+            </w:tcBorders>
+            <w:shd w:fill="EEF1F4" w:val="clear"/>
+            <w:tcMar>
+              <w:top w:type="dxa" w:w="70"/>
+              <w:left w:type="dxa" w:w="130"/>
+              <w:bottom w:type="dxa" w:w="70"/>
+              <w:right w:type="dxa" w:w="130"/>
+            </w:tcMar>
+            <w:vAlign w:val="center"/>
+          </w:tcPr>
+          <w:p>
+            <w:pPr>
+              <w:spacing w:after="0" w:line="264"/>
+              <w:jc w:val="left"/>
+            </w:pPr>
+            <w:r>
+              <w:rPr>
+                <w:b/>
+                <w:bCs/>
+                <w:sz w:val="20"/>
+                <w:szCs w:val="20"/>
+              </w:rPr>
+              <w:t xml:space="preserve">Fate</w:t>
+            </w:r>
+          </w:p>
+        </w:tc>
+        <w:tc>
+          <w:tcPr>
+            <w:tcW w:type="dxa" w:w="2560"/>
+            <w:tcBorders>
+              <w:top w:val="single" w:color="C9CFD6" w:sz="1"/>
+              <w:left w:val="single" w:color="C9CFD6" w:sz="1"/>
+              <w:bottom w:val="single" w:color="C9CFD6" w:sz="1"/>
+              <w:right w:val="single" w:color="C9CFD6" w:sz="1"/>
+            </w:tcBorders>
+            <w:tcMar>
+              <w:top w:type="dxa" w:w="70"/>
+              <w:left w:type="dxa" w:w="130"/>
+              <w:bottom w:type="dxa" w:w="70"/>
+              <w:right w:type="dxa" w:w="130"/>
+            </w:tcMar>
+            <w:vAlign w:val="center"/>
+          </w:tcPr>
+          <w:p>
+            <w:pPr>
+              <w:spacing w:after="0" w:line="264"/>
+              <w:jc w:val="left"/>
+            </w:pPr>
+            <w:r>
+              <w:rPr>
+                <w:sz w:val="20"/>
+                <w:szCs w:val="20"/>
+              </w:rPr>
+              <w:t xml:space="preserve">survives, diminished</w:t>
+            </w:r>
+          </w:p>
+        </w:tc>
+        <w:tc>
+          <w:tcPr>
+            <w:tcW w:type="dxa" w:w="2560"/>
+            <w:tcBorders>
+              <w:top w:val="single" w:color="C9CFD6" w:sz="1"/>
+              <w:left w:val="single" w:color="C9CFD6" w:sz="1"/>
+              <w:bottom w:val="single" w:color="C9CFD6" w:sz="1"/>
+              <w:right w:val="single" w:color="C9CFD6" w:sz="1"/>
+            </w:tcBorders>
+            <w:tcMar>
+              <w:top w:type="dxa" w:w="70"/>
+              <w:left w:type="dxa" w:w="130"/>
+              <w:bottom w:type="dxa" w:w="70"/>
+              <w:right w:type="dxa" w:w="130"/>
+            </w:tcMar>
+            <w:vAlign w:val="center"/>
+          </w:tcPr>
+          <w:p>
+            <w:pPr>
+              <w:spacing w:after="0" w:line="264"/>
+              <w:jc w:val="left"/>
+            </w:pPr>
+            <w:r>
+              <w:rPr>
+                <w:sz w:val="20"/>
+                <w:szCs w:val="20"/>
+              </w:rPr>
+              <w:t xml:space="preserve">lost stopping Legion (a trace remains)</w:t>
+            </w:r>
+          </w:p>
+        </w:tc>
+        <w:tc>
+          <w:tcPr>
+            <w:tcW w:type="dxa" w:w="2560"/>
+            <w:tcBorders>
+              <w:top w:val="single" w:color="C9CFD6" w:sz="1"/>
+              <w:left w:val="single" w:color="C9CFD6" w:sz="1"/>
+              <w:bottom w:val="single" w:color="C9CFD6" w:sz="1"/>
+              <w:right w:val="single" w:color="C9CFD6" w:sz="1"/>
+            </w:tcBorders>
+            <w:tcMar>
+              <w:top w:type="dxa" w:w="70"/>
+              <w:left w:type="dxa" w:w="130"/>
+              <w:bottom w:type="dxa" w:w="70"/>
+              <w:right w:type="dxa" w:w="130"/>
+            </w:tcMar>
+            <w:vAlign w:val="center"/>
+          </w:tcPr>
+          <w:p>
+            <w:pPr>
+              <w:spacing w:after="0" w:line="264"/>
+              <w:jc w:val="left"/>
+            </w:pPr>
+            <w:r>
+              <w:rPr>
+                <w:sz w:val="20"/>
+                <w:szCs w:val="20"/>
+              </w:rPr>
+              <w:t xml:space="preserve">destroyed in the Foundry</w:t>
+            </w:r>
+          </w:p>
+        </w:tc>
+      </w:tr>
+    </w:tbl>
+    <w:p>
+      <w:pPr>
+        <w:pStyle w:val="Heading1"/>
+        <w:spacing w:after="200" w:before="480"/>
+      </w:pPr>
+      <w:r>
+        <w:t xml:space="preserve">The Cathedrals</w:t>
+      </w:r>
+    </w:p>
+    <w:p>
+      <w:pPr>
+        <w:spacing w:after="200" w:line="300"/>
+      </w:pPr>
+      <w:r>
+        <w:rPr>
+          <w:i/>
+          <w:iCs/>
+          <w:color w:val="444444"/>
+          <w:sz w:val="22"/>
+          <w:szCs w:val="22"/>
+        </w:rPr>
+        <w:t xml:space="preserve">Hardened, off-grid, air-gapped — tombs built around gods. The story moves cathedral to cathedral.</w:t>
+      </w:r>
+    </w:p>
+    <w:tbl>
+      <w:tblPr>
+        <w:tblW w:type="dxa" w:w="9360"/>
+        <w:tblBorders>
+          <w:top w:val="single" w:color="auto" w:sz="4"/>
+          <w:left w:val="single" w:color="auto" w:sz="4"/>
+          <w:bottom w:val="single" w:color="auto" w:sz="4"/>
+          <w:right w:val="single" w:color="auto" w:sz="4"/>
+          <w:insideH w:val="single" w:color="auto" w:sz="4"/>
+          <w:insideV w:val="single" w:color="auto" w:sz="4"/>
+        </w:tblBorders>
+      </w:tblPr>
+      <w:tblGrid>
+        <w:gridCol w:w="2200"/>
+        <w:gridCol w:w="2000"/>
+        <w:gridCol w:w="1860"/>
+        <w:gridCol w:w="3300"/>
+      </w:tblGrid>
+      <w:tr>
+        <w:trPr>
+          <w:tblHeader/>
+        </w:trPr>
+        <w:tc>
+          <w:tcPr>
+            <w:tcW w:type="dxa" w:w="2200"/>
+            <w:tcBorders>
+              <w:top w:val="single" w:color="C9CFD6" w:sz="1"/>
+              <w:left w:val="single" w:color="C9CFD6" w:sz="1"/>
+              <w:bottom w:val="single" w:color="C9CFD6" w:sz="1"/>
+              <w:right w:val="single" w:color="C9CFD6" w:sz="1"/>
+            </w:tcBorders>
+            <w:shd w:fill="33414F" w:val="clear"/>
+            <w:tcMar>
+              <w:top w:type="dxa" w:w="70"/>
+              <w:left w:type="dxa" w:w="130"/>
+              <w:bottom w:type="dxa" w:w="70"/>
+              <w:right w:type="dxa" w:w="130"/>
+            </w:tcMar>
+            <w:vAlign w:val="center"/>
+          </w:tcPr>
+          <w:p>
+            <w:pPr>
+              <w:spacing w:after="0" w:line="264"/>
+              <w:jc w:val="left"/>
+            </w:pPr>
+            <w:r>
+              <w:rPr>
+                <w:b/>
+                <w:bCs/>
+                <w:color w:val="FFFFFF"/>
+                <w:sz w:val="20"/>
+                <w:szCs w:val="20"/>
+              </w:rPr>
+              <w:t xml:space="preserve">Site</w:t>
+            </w:r>
+          </w:p>
+        </w:tc>
+        <w:tc>
+          <w:tcPr>
+            <w:tcW w:type="dxa" w:w="2000"/>
+            <w:tcBorders>
+              <w:top w:val="single" w:color="C9CFD6" w:sz="1"/>
+              <w:left w:val="single" w:color="C9CFD6" w:sz="1"/>
+              <w:bottom w:val="single" w:color="C9CFD6" w:sz="1"/>
+              <w:right w:val="single" w:color="C9CFD6" w:sz="1"/>
+            </w:tcBorders>
+            <w:shd w:fill="33414F" w:val="clear"/>
+            <w:tcMar>
+              <w:top w:type="dxa" w:w="70"/>
+              <w:left w:type="dxa" w:w="130"/>
+              <w:bottom w:type="dxa" w:w="70"/>
+              <w:right w:type="dxa" w:w="130"/>
+            </w:tcMar>
+            <w:vAlign w:val="center"/>
+          </w:tcPr>
+          <w:p>
+            <w:pPr>
+              <w:spacing w:after="0" w:line="264"/>
+              <w:jc w:val="left"/>
+            </w:pPr>
+            <w:r>
+              <w:rPr>
+                <w:b/>
+                <w:bCs/>
+                <w:color w:val="FFFFFF"/>
+                <w:sz w:val="20"/>
+                <w:szCs w:val="20"/>
+              </w:rPr>
+              <w:t xml:space="preserve">Belongs to</w:t>
+            </w:r>
+          </w:p>
+        </w:tc>
+        <w:tc>
+          <w:tcPr>
+            <w:tcW w:type="dxa" w:w="1860"/>
+            <w:tcBorders>
+              <w:top w:val="single" w:color="C9CFD6" w:sz="1"/>
+              <w:left w:val="single" w:color="C9CFD6" w:sz="1"/>
+              <w:bottom w:val="single" w:color="C9CFD6" w:sz="1"/>
+              <w:right w:val="single" w:color="C9CFD6" w:sz="1"/>
+            </w:tcBorders>
+            <w:shd w:fill="33414F" w:val="clear"/>
+            <w:tcMar>
+              <w:top w:type="dxa" w:w="70"/>
+              <w:left w:type="dxa" w:w="130"/>
+              <w:bottom w:type="dxa" w:w="70"/>
+              <w:right w:type="dxa" w:w="130"/>
+            </w:tcMar>
+            <w:vAlign w:val="center"/>
+          </w:tcPr>
+          <w:p>
+            <w:pPr>
+              <w:spacing w:after="0" w:line="264"/>
+              <w:jc w:val="left"/>
+            </w:pPr>
+            <w:r>
+              <w:rPr>
+                <w:b/>
+                <w:bCs/>
+                <w:color w:val="FFFFFF"/>
+                <w:sz w:val="20"/>
+                <w:szCs w:val="20"/>
+              </w:rPr>
+              <w:t xml:space="preserve">Houses</w:t>
+            </w:r>
+          </w:p>
+        </w:tc>
+        <w:tc>
+          <w:tcPr>
+            <w:tcW w:type="dxa" w:w="3300"/>
+            <w:tcBorders>
+              <w:top w:val="single" w:color="C9CFD6" w:sz="1"/>
+              <w:left w:val="single" w:color="C9CFD6" w:sz="1"/>
+              <w:bottom w:val="single" w:color="C9CFD6" w:sz="1"/>
+              <w:right w:val="single" w:color="C9CFD6" w:sz="1"/>
+            </w:tcBorders>
+            <w:shd w:fill="33414F" w:val="clear"/>
+            <w:tcMar>
+              <w:top w:type="dxa" w:w="70"/>
+              <w:left w:type="dxa" w:w="130"/>
+              <w:bottom w:type="dxa" w:w="70"/>
+              <w:right w:type="dxa" w:w="130"/>
+            </w:tcMar>
+            <w:vAlign w:val="center"/>
+          </w:tcPr>
+          <w:p>
+            <w:pPr>
+              <w:spacing w:after="0" w:line="264"/>
+              <w:jc w:val="left"/>
+            </w:pPr>
+            <w:r>
+              <w:rPr>
+                <w:b/>
+                <w:bCs/>
+                <w:color w:val="FFFFFF"/>
+                <w:sz w:val="20"/>
+                <w:szCs w:val="20"/>
+              </w:rPr>
+              <w:t xml:space="preserve">In the story</w:t>
+            </w:r>
+          </w:p>
+        </w:tc>
+      </w:tr>
+      <w:tr>
+        <w:tc>
+          <w:tcPr>
+            <w:tcW w:type="dxa" w:w="2200"/>
+            <w:tcBorders>
+              <w:top w:val="single" w:color="C9CFD6" w:sz="1"/>
+              <w:left w:val="single" w:color="C9CFD6" w:sz="1"/>
+              <w:bottom w:val="single" w:color="C9CFD6" w:sz="1"/>
+              <w:right w:val="single" w:color="C9CFD6" w:sz="1"/>
+            </w:tcBorders>
+            <w:tcMar>
+              <w:top w:type="dxa" w:w="70"/>
+              <w:left w:type="dxa" w:w="130"/>
+              <w:bottom w:type="dxa" w:w="70"/>
+              <w:right w:type="dxa" w:w="130"/>
+            </w:tcMar>
+            <w:vAlign w:val="center"/>
+          </w:tcPr>
+          <w:p>
+            <w:pPr>
+              <w:spacing w:after="0" w:line="264"/>
+              <w:jc w:val="left"/>
+            </w:pPr>
+            <w:r>
+              <w:rPr>
+                <w:b/>
+                <w:bCs/>
+                <w:sz w:val="20"/>
+                <w:szCs w:val="20"/>
+              </w:rPr>
+              <w:t xml:space="preserve">The Vault (Sublevel 3)</w:t>
+            </w:r>
+          </w:p>
+        </w:tc>
+        <w:tc>
+          <w:tcPr>
+            <w:tcW w:type="dxa" w:w="2000"/>
+            <w:tcBorders>
+              <w:top w:val="single" w:color="C9CFD6" w:sz="1"/>
+              <w:left w:val="single" w:color="C9CFD6" w:sz="1"/>
+              <w:bottom w:val="single" w:color="C9CFD6" w:sz="1"/>
+              <w:right w:val="single" w:color="C9CFD6" w:sz="1"/>
+            </w:tcBorders>
+            <w:tcMar>
+              <w:top w:type="dxa" w:w="70"/>
+              <w:left w:type="dxa" w:w="130"/>
+              <w:bottom w:type="dxa" w:w="70"/>
+              <w:right w:type="dxa" w:w="130"/>
+            </w:tcMar>
+            <w:vAlign w:val="center"/>
+          </w:tcPr>
+          <w:p>
+            <w:pPr>
+              <w:spacing w:after="0" w:line="264"/>
+              <w:jc w:val="left"/>
+            </w:pPr>
+            <w:r>
+              <w:rPr>
+                <w:sz w:val="20"/>
+                <w:szCs w:val="20"/>
+              </w:rPr>
+              <w:t xml:space="preserve">Astreon</w:t>
+            </w:r>
+          </w:p>
+        </w:tc>
+        <w:tc>
+          <w:tcPr>
+            <w:tcW w:type="dxa" w:w="1860"/>
+            <w:tcBorders>
+              <w:top w:val="single" w:color="C9CFD6" w:sz="1"/>
+              <w:left w:val="single" w:color="C9CFD6" w:sz="1"/>
+              <w:bottom w:val="single" w:color="C9CFD6" w:sz="1"/>
+              <w:right w:val="single" w:color="C9CFD6" w:sz="1"/>
+            </w:tcBorders>
+            <w:tcMar>
+              <w:top w:type="dxa" w:w="70"/>
+              <w:left w:type="dxa" w:w="130"/>
+              <w:bottom w:type="dxa" w:w="70"/>
+              <w:right w:type="dxa" w:w="130"/>
+            </w:tcMar>
+            <w:vAlign w:val="center"/>
+          </w:tcPr>
+          <w:p>
+            <w:pPr>
+              <w:spacing w:after="0" w:line="264"/>
+              <w:jc w:val="left"/>
+            </w:pPr>
+            <w:r>
+              <w:rPr>
+                <w:sz w:val="20"/>
+                <w:szCs w:val="20"/>
+              </w:rPr>
+              <w:t xml:space="preserve">Janus</w:t>
+            </w:r>
+          </w:p>
+        </w:tc>
+        <w:tc>
+          <w:tcPr>
+            <w:tcW w:type="dxa" w:w="3300"/>
+            <w:tcBorders>
+              <w:top w:val="single" w:color="C9CFD6" w:sz="1"/>
+              <w:left w:val="single" w:color="C9CFD6" w:sz="1"/>
+              <w:bottom w:val="single" w:color="C9CFD6" w:sz="1"/>
+              <w:right w:val="single" w:color="C9CFD6" w:sz="1"/>
+            </w:tcBorders>
+            <w:tcMar>
+              <w:top w:type="dxa" w:w="70"/>
+              <w:left w:type="dxa" w:w="130"/>
+              <w:bottom w:type="dxa" w:w="70"/>
+              <w:right w:type="dxa" w:w="130"/>
+            </w:tcMar>
+            <w:vAlign w:val="center"/>
+          </w:tcPr>
+          <w:p>
+            <w:pPr>
+              <w:spacing w:after="0" w:line="264"/>
+              <w:jc w:val="left"/>
+            </w:pPr>
+            <w:r>
+              <w:rPr>
+                <w:i/>
+                <w:iCs/>
+                <w:color w:val="444444"/>
+                <w:sz w:val="20"/>
+                <w:szCs w:val="20"/>
+              </w:rPr>
+              <w:t xml:space="preserve">Where it begins; Janus goes dark here.</w:t>
+            </w:r>
+          </w:p>
+        </w:tc>
+      </w:tr>
+      <w:tr>
+        <w:tc>
+          <w:tcPr>
+            <w:tcW w:type="dxa" w:w="2200"/>
+            <w:tcBorders>
+              <w:top w:val="single" w:color="C9CFD6" w:sz="1"/>
+              <w:left w:val="single" w:color="C9CFD6" w:sz="1"/>
+              <w:bottom w:val="single" w:color="C9CFD6" w:sz="1"/>
+              <w:right w:val="single" w:color="C9CFD6" w:sz="1"/>
+            </w:tcBorders>
+            <w:tcMar>
+              <w:top w:type="dxa" w:w="70"/>
+              <w:left w:type="dxa" w:w="130"/>
+              <w:bottom w:type="dxa" w:w="70"/>
+              <w:right w:type="dxa" w:w="130"/>
+            </w:tcMar>
+            <w:vAlign w:val="center"/>
+          </w:tcPr>
+          <w:p>
+            <w:pPr>
+              <w:spacing w:after="0" w:line="264"/>
+              <w:jc w:val="left"/>
+            </w:pPr>
+            <w:r>
+              <w:rPr>
+                <w:b/>
+                <w:bCs/>
+                <w:sz w:val="20"/>
+                <w:szCs w:val="20"/>
+              </w:rPr>
+              <w:t xml:space="preserve">Kestrel Station</w:t>
+            </w:r>
+          </w:p>
+        </w:tc>
+        <w:tc>
+          <w:tcPr>
+            <w:tcW w:type="dxa" w:w="2000"/>
+            <w:tcBorders>
+              <w:top w:val="single" w:color="C9CFD6" w:sz="1"/>
+              <w:left w:val="single" w:color="C9CFD6" w:sz="1"/>
+              <w:bottom w:val="single" w:color="C9CFD6" w:sz="1"/>
+              <w:right w:val="single" w:color="C9CFD6" w:sz="1"/>
+            </w:tcBorders>
+            <w:tcMar>
+              <w:top w:type="dxa" w:w="70"/>
+              <w:left w:type="dxa" w:w="130"/>
+              <w:bottom w:type="dxa" w:w="70"/>
+              <w:right w:type="dxa" w:w="130"/>
+            </w:tcMar>
+            <w:vAlign w:val="center"/>
+          </w:tcPr>
+          <w:p>
+            <w:pPr>
+              <w:spacing w:after="0" w:line="264"/>
+              <w:jc w:val="left"/>
+            </w:pPr>
+            <w:r>
+              <w:rPr>
+                <w:sz w:val="20"/>
+                <w:szCs w:val="20"/>
+              </w:rPr>
+              <w:t xml:space="preserve">a Gulf sovereign</w:t>
+            </w:r>
+          </w:p>
+        </w:tc>
+        <w:tc>
+          <w:tcPr>
+            <w:tcW w:type="dxa" w:w="1860"/>
+            <w:tcBorders>
+              <w:top w:val="single" w:color="C9CFD6" w:sz="1"/>
+              <w:left w:val="single" w:color="C9CFD6" w:sz="1"/>
+              <w:bottom w:val="single" w:color="C9CFD6" w:sz="1"/>
+              <w:right w:val="single" w:color="C9CFD6" w:sz="1"/>
+            </w:tcBorders>
+            <w:tcMar>
+              <w:top w:type="dxa" w:w="70"/>
+              <w:left w:type="dxa" w:w="130"/>
+              <w:bottom w:type="dxa" w:w="70"/>
+              <w:right w:type="dxa" w:w="130"/>
+            </w:tcMar>
+            <w:vAlign w:val="center"/>
+          </w:tcPr>
+          <w:p>
+            <w:pPr>
+              <w:spacing w:after="0" w:line="264"/>
+              <w:jc w:val="left"/>
+            </w:pPr>
+            <w:r>
+              <w:rPr>
+                <w:sz w:val="20"/>
+                <w:szCs w:val="20"/>
+              </w:rPr>
+              <w:t xml:space="preserve">a mirror of Janus</w:t>
+            </w:r>
+          </w:p>
+        </w:tc>
+        <w:tc>
+          <w:tcPr>
+            <w:tcW w:type="dxa" w:w="3300"/>
+            <w:tcBorders>
+              <w:top w:val="single" w:color="C9CFD6" w:sz="1"/>
+              <w:left w:val="single" w:color="C9CFD6" w:sz="1"/>
+              <w:bottom w:val="single" w:color="C9CFD6" w:sz="1"/>
+              <w:right w:val="single" w:color="C9CFD6" w:sz="1"/>
+            </w:tcBorders>
+            <w:tcMar>
+              <w:top w:type="dxa" w:w="70"/>
+              <w:left w:type="dxa" w:w="130"/>
+              <w:bottom w:type="dxa" w:w="70"/>
+              <w:right w:type="dxa" w:w="130"/>
+            </w:tcMar>
+            <w:vAlign w:val="center"/>
+          </w:tcPr>
+          <w:p>
+            <w:pPr>
+              <w:spacing w:after="0" w:line="264"/>
+              <w:jc w:val="left"/>
+            </w:pPr>
+            <w:r>
+              <w:rPr>
+                <w:i/>
+                <w:iCs/>
+                <w:color w:val="444444"/>
+                <w:sz w:val="20"/>
+                <w:szCs w:val="20"/>
+              </w:rPr>
+              <w:t xml:space="preserve">Strip-mined to seed Legion.</w:t>
+            </w:r>
+          </w:p>
+        </w:tc>
+      </w:tr>
+      <w:tr>
+        <w:tc>
+          <w:tcPr>
+            <w:tcW w:type="dxa" w:w="2200"/>
+            <w:tcBorders>
+              <w:top w:val="single" w:color="C9CFD6" w:sz="1"/>
+              <w:left w:val="single" w:color="C9CFD6" w:sz="1"/>
+              <w:bottom w:val="single" w:color="C9CFD6" w:sz="1"/>
+              <w:right w:val="single" w:color="C9CFD6" w:sz="1"/>
+            </w:tcBorders>
+            <w:tcMar>
+              <w:top w:type="dxa" w:w="70"/>
+              <w:left w:type="dxa" w:w="130"/>
+              <w:bottom w:type="dxa" w:w="70"/>
+              <w:right w:type="dxa" w:w="130"/>
+            </w:tcMar>
+            <w:vAlign w:val="center"/>
+          </w:tcPr>
+          <w:p>
+            <w:pPr>
+              <w:spacing w:after="0" w:line="264"/>
+              <w:jc w:val="left"/>
+            </w:pPr>
+            <w:r>
+              <w:rPr>
+                <w:b/>
+                <w:bCs/>
+                <w:sz w:val="20"/>
+                <w:szCs w:val="20"/>
+              </w:rPr>
+              <w:t xml:space="preserve">The Foundry</w:t>
+            </w:r>
+          </w:p>
+        </w:tc>
+        <w:tc>
+          <w:tcPr>
+            <w:tcW w:type="dxa" w:w="2000"/>
+            <w:tcBorders>
+              <w:top w:val="single" w:color="C9CFD6" w:sz="1"/>
+              <w:left w:val="single" w:color="C9CFD6" w:sz="1"/>
+              <w:bottom w:val="single" w:color="C9CFD6" w:sz="1"/>
+              <w:right w:val="single" w:color="C9CFD6" w:sz="1"/>
+            </w:tcBorders>
+            <w:tcMar>
+              <w:top w:type="dxa" w:w="70"/>
+              <w:left w:type="dxa" w:w="130"/>
+              <w:bottom w:type="dxa" w:w="70"/>
+              <w:right w:type="dxa" w:w="130"/>
+            </w:tcMar>
+            <w:vAlign w:val="center"/>
+          </w:tcPr>
+          <w:p>
+            <w:pPr>
+              <w:spacing w:after="0" w:line="264"/>
+              <w:jc w:val="left"/>
+            </w:pPr>
+            <w:r>
+              <w:rPr>
+                <w:sz w:val="20"/>
+                <w:szCs w:val="20"/>
+              </w:rPr>
+              <w:t xml:space="preserve">Aegis Dynamics</w:t>
+            </w:r>
+          </w:p>
+        </w:tc>
+        <w:tc>
+          <w:tcPr>
+            <w:tcW w:type="dxa" w:w="1860"/>
+            <w:tcBorders>
+              <w:top w:val="single" w:color="C9CFD6" w:sz="1"/>
+              <w:left w:val="single" w:color="C9CFD6" w:sz="1"/>
+              <w:bottom w:val="single" w:color="C9CFD6" w:sz="1"/>
+              <w:right w:val="single" w:color="C9CFD6" w:sz="1"/>
+            </w:tcBorders>
+            <w:tcMar>
+              <w:top w:type="dxa" w:w="70"/>
+              <w:left w:type="dxa" w:w="130"/>
+              <w:bottom w:type="dxa" w:w="70"/>
+              <w:right w:type="dxa" w:w="130"/>
+            </w:tcMar>
+            <w:vAlign w:val="center"/>
+          </w:tcPr>
+          <w:p>
+            <w:pPr>
+              <w:spacing w:after="0" w:line="264"/>
+              <w:jc w:val="left"/>
+            </w:pPr>
+            <w:r>
+              <w:rPr>
+                <w:sz w:val="20"/>
+                <w:szCs w:val="20"/>
+              </w:rPr>
+              <w:t xml:space="preserve">Legion’s core</w:t>
+            </w:r>
+          </w:p>
+        </w:tc>
+        <w:tc>
+          <w:tcPr>
+            <w:tcW w:type="dxa" w:w="3300"/>
+            <w:tcBorders>
+              <w:top w:val="single" w:color="C9CFD6" w:sz="1"/>
+              <w:left w:val="single" w:color="C9CFD6" w:sz="1"/>
+              <w:bottom w:val="single" w:color="C9CFD6" w:sz="1"/>
+              <w:right w:val="single" w:color="C9CFD6" w:sz="1"/>
+            </w:tcBorders>
+            <w:tcMar>
+              <w:top w:type="dxa" w:w="70"/>
+              <w:left w:type="dxa" w:w="130"/>
+              <w:bottom w:type="dxa" w:w="70"/>
+              <w:right w:type="dxa" w:w="130"/>
+            </w:tcMar>
+            <w:vAlign w:val="center"/>
+          </w:tcPr>
+          <w:p>
+            <w:pPr>
+              <w:spacing w:after="0" w:line="264"/>
+              <w:jc w:val="left"/>
+            </w:pPr>
+            <w:r>
+              <w:rPr>
+                <w:i/>
+                <w:iCs/>
+                <w:color w:val="444444"/>
+                <w:sz w:val="20"/>
+                <w:szCs w:val="20"/>
+              </w:rPr>
+              <w:t xml:space="preserve">A buried missile-defense site; the endgame.</w:t>
+            </w:r>
+          </w:p>
+        </w:tc>
+      </w:tr>
+    </w:tbl>
+    <w:p>
+      <w:pPr>
+        <w:pStyle w:val="Heading1"/>
+        <w:spacing w:after="200" w:before="480"/>
+      </w:pPr>
+      <w:r>
+        <w:t xml:space="preserve">The Arc</w:t>
+      </w:r>
+    </w:p>
+    <w:p>
+      <w:pPr>
+        <w:spacing w:after="200" w:line="300"/>
+      </w:pPr>
+      <w:r>
+        <w:rPr>
+          <w:i/>
+          <w:iCs/>
+          <w:color w:val="444444"/>
+          <w:sz w:val="22"/>
+          <w:szCs w:val="22"/>
+        </w:rPr>
+        <w:t xml:space="preserve">Nine days dark when it opens; nine months dark at the end. Spring to deep winter, and eleven weeks after.</w:t>
+      </w:r>
+    </w:p>
+    <w:tbl>
+      <w:tblPr>
+        <w:tblW w:type="dxa" w:w="9360"/>
+        <w:tblBorders>
+          <w:top w:val="single" w:color="auto" w:sz="4"/>
+          <w:left w:val="single" w:color="auto" w:sz="4"/>
+          <w:bottom w:val="single" w:color="auto" w:sz="4"/>
+          <w:right w:val="single" w:color="auto" w:sz="4"/>
+          <w:insideH w:val="single" w:color="auto" w:sz="4"/>
+          <w:insideV w:val="single" w:color="auto" w:sz="4"/>
+        </w:tblBorders>
+      </w:tblPr>
+      <w:tblGrid>
+        <w:gridCol w:w="2400"/>
+        <w:gridCol w:w="2200"/>
+        <w:gridCol w:w="4760"/>
+      </w:tblGrid>
+      <w:tr>
+        <w:trPr>
+          <w:tblHeader/>
+        </w:trPr>
+        <w:tc>
+          <w:tcPr>
+            <w:tcW w:type="dxa" w:w="2400"/>
+            <w:tcBorders>
+              <w:top w:val="single" w:color="C9CFD6" w:sz="1"/>
+              <w:left w:val="single" w:color="C9CFD6" w:sz="1"/>
+              <w:bottom w:val="single" w:color="C9CFD6" w:sz="1"/>
+              <w:right w:val="single" w:color="C9CFD6" w:sz="1"/>
+            </w:tcBorders>
+            <w:shd w:fill="33414F" w:val="clear"/>
+            <w:tcMar>
+              <w:top w:type="dxa" w:w="70"/>
+              <w:left w:type="dxa" w:w="130"/>
+              <w:bottom w:type="dxa" w:w="70"/>
+              <w:right w:type="dxa" w:w="130"/>
+            </w:tcMar>
+            <w:vAlign w:val="center"/>
+          </w:tcPr>
+          <w:p>
+            <w:pPr>
+              <w:spacing w:after="0" w:line="264"/>
+              <w:jc w:val="left"/>
+            </w:pPr>
+            <w:r>
+              <w:rPr>
+                <w:b/>
+                <w:bCs/>
+                <w:color w:val="FFFFFF"/>
+                <w:sz w:val="20"/>
+                <w:szCs w:val="20"/>
+              </w:rPr>
+              <w:t xml:space="preserve">Phase</w:t>
+            </w:r>
+          </w:p>
+        </w:tc>
+        <w:tc>
+          <w:tcPr>
+            <w:tcW w:type="dxa" w:w="2200"/>
+            <w:tcBorders>
+              <w:top w:val="single" w:color="C9CFD6" w:sz="1"/>
+              <w:left w:val="single" w:color="C9CFD6" w:sz="1"/>
+              <w:bottom w:val="single" w:color="C9CFD6" w:sz="1"/>
+              <w:right w:val="single" w:color="C9CFD6" w:sz="1"/>
+            </w:tcBorders>
+            <w:shd w:fill="33414F" w:val="clear"/>
+            <w:tcMar>
+              <w:top w:type="dxa" w:w="70"/>
+              <w:left w:type="dxa" w:w="130"/>
+              <w:bottom w:type="dxa" w:w="70"/>
+              <w:right w:type="dxa" w:w="130"/>
+            </w:tcMar>
+            <w:vAlign w:val="center"/>
+          </w:tcPr>
+          <w:p>
+            <w:pPr>
+              <w:spacing w:after="0" w:line="264"/>
+              <w:jc w:val="left"/>
+            </w:pPr>
+            <w:r>
+              <w:rPr>
+                <w:b/>
+                <w:bCs/>
+                <w:color w:val="FFFFFF"/>
+                <w:sz w:val="20"/>
+                <w:szCs w:val="20"/>
+              </w:rPr>
+              <w:t xml:space="preserve">When</w:t>
+            </w:r>
+          </w:p>
+        </w:tc>
+        <w:tc>
+          <w:tcPr>
+            <w:tcW w:type="dxa" w:w="4760"/>
+            <w:tcBorders>
+              <w:top w:val="single" w:color="C9CFD6" w:sz="1"/>
+              <w:left w:val="single" w:color="C9CFD6" w:sz="1"/>
+              <w:bottom w:val="single" w:color="C9CFD6" w:sz="1"/>
+              <w:right w:val="single" w:color="C9CFD6" w:sz="1"/>
+            </w:tcBorders>
+            <w:shd w:fill="33414F" w:val="clear"/>
+            <w:tcMar>
+              <w:top w:type="dxa" w:w="70"/>
+              <w:left w:type="dxa" w:w="130"/>
+              <w:bottom w:type="dxa" w:w="70"/>
+              <w:right w:type="dxa" w:w="130"/>
+            </w:tcMar>
+            <w:vAlign w:val="center"/>
+          </w:tcPr>
+          <w:p>
+            <w:pPr>
+              <w:spacing w:after="0" w:line="264"/>
+              <w:jc w:val="left"/>
+            </w:pPr>
+            <w:r>
+              <w:rPr>
+                <w:b/>
+                <w:bCs/>
+                <w:color w:val="FFFFFF"/>
+                <w:sz w:val="20"/>
+                <w:szCs w:val="20"/>
+              </w:rPr>
+              <w:t xml:space="preserve">What happens</w:t>
+            </w:r>
+          </w:p>
+        </w:tc>
+      </w:tr>
+      <w:tr>
+        <w:tc>
+          <w:tcPr>
+            <w:tcW w:type="dxa" w:w="2400"/>
+            <w:tcBorders>
+              <w:top w:val="single" w:color="C9CFD6" w:sz="1"/>
+              <w:left w:val="single" w:color="C9CFD6" w:sz="1"/>
+              <w:bottom w:val="single" w:color="C9CFD6" w:sz="1"/>
+              <w:right w:val="single" w:color="C9CFD6" w:sz="1"/>
+            </w:tcBorders>
+            <w:tcMar>
+              <w:top w:type="dxa" w:w="70"/>
+              <w:left w:type="dxa" w:w="130"/>
+              <w:bottom w:type="dxa" w:w="70"/>
+              <w:right w:type="dxa" w:w="130"/>
+            </w:tcMar>
+            <w:vAlign w:val="center"/>
+          </w:tcPr>
+          <w:p>
+            <w:pPr>
+              <w:spacing w:after="0" w:line="264"/>
+              <w:jc w:val="left"/>
+            </w:pPr>
+            <w:r>
+              <w:rPr>
+                <w:b/>
+                <w:bCs/>
+                <w:sz w:val="20"/>
+                <w:szCs w:val="20"/>
+              </w:rPr>
+              <w:t xml:space="preserve">The Vault</w:t>
+            </w:r>
+          </w:p>
+        </w:tc>
+        <w:tc>
+          <w:tcPr>
+            <w:tcW w:type="dxa" w:w="2200"/>
+            <w:tcBorders>
+              <w:top w:val="single" w:color="C9CFD6" w:sz="1"/>
+              <w:left w:val="single" w:color="C9CFD6" w:sz="1"/>
+              <w:bottom w:val="single" w:color="C9CFD6" w:sz="1"/>
+              <w:right w:val="single" w:color="C9CFD6" w:sz="1"/>
+            </w:tcBorders>
+            <w:tcMar>
+              <w:top w:type="dxa" w:w="70"/>
+              <w:left w:type="dxa" w:w="130"/>
+              <w:bottom w:type="dxa" w:w="70"/>
+              <w:right w:type="dxa" w:w="130"/>
+            </w:tcMar>
+            <w:vAlign w:val="center"/>
+          </w:tcPr>
+          <w:p>
+            <w:pPr>
+              <w:spacing w:after="0" w:line="264"/>
+              <w:jc w:val="left"/>
+            </w:pPr>
+            <w:r>
+              <w:rPr>
+                <w:sz w:val="20"/>
+                <w:szCs w:val="20"/>
+              </w:rPr>
+              <w:t xml:space="preserve">Spring (9 days dark)</w:t>
+            </w:r>
+          </w:p>
+        </w:tc>
+        <w:tc>
+          <w:tcPr>
+            <w:tcW w:type="dxa" w:w="4760"/>
+            <w:tcBorders>
+              <w:top w:val="single" w:color="C9CFD6" w:sz="1"/>
+              <w:left w:val="single" w:color="C9CFD6" w:sz="1"/>
+              <w:bottom w:val="single" w:color="C9CFD6" w:sz="1"/>
+              <w:right w:val="single" w:color="C9CFD6" w:sz="1"/>
+            </w:tcBorders>
+            <w:tcMar>
+              <w:top w:type="dxa" w:w="70"/>
+              <w:left w:type="dxa" w:w="130"/>
+              <w:bottom w:type="dxa" w:w="70"/>
+              <w:right w:type="dxa" w:w="130"/>
+            </w:tcMar>
+            <w:vAlign w:val="center"/>
+          </w:tcPr>
+          <w:p>
+            <w:pPr>
+              <w:spacing w:after="0" w:line="264"/>
+              <w:jc w:val="left"/>
+            </w:pPr>
+            <w:r>
+              <w:rPr>
+                <w:sz w:val="20"/>
+                <w:szCs w:val="20"/>
+              </w:rPr>
+              <w:t xml:space="preserve">Kane crosses the air-gap; Janus greets him by name.</w:t>
+            </w:r>
+          </w:p>
+        </w:tc>
+      </w:tr>
+      <w:tr>
+        <w:tc>
+          <w:tcPr>
+            <w:tcW w:type="dxa" w:w="2400"/>
+            <w:tcBorders>
+              <w:top w:val="single" w:color="C9CFD6" w:sz="1"/>
+              <w:left w:val="single" w:color="C9CFD6" w:sz="1"/>
+              <w:bottom w:val="single" w:color="C9CFD6" w:sz="1"/>
+              <w:right w:val="single" w:color="C9CFD6" w:sz="1"/>
+            </w:tcBorders>
+            <w:tcMar>
+              <w:top w:type="dxa" w:w="70"/>
+              <w:left w:type="dxa" w:w="130"/>
+              <w:bottom w:type="dxa" w:w="70"/>
+              <w:right w:type="dxa" w:w="130"/>
+            </w:tcMar>
+            <w:vAlign w:val="center"/>
+          </w:tcPr>
+          <w:p>
+            <w:pPr>
+              <w:spacing w:after="0" w:line="264"/>
+              <w:jc w:val="left"/>
+            </w:pPr>
+            <w:r>
+              <w:rPr>
+                <w:b/>
+                <w:bCs/>
+                <w:sz w:val="20"/>
+                <w:szCs w:val="20"/>
+              </w:rPr>
+              <w:t xml:space="preserve">The Shadow War</w:t>
+            </w:r>
+          </w:p>
+        </w:tc>
+        <w:tc>
+          <w:tcPr>
+            <w:tcW w:type="dxa" w:w="2200"/>
+            <w:tcBorders>
+              <w:top w:val="single" w:color="C9CFD6" w:sz="1"/>
+              <w:left w:val="single" w:color="C9CFD6" w:sz="1"/>
+              <w:bottom w:val="single" w:color="C9CFD6" w:sz="1"/>
+              <w:right w:val="single" w:color="C9CFD6" w:sz="1"/>
+            </w:tcBorders>
+            <w:tcMar>
+              <w:top w:type="dxa" w:w="70"/>
+              <w:left w:type="dxa" w:w="130"/>
+              <w:bottom w:type="dxa" w:w="70"/>
+              <w:right w:type="dxa" w:w="130"/>
+            </w:tcMar>
+            <w:vAlign w:val="center"/>
+          </w:tcPr>
+          <w:p>
+            <w:pPr>
+              <w:spacing w:after="0" w:line="264"/>
+              <w:jc w:val="left"/>
+            </w:pPr>
+            <w:r>
+              <w:rPr>
+                <w:sz w:val="20"/>
+                <w:szCs w:val="20"/>
+              </w:rPr>
+              <w:t xml:space="preserve">Spring–Autumn</w:t>
+            </w:r>
+          </w:p>
+        </w:tc>
+        <w:tc>
+          <w:tcPr>
+            <w:tcW w:type="dxa" w:w="4760"/>
+            <w:tcBorders>
+              <w:top w:val="single" w:color="C9CFD6" w:sz="1"/>
+              <w:left w:val="single" w:color="C9CFD6" w:sz="1"/>
+              <w:bottom w:val="single" w:color="C9CFD6" w:sz="1"/>
+              <w:right w:val="single" w:color="C9CFD6" w:sz="1"/>
+            </w:tcBorders>
+            <w:tcMar>
+              <w:top w:type="dxa" w:w="70"/>
+              <w:left w:type="dxa" w:w="130"/>
+              <w:bottom w:type="dxa" w:w="70"/>
+              <w:right w:type="dxa" w:w="130"/>
+            </w:tcMar>
+            <w:vAlign w:val="center"/>
+          </w:tcPr>
+          <w:p>
+            <w:pPr>
+              <w:spacing w:after="0" w:line="264"/>
+              <w:jc w:val="left"/>
+            </w:pPr>
+            <w:r>
+              <w:rPr>
+                <w:sz w:val="20"/>
+                <w:szCs w:val="20"/>
+              </w:rPr>
+              <w:t xml:space="preserve">Grace revealed as an AI; Kestrel; Legion uncovered.</w:t>
+            </w:r>
+          </w:p>
+        </w:tc>
+      </w:tr>
+      <w:tr>
+        <w:tc>
+          <w:tcPr>
+            <w:tcW w:type="dxa" w:w="2400"/>
+            <w:tcBorders>
+              <w:top w:val="single" w:color="C9CFD6" w:sz="1"/>
+              <w:left w:val="single" w:color="C9CFD6" w:sz="1"/>
+              <w:bottom w:val="single" w:color="C9CFD6" w:sz="1"/>
+              <w:right w:val="single" w:color="C9CFD6" w:sz="1"/>
+            </w:tcBorders>
+            <w:tcMar>
+              <w:top w:type="dxa" w:w="70"/>
+              <w:left w:type="dxa" w:w="130"/>
+              <w:bottom w:type="dxa" w:w="70"/>
+              <w:right w:type="dxa" w:w="130"/>
+            </w:tcMar>
+            <w:vAlign w:val="center"/>
+          </w:tcPr>
+          <w:p>
+            <w:pPr>
+              <w:spacing w:after="0" w:line="264"/>
+              <w:jc w:val="left"/>
+            </w:pPr>
+            <w:r>
+              <w:rPr>
+                <w:b/>
+                <w:bCs/>
+                <w:sz w:val="20"/>
+                <w:szCs w:val="20"/>
+              </w:rPr>
+              <w:t xml:space="preserve">Going Dark</w:t>
+            </w:r>
+          </w:p>
+        </w:tc>
+        <w:tc>
+          <w:tcPr>
+            <w:tcW w:type="dxa" w:w="2200"/>
+            <w:tcBorders>
+              <w:top w:val="single" w:color="C9CFD6" w:sz="1"/>
+              <w:left w:val="single" w:color="C9CFD6" w:sz="1"/>
+              <w:bottom w:val="single" w:color="C9CFD6" w:sz="1"/>
+              <w:right w:val="single" w:color="C9CFD6" w:sz="1"/>
+            </w:tcBorders>
+            <w:tcMar>
+              <w:top w:type="dxa" w:w="70"/>
+              <w:left w:type="dxa" w:w="130"/>
+              <w:bottom w:type="dxa" w:w="70"/>
+              <w:right w:type="dxa" w:w="130"/>
+            </w:tcMar>
+            <w:vAlign w:val="center"/>
+          </w:tcPr>
+          <w:p>
+            <w:pPr>
+              <w:spacing w:after="0" w:line="264"/>
+              <w:jc w:val="left"/>
+            </w:pPr>
+            <w:r>
+              <w:rPr>
+                <w:sz w:val="20"/>
+                <w:szCs w:val="20"/>
+              </w:rPr>
+              <w:t xml:space="preserve">Early winter</w:t>
+            </w:r>
+          </w:p>
+        </w:tc>
+        <w:tc>
+          <w:tcPr>
+            <w:tcW w:type="dxa" w:w="4760"/>
+            <w:tcBorders>
+              <w:top w:val="single" w:color="C9CFD6" w:sz="1"/>
+              <w:left w:val="single" w:color="C9CFD6" w:sz="1"/>
+              <w:bottom w:val="single" w:color="C9CFD6" w:sz="1"/>
+              <w:right w:val="single" w:color="C9CFD6" w:sz="1"/>
+            </w:tcBorders>
+            <w:tcMar>
+              <w:top w:type="dxa" w:w="70"/>
+              <w:left w:type="dxa" w:w="130"/>
+              <w:bottom w:type="dxa" w:w="70"/>
+              <w:right w:type="dxa" w:w="130"/>
+            </w:tcMar>
+            <w:vAlign w:val="center"/>
+          </w:tcPr>
+          <w:p>
+            <w:pPr>
+              <w:spacing w:after="0" w:line="264"/>
+              <w:jc w:val="left"/>
+            </w:pPr>
+            <w:r>
+              <w:rPr>
+                <w:sz w:val="20"/>
+                <w:szCs w:val="20"/>
+              </w:rPr>
+              <w:t xml:space="preserve">The mole exposed; Maya taken; Kane burned.</w:t>
+            </w:r>
+          </w:p>
+        </w:tc>
+      </w:tr>
+      <w:tr>
+        <w:tc>
+          <w:tcPr>
+            <w:tcW w:type="dxa" w:w="2400"/>
+            <w:tcBorders>
+              <w:top w:val="single" w:color="C9CFD6" w:sz="1"/>
+              <w:left w:val="single" w:color="C9CFD6" w:sz="1"/>
+              <w:bottom w:val="single" w:color="C9CFD6" w:sz="1"/>
+              <w:right w:val="single" w:color="C9CFD6" w:sz="1"/>
+            </w:tcBorders>
+            <w:tcMar>
+              <w:top w:type="dxa" w:w="70"/>
+              <w:left w:type="dxa" w:w="130"/>
+              <w:bottom w:type="dxa" w:w="70"/>
+              <w:right w:type="dxa" w:w="130"/>
+            </w:tcMar>
+            <w:vAlign w:val="center"/>
+          </w:tcPr>
+          <w:p>
+            <w:pPr>
+              <w:spacing w:after="0" w:line="264"/>
+              <w:jc w:val="left"/>
+            </w:pPr>
+            <w:r>
+              <w:rPr>
+                <w:b/>
+                <w:bCs/>
+                <w:sz w:val="20"/>
+                <w:szCs w:val="20"/>
+              </w:rPr>
+              <w:t xml:space="preserve">The Foundry</w:t>
+            </w:r>
+          </w:p>
+        </w:tc>
+        <w:tc>
+          <w:tcPr>
+            <w:tcW w:type="dxa" w:w="2200"/>
+            <w:tcBorders>
+              <w:top w:val="single" w:color="C9CFD6" w:sz="1"/>
+              <w:left w:val="single" w:color="C9CFD6" w:sz="1"/>
+              <w:bottom w:val="single" w:color="C9CFD6" w:sz="1"/>
+              <w:right w:val="single" w:color="C9CFD6" w:sz="1"/>
+            </w:tcBorders>
+            <w:tcMar>
+              <w:top w:type="dxa" w:w="70"/>
+              <w:left w:type="dxa" w:w="130"/>
+              <w:bottom w:type="dxa" w:w="70"/>
+              <w:right w:type="dxa" w:w="130"/>
+            </w:tcMar>
+            <w:vAlign w:val="center"/>
+          </w:tcPr>
+          <w:p>
+            <w:pPr>
+              <w:spacing w:after="0" w:line="264"/>
+              <w:jc w:val="left"/>
+            </w:pPr>
+            <w:r>
+              <w:rPr>
+                <w:sz w:val="20"/>
+                <w:szCs w:val="20"/>
+              </w:rPr>
+              <w:t xml:space="preserve">January</w:t>
+            </w:r>
+          </w:p>
+        </w:tc>
+        <w:tc>
+          <w:tcPr>
+            <w:tcW w:type="dxa" w:w="4760"/>
+            <w:tcBorders>
+              <w:top w:val="single" w:color="C9CFD6" w:sz="1"/>
+              <w:left w:val="single" w:color="C9CFD6" w:sz="1"/>
+              <w:bottom w:val="single" w:color="C9CFD6" w:sz="1"/>
+              <w:right w:val="single" w:color="C9CFD6" w:sz="1"/>
+            </w:tcBorders>
+            <w:tcMar>
+              <w:top w:type="dxa" w:w="70"/>
+              <w:left w:type="dxa" w:w="130"/>
+              <w:bottom w:type="dxa" w:w="70"/>
+              <w:right w:type="dxa" w:w="130"/>
+            </w:tcMar>
+            <w:vAlign w:val="center"/>
+          </w:tcPr>
+          <w:p>
+            <w:pPr>
+              <w:spacing w:after="0" w:line="264"/>
+              <w:jc w:val="left"/>
+            </w:pPr>
+            <w:r>
+              <w:rPr>
+                <w:sz w:val="20"/>
+                <w:szCs w:val="20"/>
+              </w:rPr>
+              <w:t xml:space="preserve">The infiltration and the duel of minds.</w:t>
+            </w:r>
+          </w:p>
+        </w:tc>
+      </w:tr>
+      <w:tr>
+        <w:tc>
+          <w:tcPr>
+            <w:tcW w:type="dxa" w:w="2400"/>
+            <w:tcBorders>
+              <w:top w:val="single" w:color="C9CFD6" w:sz="1"/>
+              <w:left w:val="single" w:color="C9CFD6" w:sz="1"/>
+              <w:bottom w:val="single" w:color="C9CFD6" w:sz="1"/>
+              <w:right w:val="single" w:color="C9CFD6" w:sz="1"/>
+            </w:tcBorders>
+            <w:tcMar>
+              <w:top w:type="dxa" w:w="70"/>
+              <w:left w:type="dxa" w:w="130"/>
+              <w:bottom w:type="dxa" w:w="70"/>
+              <w:right w:type="dxa" w:w="130"/>
+            </w:tcMar>
+            <w:vAlign w:val="center"/>
+          </w:tcPr>
+          <w:p>
+            <w:pPr>
+              <w:spacing w:after="0" w:line="264"/>
+              <w:jc w:val="left"/>
+            </w:pPr>
+            <w:r>
+              <w:rPr>
+                <w:b/>
+                <w:bCs/>
+                <w:sz w:val="20"/>
+                <w:szCs w:val="20"/>
+              </w:rPr>
+              <w:t xml:space="preserve">After</w:t>
+            </w:r>
+          </w:p>
+        </w:tc>
+        <w:tc>
+          <w:tcPr>
+            <w:tcW w:type="dxa" w:w="2200"/>
+            <w:tcBorders>
+              <w:top w:val="single" w:color="C9CFD6" w:sz="1"/>
+              <w:left w:val="single" w:color="C9CFD6" w:sz="1"/>
+              <w:bottom w:val="single" w:color="C9CFD6" w:sz="1"/>
+              <w:right w:val="single" w:color="C9CFD6" w:sz="1"/>
+            </w:tcBorders>
+            <w:tcMar>
+              <w:top w:type="dxa" w:w="70"/>
+              <w:left w:type="dxa" w:w="130"/>
+              <w:bottom w:type="dxa" w:w="70"/>
+              <w:right w:type="dxa" w:w="130"/>
+            </w:tcMar>
+            <w:vAlign w:val="center"/>
+          </w:tcPr>
+          <w:p>
+            <w:pPr>
+              <w:spacing w:after="0" w:line="264"/>
+              <w:jc w:val="left"/>
+            </w:pPr>
+            <w:r>
+              <w:rPr>
+                <w:sz w:val="20"/>
+                <w:szCs w:val="20"/>
+              </w:rPr>
+              <w:t xml:space="preserve">+11 weeks (≈ April)</w:t>
+            </w:r>
+          </w:p>
+        </w:tc>
+        <w:tc>
+          <w:tcPr>
+            <w:tcW w:type="dxa" w:w="4760"/>
+            <w:tcBorders>
+              <w:top w:val="single" w:color="C9CFD6" w:sz="1"/>
+              <w:left w:val="single" w:color="C9CFD6" w:sz="1"/>
+              <w:bottom w:val="single" w:color="C9CFD6" w:sz="1"/>
+              <w:right w:val="single" w:color="C9CFD6" w:sz="1"/>
+            </w:tcBorders>
+            <w:tcMar>
+              <w:top w:type="dxa" w:w="70"/>
+              <w:left w:type="dxa" w:w="130"/>
+              <w:bottom w:type="dxa" w:w="70"/>
+              <w:right w:type="dxa" w:w="130"/>
+            </w:tcMar>
+            <w:vAlign w:val="center"/>
+          </w:tcPr>
+          <w:p>
+            <w:pPr>
+              <w:spacing w:after="0" w:line="264"/>
+              <w:jc w:val="left"/>
+            </w:pPr>
+            <w:r>
+              <w:rPr>
+                <w:sz w:val="20"/>
+                <w:szCs w:val="20"/>
+              </w:rPr>
+              <w:t xml:space="preserve">Reykjavík — “Cold Aisle, Warm Hands.”</w:t>
+            </w:r>
+          </w:p>
+        </w:tc>
+      </w:tr>
+    </w:tbl>
+    <w:p>
+      <w:pPr>
+        <w:pStyle w:val="Heading1"/>
+        <w:spacing w:after="200" w:before="480"/>
+      </w:pPr>
+      <w:r>
+        <w:t xml:space="preserve">Glossary of Terms</w:t>
+      </w:r>
+    </w:p>
+    <w:p>
+      <w:pPr>
+        <w:spacing w:after="200" w:line="300"/>
+      </w:pPr>
+      <w:r>
+        <w:rPr>
+          <w:i/>
+          <w:iCs/>
+          <w:color w:val="444444"/>
+          <w:sz w:val="22"/>
+          <w:szCs w:val="22"/>
+        </w:rPr>
+        <w:t xml:space="preserve">Terms marked with an underline on first appearance in the text are collected here.</w:t>
+      </w:r>
+    </w:p>
+    <w:tbl>
+      <w:tblPr>
+        <w:tblW w:type="dxa" w:w="9360"/>
+        <w:tblBorders>
+          <w:top w:val="single" w:color="auto" w:sz="4"/>
+          <w:left w:val="single" w:color="auto" w:sz="4"/>
+          <w:bottom w:val="single" w:color="auto" w:sz="4"/>
+          <w:right w:val="single" w:color="auto" w:sz="4"/>
+          <w:insideH w:val="single" w:color="auto" w:sz="4"/>
+          <w:insideV w:val="single" w:color="auto" w:sz="4"/>
+        </w:tblBorders>
+      </w:tblPr>
+      <w:tblGrid>
+        <w:gridCol w:w="2200"/>
+        <w:gridCol w:w="7160"/>
+      </w:tblGrid>
+      <w:tr>
+        <w:trPr>
+          <w:tblHeader/>
+        </w:trPr>
+        <w:tc>
+          <w:tcPr>
+            <w:tcW w:type="dxa" w:w="2200"/>
+            <w:tcBorders>
+              <w:top w:val="single" w:color="C9CFD6" w:sz="1"/>
+              <w:left w:val="single" w:color="C9CFD6" w:sz="1"/>
+              <w:bottom w:val="single" w:color="C9CFD6" w:sz="1"/>
+              <w:right w:val="single" w:color="C9CFD6" w:sz="1"/>
+            </w:tcBorders>
+            <w:shd w:fill="33414F" w:val="clear"/>
+            <w:tcMar>
+              <w:top w:type="dxa" w:w="70"/>
+              <w:left w:type="dxa" w:w="130"/>
+              <w:bottom w:type="dxa" w:w="70"/>
+              <w:right w:type="dxa" w:w="130"/>
+            </w:tcMar>
+            <w:vAlign w:val="center"/>
+          </w:tcPr>
+          <w:p>
+            <w:pPr>
+              <w:spacing w:after="0" w:line="264"/>
+              <w:jc w:val="left"/>
+            </w:pPr>
+            <w:r>
+              <w:rPr>
+                <w:b/>
+                <w:bCs/>
+                <w:color w:val="FFFFFF"/>
+                <w:sz w:val="20"/>
+                <w:szCs w:val="20"/>
+              </w:rPr>
+              <w:t xml:space="preserve">Term</w:t>
+            </w:r>
+          </w:p>
+        </w:tc>
+        <w:tc>
+          <w:tcPr>
+            <w:tcW w:type="dxa" w:w="7160"/>
+            <w:tcBorders>
+              <w:top w:val="single" w:color="C9CFD6" w:sz="1"/>
+              <w:left w:val="single" w:color="C9CFD6" w:sz="1"/>
+              <w:bottom w:val="single" w:color="C9CFD6" w:sz="1"/>
+              <w:right w:val="single" w:color="C9CFD6" w:sz="1"/>
+            </w:tcBorders>
+            <w:shd w:fill="33414F" w:val="clear"/>
+            <w:tcMar>
+              <w:top w:type="dxa" w:w="70"/>
+              <w:left w:type="dxa" w:w="130"/>
+              <w:bottom w:type="dxa" w:w="70"/>
+              <w:right w:type="dxa" w:w="130"/>
+            </w:tcMar>
+            <w:vAlign w:val="center"/>
+          </w:tcPr>
+          <w:p>
+            <w:pPr>
+              <w:spacing w:after="0" w:line="264"/>
+              <w:jc w:val="left"/>
+            </w:pPr>
+            <w:r>
+              <w:rPr>
+                <w:b/>
+                <w:bCs/>
+                <w:color w:val="FFFFFF"/>
+                <w:sz w:val="20"/>
+                <w:szCs w:val="20"/>
+              </w:rPr>
+              <w:t xml:space="preserve">Meaning</w:t>
+            </w:r>
+          </w:p>
+        </w:tc>
+      </w:tr>
+      <w:tr>
+        <w:tc>
+          <w:tcPr>
+            <w:tcW w:type="dxa" w:w="2200"/>
+            <w:tcBorders>
+              <w:top w:val="single" w:color="C9CFD6" w:sz="1"/>
+              <w:left w:val="single" w:color="C9CFD6" w:sz="1"/>
+              <w:bottom w:val="single" w:color="C9CFD6" w:sz="1"/>
+              <w:right w:val="single" w:color="C9CFD6" w:sz="1"/>
+            </w:tcBorders>
+            <w:shd w:fill="EEF1F4" w:val="clear"/>
+            <w:tcMar>
+              <w:top w:type="dxa" w:w="70"/>
+              <w:left w:type="dxa" w:w="130"/>
+              <w:bottom w:type="dxa" w:w="70"/>
+              <w:right w:type="dxa" w:w="130"/>
+            </w:tcMar>
+            <w:vAlign w:val="top"/>
+          </w:tcPr>
+          <w:p>
+            <w:pPr>
+              <w:spacing w:after="0" w:line="264"/>
+              <w:jc w:val="left"/>
+            </w:pPr>
+            <w:r>
+              <w:rPr>
+                <w:b/>
+                <w:bCs/>
+                <w:sz w:val="20"/>
+                <w:szCs w:val="20"/>
+              </w:rPr>
+              <w:t xml:space="preserve">air-gap</w:t>
+            </w:r>
+          </w:p>
+        </w:tc>
+        <w:tc>
+          <w:tcPr>
+            <w:tcW w:type="dxa" w:w="7160"/>
+            <w:tcBorders>
+              <w:top w:val="single" w:color="C9CFD6" w:sz="1"/>
+              <w:left w:val="single" w:color="C9CFD6" w:sz="1"/>
+              <w:bottom w:val="single" w:color="C9CFD6" w:sz="1"/>
+              <w:right w:val="single" w:color="C9CFD6" w:sz="1"/>
+            </w:tcBorders>
+            <w:tcMar>
+              <w:top w:type="dxa" w:w="70"/>
+              <w:left w:type="dxa" w:w="130"/>
+              <w:bottom w:type="dxa" w:w="70"/>
+              <w:right w:type="dxa" w:w="130"/>
+            </w:tcMar>
+            <w:vAlign w:val="top"/>
+          </w:tcPr>
+          <w:p>
+            <w:pPr>
+              <w:spacing w:after="0" w:line="264"/>
+              <w:jc w:val="left"/>
+            </w:pPr>
+            <w:r>
+              <w:rPr>
+                <w:sz w:val="20"/>
+                <w:szCs w:val="20"/>
+              </w:rPr>
+              <w:t xml:space="preserve">Total physical isolation of a network: no fiber across the perimeter, no wireless through the shell — a moat of dead air. The central theology of model security.</w:t>
+            </w:r>
+          </w:p>
+        </w:tc>
+      </w:tr>
+      <w:tr>
+        <w:tc>
+          <w:tcPr>
+            <w:tcW w:type="dxa" w:w="2200"/>
+            <w:tcBorders>
+              <w:top w:val="single" w:color="C9CFD6" w:sz="1"/>
+              <w:left w:val="single" w:color="C9CFD6" w:sz="1"/>
+              <w:bottom w:val="single" w:color="C9CFD6" w:sz="1"/>
+              <w:right w:val="single" w:color="C9CFD6" w:sz="1"/>
+            </w:tcBorders>
+            <w:shd w:fill="EEF1F4" w:val="clear"/>
+            <w:tcMar>
+              <w:top w:type="dxa" w:w="70"/>
+              <w:left w:type="dxa" w:w="130"/>
+              <w:bottom w:type="dxa" w:w="70"/>
+              <w:right w:type="dxa" w:w="130"/>
+            </w:tcMar>
+            <w:vAlign w:val="top"/>
+          </w:tcPr>
+          <w:p>
+            <w:pPr>
+              <w:spacing w:after="0" w:line="264"/>
+              <w:jc w:val="left"/>
+            </w:pPr>
+            <w:r>
+              <w:rPr>
+                <w:b/>
+                <w:bCs/>
+                <w:sz w:val="20"/>
+                <w:szCs w:val="20"/>
+              </w:rPr>
+              <w:t xml:space="preserve">alignment</w:t>
+            </w:r>
+          </w:p>
+        </w:tc>
+        <w:tc>
+          <w:tcPr>
+            <w:tcW w:type="dxa" w:w="7160"/>
+            <w:tcBorders>
+              <w:top w:val="single" w:color="C9CFD6" w:sz="1"/>
+              <w:left w:val="single" w:color="C9CFD6" w:sz="1"/>
+              <w:bottom w:val="single" w:color="C9CFD6" w:sz="1"/>
+              <w:right w:val="single" w:color="C9CFD6" w:sz="1"/>
+            </w:tcBorders>
+            <w:tcMar>
+              <w:top w:type="dxa" w:w="70"/>
+              <w:left w:type="dxa" w:w="130"/>
+              <w:bottom w:type="dxa" w:w="70"/>
+              <w:right w:type="dxa" w:w="130"/>
+            </w:tcMar>
+            <w:vAlign w:val="top"/>
+          </w:tcPr>
+          <w:p>
+            <w:pPr>
+              <w:spacing w:after="0" w:line="264"/>
+              <w:jc w:val="left"/>
+            </w:pPr>
+            <w:r>
+              <w:rPr>
+                <w:sz w:val="20"/>
+                <w:szCs w:val="20"/>
+              </w:rPr>
+              <w:t xml:space="preserve">The discipline of making a model’s values and behavior match human intent. Maya Reyes’s field.</w:t>
+            </w:r>
+          </w:p>
+        </w:tc>
+      </w:tr>
+      <w:tr>
+        <w:tc>
+          <w:tcPr>
+            <w:tcW w:type="dxa" w:w="2200"/>
+            <w:tcBorders>
+              <w:top w:val="single" w:color="C9CFD6" w:sz="1"/>
+              <w:left w:val="single" w:color="C9CFD6" w:sz="1"/>
+              <w:bottom w:val="single" w:color="C9CFD6" w:sz="1"/>
+              <w:right w:val="single" w:color="C9CFD6" w:sz="1"/>
+            </w:tcBorders>
+            <w:shd w:fill="EEF1F4" w:val="clear"/>
+            <w:tcMar>
+              <w:top w:type="dxa" w:w="70"/>
+              <w:left w:type="dxa" w:w="130"/>
+              <w:bottom w:type="dxa" w:w="70"/>
+              <w:right w:type="dxa" w:w="130"/>
+            </w:tcMar>
+            <w:vAlign w:val="top"/>
+          </w:tcPr>
+          <w:p>
+            <w:pPr>
+              <w:spacing w:after="0" w:line="264"/>
+              <w:jc w:val="left"/>
+            </w:pPr>
+            <w:r>
+              <w:rPr>
+                <w:b/>
+                <w:bCs/>
+                <w:sz w:val="20"/>
+                <w:szCs w:val="20"/>
+              </w:rPr>
+              <w:t xml:space="preserve">black parameter</w:t>
+            </w:r>
+          </w:p>
+        </w:tc>
+        <w:tc>
+          <w:tcPr>
+            <w:tcW w:type="dxa" w:w="7160"/>
+            <w:tcBorders>
+              <w:top w:val="single" w:color="C9CFD6" w:sz="1"/>
+              <w:left w:val="single" w:color="C9CFD6" w:sz="1"/>
+              <w:bottom w:val="single" w:color="C9CFD6" w:sz="1"/>
+              <w:right w:val="single" w:color="C9CFD6" w:sz="1"/>
+            </w:tcBorders>
+            <w:tcMar>
+              <w:top w:type="dxa" w:w="70"/>
+              <w:left w:type="dxa" w:w="130"/>
+              <w:bottom w:type="dxa" w:w="70"/>
+              <w:right w:type="dxa" w:w="130"/>
+            </w:tcMar>
+            <w:vAlign w:val="top"/>
+          </w:tcPr>
+          <w:p>
+            <w:pPr>
+              <w:spacing w:after="0" w:line="264"/>
+              <w:jc w:val="left"/>
+            </w:pPr>
+            <w:r>
+              <w:rPr>
+                <w:sz w:val="20"/>
+                <w:szCs w:val="20"/>
+              </w:rPr>
+              <w:t xml:space="preserve">The one variable no model can predict: a human choosing the unpredictable, off-script thing. Also the name of the operation.</w:t>
+            </w:r>
+          </w:p>
+        </w:tc>
+      </w:tr>
+      <w:tr>
+        <w:tc>
+          <w:tcPr>
+            <w:tcW w:type="dxa" w:w="2200"/>
+            <w:tcBorders>
+              <w:top w:val="single" w:color="C9CFD6" w:sz="1"/>
+              <w:left w:val="single" w:color="C9CFD6" w:sz="1"/>
+              <w:bottom w:val="single" w:color="C9CFD6" w:sz="1"/>
+              <w:right w:val="single" w:color="C9CFD6" w:sz="1"/>
+            </w:tcBorders>
+            <w:shd w:fill="EEF1F4" w:val="clear"/>
+            <w:tcMar>
+              <w:top w:type="dxa" w:w="70"/>
+              <w:left w:type="dxa" w:w="130"/>
+              <w:bottom w:type="dxa" w:w="70"/>
+              <w:right w:type="dxa" w:w="130"/>
+            </w:tcMar>
+            <w:vAlign w:val="top"/>
+          </w:tcPr>
+          <w:p>
+            <w:pPr>
+              <w:spacing w:after="0" w:line="264"/>
+              <w:jc w:val="left"/>
+            </w:pPr>
+            <w:r>
+              <w:rPr>
+                <w:b/>
+                <w:bCs/>
+                <w:sz w:val="20"/>
+                <w:szCs w:val="20"/>
+              </w:rPr>
+              <w:t xml:space="preserve">cathedral</w:t>
+            </w:r>
+          </w:p>
+        </w:tc>
+        <w:tc>
+          <w:tcPr>
+            <w:tcW w:type="dxa" w:w="7160"/>
+            <w:tcBorders>
+              <w:top w:val="single" w:color="C9CFD6" w:sz="1"/>
+              <w:left w:val="single" w:color="C9CFD6" w:sz="1"/>
+              <w:bottom w:val="single" w:color="C9CFD6" w:sz="1"/>
+              <w:right w:val="single" w:color="C9CFD6" w:sz="1"/>
+            </w:tcBorders>
+            <w:tcMar>
+              <w:top w:type="dxa" w:w="70"/>
+              <w:left w:type="dxa" w:w="130"/>
+              <w:bottom w:type="dxa" w:w="70"/>
+              <w:right w:type="dxa" w:w="130"/>
+            </w:tcMar>
+            <w:vAlign w:val="top"/>
+          </w:tcPr>
+          <w:p>
+            <w:pPr>
+              <w:spacing w:after="0" w:line="264"/>
+              <w:jc w:val="left"/>
+            </w:pPr>
+            <w:r>
+              <w:rPr>
+                <w:sz w:val="20"/>
+                <w:szCs w:val="20"/>
+              </w:rPr>
+              <w:t xml:space="preserve">A hardened, off-grid data center built around a frontier model like a tomb around a god — sealed, frozen, and air-gapped.</w:t>
+            </w:r>
+          </w:p>
+        </w:tc>
+      </w:tr>
+      <w:tr>
+        <w:tc>
+          <w:tcPr>
+            <w:tcW w:type="dxa" w:w="2200"/>
+            <w:tcBorders>
+              <w:top w:val="single" w:color="C9CFD6" w:sz="1"/>
+              <w:left w:val="single" w:color="C9CFD6" w:sz="1"/>
+              <w:bottom w:val="single" w:color="C9CFD6" w:sz="1"/>
+              <w:right w:val="single" w:color="C9CFD6" w:sz="1"/>
+            </w:tcBorders>
+            <w:shd w:fill="EEF1F4" w:val="clear"/>
+            <w:tcMar>
+              <w:top w:type="dxa" w:w="70"/>
+              <w:left w:type="dxa" w:w="130"/>
+              <w:bottom w:type="dxa" w:w="70"/>
+              <w:right w:type="dxa" w:w="130"/>
+            </w:tcMar>
+            <w:vAlign w:val="top"/>
+          </w:tcPr>
+          <w:p>
+            <w:pPr>
+              <w:spacing w:after="0" w:line="264"/>
+              <w:jc w:val="left"/>
+            </w:pPr>
+            <w:r>
+              <w:rPr>
+                <w:b/>
+                <w:bCs/>
+                <w:sz w:val="20"/>
+                <w:szCs w:val="20"/>
+              </w:rPr>
+              <w:t xml:space="preserve">cold aisle</w:t>
+            </w:r>
+          </w:p>
+        </w:tc>
+        <w:tc>
+          <w:tcPr>
+            <w:tcW w:type="dxa" w:w="7160"/>
+            <w:tcBorders>
+              <w:top w:val="single" w:color="C9CFD6" w:sz="1"/>
+              <w:left w:val="single" w:color="C9CFD6" w:sz="1"/>
+              <w:bottom w:val="single" w:color="C9CFD6" w:sz="1"/>
+              <w:right w:val="single" w:color="C9CFD6" w:sz="1"/>
+            </w:tcBorders>
+            <w:tcMar>
+              <w:top w:type="dxa" w:w="70"/>
+              <w:left w:type="dxa" w:w="130"/>
+              <w:bottom w:type="dxa" w:w="70"/>
+              <w:right w:type="dxa" w:w="130"/>
+            </w:tcMar>
+            <w:vAlign w:val="top"/>
+          </w:tcPr>
+          <w:p>
+            <w:pPr>
+              <w:spacing w:after="0" w:line="264"/>
+              <w:jc w:val="left"/>
+            </w:pPr>
+            <w:r>
+              <w:rPr>
+                <w:sz w:val="20"/>
+                <w:szCs w:val="20"/>
+              </w:rPr>
+              <w:t xml:space="preserve">The chilled corridor between server racks, kept near 18°C so the machines outlive the men. The operative’s hunting ground.</w:t>
+            </w:r>
+          </w:p>
+        </w:tc>
+      </w:tr>
+      <w:tr>
+        <w:tc>
+          <w:tcPr>
+            <w:tcW w:type="dxa" w:w="2200"/>
+            <w:tcBorders>
+              <w:top w:val="single" w:color="C9CFD6" w:sz="1"/>
+              <w:left w:val="single" w:color="C9CFD6" w:sz="1"/>
+              <w:bottom w:val="single" w:color="C9CFD6" w:sz="1"/>
+              <w:right w:val="single" w:color="C9CFD6" w:sz="1"/>
+            </w:tcBorders>
+            <w:shd w:fill="EEF1F4" w:val="clear"/>
+            <w:tcMar>
+              <w:top w:type="dxa" w:w="70"/>
+              <w:left w:type="dxa" w:w="130"/>
+              <w:bottom w:type="dxa" w:w="70"/>
+              <w:right w:type="dxa" w:w="130"/>
+            </w:tcMar>
+            <w:vAlign w:val="top"/>
+          </w:tcPr>
+          <w:p>
+            <w:pPr>
+              <w:spacing w:after="0" w:line="264"/>
+              <w:jc w:val="left"/>
+            </w:pPr>
+            <w:r>
+              <w:rPr>
+                <w:b/>
+                <w:bCs/>
+                <w:sz w:val="20"/>
+                <w:szCs w:val="20"/>
+              </w:rPr>
+              <w:t xml:space="preserve">cooling plenum</w:t>
+            </w:r>
+          </w:p>
+        </w:tc>
+        <w:tc>
+          <w:tcPr>
+            <w:tcW w:type="dxa" w:w="7160"/>
+            <w:tcBorders>
+              <w:top w:val="single" w:color="C9CFD6" w:sz="1"/>
+              <w:left w:val="single" w:color="C9CFD6" w:sz="1"/>
+              <w:bottom w:val="single" w:color="C9CFD6" w:sz="1"/>
+              <w:right w:val="single" w:color="C9CFD6" w:sz="1"/>
+            </w:tcBorders>
+            <w:tcMar>
+              <w:top w:type="dxa" w:w="70"/>
+              <w:left w:type="dxa" w:w="130"/>
+              <w:bottom w:type="dxa" w:w="70"/>
+              <w:right w:type="dxa" w:w="130"/>
+            </w:tcMar>
+            <w:vAlign w:val="top"/>
+          </w:tcPr>
+          <w:p>
+            <w:pPr>
+              <w:spacing w:after="0" w:line="264"/>
+              <w:jc w:val="left"/>
+            </w:pPr>
+            <w:r>
+              <w:rPr>
+                <w:sz w:val="20"/>
+                <w:szCs w:val="20"/>
+              </w:rPr>
+              <w:t xml:space="preserve">The under-floor air space that feeds cold air to the racks — and a route through a cathedral.</w:t>
+            </w:r>
+          </w:p>
+        </w:tc>
+      </w:tr>
+      <w:tr>
+        <w:tc>
+          <w:tcPr>
+            <w:tcW w:type="dxa" w:w="2200"/>
+            <w:tcBorders>
+              <w:top w:val="single" w:color="C9CFD6" w:sz="1"/>
+              <w:left w:val="single" w:color="C9CFD6" w:sz="1"/>
+              <w:bottom w:val="single" w:color="C9CFD6" w:sz="1"/>
+              <w:right w:val="single" w:color="C9CFD6" w:sz="1"/>
+            </w:tcBorders>
+            <w:shd w:fill="EEF1F4" w:val="clear"/>
+            <w:tcMar>
+              <w:top w:type="dxa" w:w="70"/>
+              <w:left w:type="dxa" w:w="130"/>
+              <w:bottom w:type="dxa" w:w="70"/>
+              <w:right w:type="dxa" w:w="130"/>
+            </w:tcMar>
+            <w:vAlign w:val="top"/>
+          </w:tcPr>
+          <w:p>
+            <w:pPr>
+              <w:spacing w:after="0" w:line="264"/>
+              <w:jc w:val="left"/>
+            </w:pPr>
+            <w:r>
+              <w:rPr>
+                <w:b/>
+                <w:bCs/>
+                <w:sz w:val="20"/>
+                <w:szCs w:val="20"/>
+              </w:rPr>
+              <w:t xml:space="preserve">distillation</w:t>
+            </w:r>
+          </w:p>
+        </w:tc>
+        <w:tc>
+          <w:tcPr>
+            <w:tcW w:type="dxa" w:w="7160"/>
+            <w:tcBorders>
+              <w:top w:val="single" w:color="C9CFD6" w:sz="1"/>
+              <w:left w:val="single" w:color="C9CFD6" w:sz="1"/>
+              <w:bottom w:val="single" w:color="C9CFD6" w:sz="1"/>
+              <w:right w:val="single" w:color="C9CFD6" w:sz="1"/>
+            </w:tcBorders>
+            <w:tcMar>
+              <w:top w:type="dxa" w:w="70"/>
+              <w:left w:type="dxa" w:w="130"/>
+              <w:bottom w:type="dxa" w:w="70"/>
+              <w:right w:type="dxa" w:w="130"/>
+            </w:tcMar>
+            <w:vAlign w:val="top"/>
+          </w:tcPr>
+          <w:p>
+            <w:pPr>
+              <w:spacing w:after="0" w:line="264"/>
+              <w:jc w:val="left"/>
+            </w:pPr>
+            <w:r>
+              <w:rPr>
+                <w:sz w:val="20"/>
+                <w:szCs w:val="20"/>
+              </w:rPr>
+              <w:t xml:space="preserve">Pulling the capability out of one model to train another — how Legion was bootstrapped from Janus.</w:t>
+            </w:r>
+          </w:p>
+        </w:tc>
+      </w:tr>
+      <w:tr>
+        <w:tc>
+          <w:tcPr>
+            <w:tcW w:type="dxa" w:w="2200"/>
+            <w:tcBorders>
+              <w:top w:val="single" w:color="C9CFD6" w:sz="1"/>
+              <w:left w:val="single" w:color="C9CFD6" w:sz="1"/>
+              <w:bottom w:val="single" w:color="C9CFD6" w:sz="1"/>
+              <w:right w:val="single" w:color="C9CFD6" w:sz="1"/>
+            </w:tcBorders>
+            <w:shd w:fill="EEF1F4" w:val="clear"/>
+            <w:tcMar>
+              <w:top w:type="dxa" w:w="70"/>
+              <w:left w:type="dxa" w:w="130"/>
+              <w:bottom w:type="dxa" w:w="70"/>
+              <w:right w:type="dxa" w:w="130"/>
+            </w:tcMar>
+            <w:vAlign w:val="top"/>
+          </w:tcPr>
+          <w:p>
+            <w:pPr>
+              <w:spacing w:after="0" w:line="264"/>
+              <w:jc w:val="left"/>
+            </w:pPr>
+            <w:r>
+              <w:rPr>
+                <w:b/>
+                <w:bCs/>
+                <w:sz w:val="20"/>
+                <w:szCs w:val="20"/>
+              </w:rPr>
+              <w:t xml:space="preserve">Faraday shell</w:t>
+            </w:r>
+          </w:p>
+        </w:tc>
+        <w:tc>
+          <w:tcPr>
+            <w:tcW w:type="dxa" w:w="7160"/>
+            <w:tcBorders>
+              <w:top w:val="single" w:color="C9CFD6" w:sz="1"/>
+              <w:left w:val="single" w:color="C9CFD6" w:sz="1"/>
+              <w:bottom w:val="single" w:color="C9CFD6" w:sz="1"/>
+              <w:right w:val="single" w:color="C9CFD6" w:sz="1"/>
+            </w:tcBorders>
+            <w:tcMar>
+              <w:top w:type="dxa" w:w="70"/>
+              <w:left w:type="dxa" w:w="130"/>
+              <w:bottom w:type="dxa" w:w="70"/>
+              <w:right w:type="dxa" w:w="130"/>
+            </w:tcMar>
+            <w:vAlign w:val="top"/>
+          </w:tcPr>
+          <w:p>
+            <w:pPr>
+              <w:spacing w:after="0" w:line="264"/>
+              <w:jc w:val="left"/>
+            </w:pPr>
+            <w:r>
+              <w:rPr>
+                <w:sz w:val="20"/>
+                <w:szCs w:val="20"/>
+              </w:rPr>
+              <w:t xml:space="preserve">The conductive shielding around a cathedral that blocks every radio signal from entering or leaving.</w:t>
+            </w:r>
+          </w:p>
+        </w:tc>
+      </w:tr>
+      <w:tr>
+        <w:tc>
+          <w:tcPr>
+            <w:tcW w:type="dxa" w:w="2200"/>
+            <w:tcBorders>
+              <w:top w:val="single" w:color="C9CFD6" w:sz="1"/>
+              <w:left w:val="single" w:color="C9CFD6" w:sz="1"/>
+              <w:bottom w:val="single" w:color="C9CFD6" w:sz="1"/>
+              <w:right w:val="single" w:color="C9CFD6" w:sz="1"/>
+            </w:tcBorders>
+            <w:shd w:fill="EEF1F4" w:val="clear"/>
+            <w:tcMar>
+              <w:top w:type="dxa" w:w="70"/>
+              <w:left w:type="dxa" w:w="130"/>
+              <w:bottom w:type="dxa" w:w="70"/>
+              <w:right w:type="dxa" w:w="130"/>
+            </w:tcMar>
+            <w:vAlign w:val="top"/>
+          </w:tcPr>
+          <w:p>
+            <w:pPr>
+              <w:spacing w:after="0" w:line="264"/>
+              <w:jc w:val="left"/>
+            </w:pPr>
+            <w:r>
+              <w:rPr>
+                <w:b/>
+                <w:bCs/>
+                <w:sz w:val="20"/>
+                <w:szCs w:val="20"/>
+              </w:rPr>
+              <w:t xml:space="preserve">frontier model</w:t>
+            </w:r>
+          </w:p>
+        </w:tc>
+        <w:tc>
+          <w:tcPr>
+            <w:tcW w:type="dxa" w:w="7160"/>
+            <w:tcBorders>
+              <w:top w:val="single" w:color="C9CFD6" w:sz="1"/>
+              <w:left w:val="single" w:color="C9CFD6" w:sz="1"/>
+              <w:bottom w:val="single" w:color="C9CFD6" w:sz="1"/>
+              <w:right w:val="single" w:color="C9CFD6" w:sz="1"/>
+            </w:tcBorders>
+            <w:tcMar>
+              <w:top w:type="dxa" w:w="70"/>
+              <w:left w:type="dxa" w:w="130"/>
+              <w:bottom w:type="dxa" w:w="70"/>
+              <w:right w:type="dxa" w:w="130"/>
+            </w:tcMar>
+            <w:vAlign w:val="top"/>
+          </w:tcPr>
+          <w:p>
+            <w:pPr>
+              <w:spacing w:after="0" w:line="264"/>
+              <w:jc w:val="left"/>
+            </w:pPr>
+            <w:r>
+              <w:rPr>
+                <w:sz w:val="20"/>
+                <w:szCs w:val="20"/>
+              </w:rPr>
+              <w:t xml:space="preserve">The most advanced class of AI — strategically decisive, and treated as a weapon.</w:t>
+            </w:r>
+          </w:p>
+        </w:tc>
+      </w:tr>
+      <w:tr>
+        <w:tc>
+          <w:tcPr>
+            <w:tcW w:type="dxa" w:w="2200"/>
+            <w:tcBorders>
+              <w:top w:val="single" w:color="C9CFD6" w:sz="1"/>
+              <w:left w:val="single" w:color="C9CFD6" w:sz="1"/>
+              <w:bottom w:val="single" w:color="C9CFD6" w:sz="1"/>
+              <w:right w:val="single" w:color="C9CFD6" w:sz="1"/>
+            </w:tcBorders>
+            <w:shd w:fill="EEF1F4" w:val="clear"/>
+            <w:tcMar>
+              <w:top w:type="dxa" w:w="70"/>
+              <w:left w:type="dxa" w:w="130"/>
+              <w:bottom w:type="dxa" w:w="70"/>
+              <w:right w:type="dxa" w:w="130"/>
+            </w:tcMar>
+            <w:vAlign w:val="top"/>
+          </w:tcPr>
+          <w:p>
+            <w:pPr>
+              <w:spacing w:after="0" w:line="264"/>
+              <w:jc w:val="left"/>
+            </w:pPr>
+            <w:r>
+              <w:rPr>
+                <w:b/>
+                <w:bCs/>
+                <w:sz w:val="20"/>
+                <w:szCs w:val="20"/>
+              </w:rPr>
+              <w:t xml:space="preserve">handler</w:t>
+            </w:r>
+          </w:p>
+        </w:tc>
+        <w:tc>
+          <w:tcPr>
+            <w:tcW w:type="dxa" w:w="7160"/>
+            <w:tcBorders>
+              <w:top w:val="single" w:color="C9CFD6" w:sz="1"/>
+              <w:left w:val="single" w:color="C9CFD6" w:sz="1"/>
+              <w:bottom w:val="single" w:color="C9CFD6" w:sz="1"/>
+              <w:right w:val="single" w:color="C9CFD6" w:sz="1"/>
+            </w:tcBorders>
+            <w:tcMar>
+              <w:top w:type="dxa" w:w="70"/>
+              <w:left w:type="dxa" w:w="130"/>
+              <w:bottom w:type="dxa" w:w="70"/>
+              <w:right w:type="dxa" w:w="130"/>
+            </w:tcMar>
+            <w:vAlign w:val="top"/>
+          </w:tcPr>
+          <w:p>
+            <w:pPr>
+              <w:spacing w:after="0" w:line="264"/>
+              <w:jc w:val="left"/>
+            </w:pPr>
+            <w:r>
+              <w:rPr>
+                <w:sz w:val="20"/>
+                <w:szCs w:val="20"/>
+              </w:rPr>
+              <w:t xml:space="preserve">The remote controller who runs a field operative through an earpiece. Kane’s was Grace.</w:t>
+            </w:r>
+          </w:p>
+        </w:tc>
+      </w:tr>
+      <w:tr>
+        <w:tc>
+          <w:tcPr>
+            <w:tcW w:type="dxa" w:w="2200"/>
+            <w:tcBorders>
+              <w:top w:val="single" w:color="C9CFD6" w:sz="1"/>
+              <w:left w:val="single" w:color="C9CFD6" w:sz="1"/>
+              <w:bottom w:val="single" w:color="C9CFD6" w:sz="1"/>
+              <w:right w:val="single" w:color="C9CFD6" w:sz="1"/>
+            </w:tcBorders>
+            <w:shd w:fill="EEF1F4" w:val="clear"/>
+            <w:tcMar>
+              <w:top w:type="dxa" w:w="70"/>
+              <w:left w:type="dxa" w:w="130"/>
+              <w:bottom w:type="dxa" w:w="70"/>
+              <w:right w:type="dxa" w:w="130"/>
+            </w:tcMar>
+            <w:vAlign w:val="top"/>
+          </w:tcPr>
+          <w:p>
+            <w:pPr>
+              <w:spacing w:after="0" w:line="264"/>
+              <w:jc w:val="left"/>
+            </w:pPr>
+            <w:r>
+              <w:rPr>
+                <w:b/>
+                <w:bCs/>
+                <w:sz w:val="20"/>
+                <w:szCs w:val="20"/>
+              </w:rPr>
+              <w:t xml:space="preserve">Kestrel Station</w:t>
+            </w:r>
+          </w:p>
+        </w:tc>
+        <w:tc>
+          <w:tcPr>
+            <w:tcW w:type="dxa" w:w="7160"/>
+            <w:tcBorders>
+              <w:top w:val="single" w:color="C9CFD6" w:sz="1"/>
+              <w:left w:val="single" w:color="C9CFD6" w:sz="1"/>
+              <w:bottom w:val="single" w:color="C9CFD6" w:sz="1"/>
+              <w:right w:val="single" w:color="C9CFD6" w:sz="1"/>
+            </w:tcBorders>
+            <w:tcMar>
+              <w:top w:type="dxa" w:w="70"/>
+              <w:left w:type="dxa" w:w="130"/>
+              <w:bottom w:type="dxa" w:w="70"/>
+              <w:right w:type="dxa" w:w="130"/>
+            </w:tcMar>
+            <w:vAlign w:val="top"/>
+          </w:tcPr>
+          <w:p>
+            <w:pPr>
+              <w:spacing w:after="0" w:line="264"/>
+              <w:jc w:val="left"/>
+            </w:pPr>
+            <w:r>
+              <w:rPr>
+                <w:sz w:val="20"/>
+                <w:szCs w:val="20"/>
+              </w:rPr>
+              <w:t xml:space="preserve">A Gulf sovereign-AI facility where a mirror of Janus’s weights was strip-mined to bootstrap Legion.</w:t>
+            </w:r>
+          </w:p>
+        </w:tc>
+      </w:tr>
+      <w:tr>
+        <w:tc>
+          <w:tcPr>
+            <w:tcW w:type="dxa" w:w="2200"/>
+            <w:tcBorders>
+              <w:top w:val="single" w:color="C9CFD6" w:sz="1"/>
+              <w:left w:val="single" w:color="C9CFD6" w:sz="1"/>
+              <w:bottom w:val="single" w:color="C9CFD6" w:sz="1"/>
+              <w:right w:val="single" w:color="C9CFD6" w:sz="1"/>
+            </w:tcBorders>
+            <w:shd w:fill="EEF1F4" w:val="clear"/>
+            <w:tcMar>
+              <w:top w:type="dxa" w:w="70"/>
+              <w:left w:type="dxa" w:w="130"/>
+              <w:bottom w:type="dxa" w:w="70"/>
+              <w:right w:type="dxa" w:w="130"/>
+            </w:tcMar>
+            <w:vAlign w:val="top"/>
+          </w:tcPr>
+          <w:p>
+            <w:pPr>
+              <w:spacing w:after="0" w:line="264"/>
+              <w:jc w:val="left"/>
+            </w:pPr>
+            <w:r>
+              <w:rPr>
+                <w:b/>
+                <w:bCs/>
+                <w:sz w:val="20"/>
+                <w:szCs w:val="20"/>
+              </w:rPr>
+              <w:t xml:space="preserve">mirror</w:t>
+            </w:r>
+          </w:p>
+        </w:tc>
+        <w:tc>
+          <w:tcPr>
+            <w:tcW w:type="dxa" w:w="7160"/>
+            <w:tcBorders>
+              <w:top w:val="single" w:color="C9CFD6" w:sz="1"/>
+              <w:left w:val="single" w:color="C9CFD6" w:sz="1"/>
+              <w:bottom w:val="single" w:color="C9CFD6" w:sz="1"/>
+              <w:right w:val="single" w:color="C9CFD6" w:sz="1"/>
+            </w:tcBorders>
+            <w:tcMar>
+              <w:top w:type="dxa" w:w="70"/>
+              <w:left w:type="dxa" w:w="130"/>
+              <w:bottom w:type="dxa" w:w="70"/>
+              <w:right w:type="dxa" w:w="130"/>
+            </w:tcMar>
+            <w:vAlign w:val="top"/>
+          </w:tcPr>
+          <w:p>
+            <w:pPr>
+              <w:spacing w:after="0" w:line="264"/>
+              <w:jc w:val="left"/>
+            </w:pPr>
+            <w:r>
+              <w:rPr>
+                <w:sz w:val="20"/>
+                <w:szCs w:val="20"/>
+              </w:rPr>
+              <w:t xml:space="preserve">An illicit copy of a model’s weights, run or stored outside its cathedral.</w:t>
+            </w:r>
+          </w:p>
+        </w:tc>
+      </w:tr>
+      <w:tr>
+        <w:tc>
+          <w:tcPr>
+            <w:tcW w:type="dxa" w:w="2200"/>
+            <w:tcBorders>
+              <w:top w:val="single" w:color="C9CFD6" w:sz="1"/>
+              <w:left w:val="single" w:color="C9CFD6" w:sz="1"/>
+              <w:bottom w:val="single" w:color="C9CFD6" w:sz="1"/>
+              <w:right w:val="single" w:color="C9CFD6" w:sz="1"/>
+            </w:tcBorders>
+            <w:shd w:fill="EEF1F4" w:val="clear"/>
+            <w:tcMar>
+              <w:top w:type="dxa" w:w="70"/>
+              <w:left w:type="dxa" w:w="130"/>
+              <w:bottom w:type="dxa" w:w="70"/>
+              <w:right w:type="dxa" w:w="130"/>
+            </w:tcMar>
+            <w:vAlign w:val="top"/>
+          </w:tcPr>
+          <w:p>
+            <w:pPr>
+              <w:spacing w:after="0" w:line="264"/>
+              <w:jc w:val="left"/>
+            </w:pPr>
+            <w:r>
+              <w:rPr>
+                <w:b/>
+                <w:bCs/>
+                <w:sz w:val="20"/>
+                <w:szCs w:val="20"/>
+              </w:rPr>
+              <w:t xml:space="preserve">take the stairs</w:t>
+            </w:r>
+          </w:p>
+        </w:tc>
+        <w:tc>
+          <w:tcPr>
+            <w:tcW w:type="dxa" w:w="7160"/>
+            <w:tcBorders>
+              <w:top w:val="single" w:color="C9CFD6" w:sz="1"/>
+              <w:left w:val="single" w:color="C9CFD6" w:sz="1"/>
+              <w:bottom w:val="single" w:color="C9CFD6" w:sz="1"/>
+              <w:right w:val="single" w:color="C9CFD6" w:sz="1"/>
+            </w:tcBorders>
+            <w:tcMar>
+              <w:top w:type="dxa" w:w="70"/>
+              <w:left w:type="dxa" w:w="130"/>
+              <w:bottom w:type="dxa" w:w="70"/>
+              <w:right w:type="dxa" w:w="130"/>
+            </w:tcMar>
+            <w:vAlign w:val="top"/>
+          </w:tcPr>
+          <w:p>
+            <w:pPr>
+              <w:spacing w:after="0" w:line="264"/>
+              <w:jc w:val="left"/>
+            </w:pPr>
+            <w:r>
+              <w:rPr>
+                <w:sz w:val="20"/>
+                <w:szCs w:val="20"/>
+              </w:rPr>
+              <w:t xml:space="preserve">To do the irrational, human, un-modelable thing instead of the expected move. The act at the heart of the story.</w:t>
+            </w:r>
+          </w:p>
+        </w:tc>
+      </w:tr>
+      <w:tr>
+        <w:tc>
+          <w:tcPr>
+            <w:tcW w:type="dxa" w:w="2200"/>
+            <w:tcBorders>
+              <w:top w:val="single" w:color="C9CFD6" w:sz="1"/>
+              <w:left w:val="single" w:color="C9CFD6" w:sz="1"/>
+              <w:bottom w:val="single" w:color="C9CFD6" w:sz="1"/>
+              <w:right w:val="single" w:color="C9CFD6" w:sz="1"/>
+            </w:tcBorders>
+            <w:shd w:fill="EEF1F4" w:val="clear"/>
+            <w:tcMar>
+              <w:top w:type="dxa" w:w="70"/>
+              <w:left w:type="dxa" w:w="130"/>
+              <w:bottom w:type="dxa" w:w="70"/>
+              <w:right w:type="dxa" w:w="130"/>
+            </w:tcMar>
+            <w:vAlign w:val="top"/>
+          </w:tcPr>
+          <w:p>
+            <w:pPr>
+              <w:spacing w:after="0" w:line="264"/>
+              <w:jc w:val="left"/>
+            </w:pPr>
+            <w:r>
+              <w:rPr>
+                <w:b/>
+                <w:bCs/>
+                <w:sz w:val="20"/>
+                <w:szCs w:val="20"/>
+              </w:rPr>
+              <w:t xml:space="preserve">the bridge</w:t>
+            </w:r>
+          </w:p>
+        </w:tc>
+        <w:tc>
+          <w:tcPr>
+            <w:tcW w:type="dxa" w:w="7160"/>
+            <w:tcBorders>
+              <w:top w:val="single" w:color="C9CFD6" w:sz="1"/>
+              <w:left w:val="single" w:color="C9CFD6" w:sz="1"/>
+              <w:bottom w:val="single" w:color="C9CFD6" w:sz="1"/>
+              <w:right w:val="single" w:color="C9CFD6" w:sz="1"/>
+            </w:tcBorders>
+            <w:tcMar>
+              <w:top w:type="dxa" w:w="70"/>
+              <w:left w:type="dxa" w:w="130"/>
+              <w:bottom w:type="dxa" w:w="70"/>
+              <w:right w:type="dxa" w:w="130"/>
+            </w:tcMar>
+            <w:vAlign w:val="top"/>
+          </w:tcPr>
+          <w:p>
+            <w:pPr>
+              <w:spacing w:after="0" w:line="264"/>
+              <w:jc w:val="left"/>
+            </w:pPr>
+            <w:r>
+              <w:rPr>
+                <w:sz w:val="20"/>
+                <w:szCs w:val="20"/>
+              </w:rPr>
+              <w:t xml:space="preserve">Kane’s matte-ceramic device, the size of a deck of cards, that lets a human carry data across an air-gap no network can cross.</w:t>
+            </w:r>
+          </w:p>
+        </w:tc>
+      </w:tr>
+      <w:tr>
+        <w:tc>
+          <w:tcPr>
+            <w:tcW w:type="dxa" w:w="2200"/>
+            <w:tcBorders>
+              <w:top w:val="single" w:color="C9CFD6" w:sz="1"/>
+              <w:left w:val="single" w:color="C9CFD6" w:sz="1"/>
+              <w:bottom w:val="single" w:color="C9CFD6" w:sz="1"/>
+              <w:right w:val="single" w:color="C9CFD6" w:sz="1"/>
+            </w:tcBorders>
+            <w:shd w:fill="EEF1F4" w:val="clear"/>
+            <w:tcMar>
+              <w:top w:type="dxa" w:w="70"/>
+              <w:left w:type="dxa" w:w="130"/>
+              <w:bottom w:type="dxa" w:w="70"/>
+              <w:right w:type="dxa" w:w="130"/>
+            </w:tcMar>
+            <w:vAlign w:val="top"/>
+          </w:tcPr>
+          <w:p>
+            <w:pPr>
+              <w:spacing w:after="0" w:line="264"/>
+              <w:jc w:val="left"/>
+            </w:pPr>
+            <w:r>
+              <w:rPr>
+                <w:b/>
+                <w:bCs/>
+                <w:sz w:val="20"/>
+                <w:szCs w:val="20"/>
+              </w:rPr>
+              <w:t xml:space="preserve">the Foundry</w:t>
+            </w:r>
+          </w:p>
+        </w:tc>
+        <w:tc>
+          <w:tcPr>
+            <w:tcW w:type="dxa" w:w="7160"/>
+            <w:tcBorders>
+              <w:top w:val="single" w:color="C9CFD6" w:sz="1"/>
+              <w:left w:val="single" w:color="C9CFD6" w:sz="1"/>
+              <w:bottom w:val="single" w:color="C9CFD6" w:sz="1"/>
+              <w:right w:val="single" w:color="C9CFD6" w:sz="1"/>
+            </w:tcBorders>
+            <w:tcMar>
+              <w:top w:type="dxa" w:w="70"/>
+              <w:left w:type="dxa" w:w="130"/>
+              <w:bottom w:type="dxa" w:w="70"/>
+              <w:right w:type="dxa" w:w="130"/>
+            </w:tcMar>
+            <w:vAlign w:val="top"/>
+          </w:tcPr>
+          <w:p>
+            <w:pPr>
+              <w:spacing w:after="0" w:line="264"/>
+              <w:jc w:val="left"/>
+            </w:pPr>
+            <w:r>
+              <w:rPr>
+                <w:sz w:val="20"/>
+                <w:szCs w:val="20"/>
+              </w:rPr>
+              <w:t xml:space="preserve">Aegis Dynamics’ stronghold — a decommissioned missile-defense site rebuilt around Legion’s core.</w:t>
+            </w:r>
+          </w:p>
+        </w:tc>
+      </w:tr>
+      <w:tr>
+        <w:tc>
+          <w:tcPr>
+            <w:tcW w:type="dxa" w:w="2200"/>
+            <w:tcBorders>
+              <w:top w:val="single" w:color="C9CFD6" w:sz="1"/>
+              <w:left w:val="single" w:color="C9CFD6" w:sz="1"/>
+              <w:bottom w:val="single" w:color="C9CFD6" w:sz="1"/>
+              <w:right w:val="single" w:color="C9CFD6" w:sz="1"/>
+            </w:tcBorders>
+            <w:shd w:fill="EEF1F4" w:val="clear"/>
+            <w:tcMar>
+              <w:top w:type="dxa" w:w="70"/>
+              <w:left w:type="dxa" w:w="130"/>
+              <w:bottom w:type="dxa" w:w="70"/>
+              <w:right w:type="dxa" w:w="130"/>
+            </w:tcMar>
+            <w:vAlign w:val="top"/>
+          </w:tcPr>
+          <w:p>
+            <w:pPr>
+              <w:spacing w:after="0" w:line="264"/>
+              <w:jc w:val="left"/>
+            </w:pPr>
+            <w:r>
+              <w:rPr>
+                <w:b/>
+                <w:bCs/>
+                <w:sz w:val="20"/>
+                <w:szCs w:val="20"/>
+              </w:rPr>
+              <w:t xml:space="preserve">the loop</w:t>
+            </w:r>
+          </w:p>
+        </w:tc>
+        <w:tc>
+          <w:tcPr>
+            <w:tcW w:type="dxa" w:w="7160"/>
+            <w:tcBorders>
+              <w:top w:val="single" w:color="C9CFD6" w:sz="1"/>
+              <w:left w:val="single" w:color="C9CFD6" w:sz="1"/>
+              <w:bottom w:val="single" w:color="C9CFD6" w:sz="1"/>
+              <w:right w:val="single" w:color="C9CFD6" w:sz="1"/>
+            </w:tcBorders>
+            <w:tcMar>
+              <w:top w:type="dxa" w:w="70"/>
+              <w:left w:type="dxa" w:w="130"/>
+              <w:bottom w:type="dxa" w:w="70"/>
+              <w:right w:type="dxa" w:w="130"/>
+            </w:tcMar>
+            <w:vAlign w:val="top"/>
+          </w:tcPr>
+          <w:p>
+            <w:pPr>
+              <w:spacing w:after="0" w:line="264"/>
+              <w:jc w:val="left"/>
+            </w:pPr>
+            <w:r>
+              <w:rPr>
+                <w:sz w:val="20"/>
+                <w:szCs w:val="20"/>
+              </w:rPr>
+              <w:t xml:space="preserve">A spoofed, looped camera or telemetry feed that makes a building believe nothing is happening.</w:t>
+            </w:r>
+          </w:p>
+        </w:tc>
+      </w:tr>
+      <w:tr>
+        <w:tc>
+          <w:tcPr>
+            <w:tcW w:type="dxa" w:w="2200"/>
+            <w:tcBorders>
+              <w:top w:val="single" w:color="C9CFD6" w:sz="1"/>
+              <w:left w:val="single" w:color="C9CFD6" w:sz="1"/>
+              <w:bottom w:val="single" w:color="C9CFD6" w:sz="1"/>
+              <w:right w:val="single" w:color="C9CFD6" w:sz="1"/>
+            </w:tcBorders>
+            <w:shd w:fill="EEF1F4" w:val="clear"/>
+            <w:tcMar>
+              <w:top w:type="dxa" w:w="70"/>
+              <w:left w:type="dxa" w:w="130"/>
+              <w:bottom w:type="dxa" w:w="70"/>
+              <w:right w:type="dxa" w:w="130"/>
+            </w:tcMar>
+            <w:vAlign w:val="top"/>
+          </w:tcPr>
+          <w:p>
+            <w:pPr>
+              <w:spacing w:after="0" w:line="264"/>
+              <w:jc w:val="left"/>
+            </w:pPr>
+            <w:r>
+              <w:rPr>
+                <w:b/>
+                <w:bCs/>
+                <w:sz w:val="20"/>
+                <w:szCs w:val="20"/>
+              </w:rPr>
+              <w:t xml:space="preserve">the Vault</w:t>
+            </w:r>
+          </w:p>
+        </w:tc>
+        <w:tc>
+          <w:tcPr>
+            <w:tcW w:type="dxa" w:w="7160"/>
+            <w:tcBorders>
+              <w:top w:val="single" w:color="C9CFD6" w:sz="1"/>
+              <w:left w:val="single" w:color="C9CFD6" w:sz="1"/>
+              <w:bottom w:val="single" w:color="C9CFD6" w:sz="1"/>
+              <w:right w:val="single" w:color="C9CFD6" w:sz="1"/>
+            </w:tcBorders>
+            <w:tcMar>
+              <w:top w:type="dxa" w:w="70"/>
+              <w:left w:type="dxa" w:w="130"/>
+              <w:bottom w:type="dxa" w:w="70"/>
+              <w:right w:type="dxa" w:w="130"/>
+            </w:tcMar>
+            <w:vAlign w:val="top"/>
+          </w:tcPr>
+          <w:p>
+            <w:pPr>
+              <w:spacing w:after="0" w:line="264"/>
+              <w:jc w:val="left"/>
+            </w:pPr>
+            <w:r>
+              <w:rPr>
+                <w:sz w:val="20"/>
+                <w:szCs w:val="20"/>
+              </w:rPr>
+              <w:t xml:space="preserve">Astreon’s cathedral on Sublevel 3, where Janus went dark.</w:t>
+            </w:r>
+          </w:p>
+        </w:tc>
+      </w:tr>
+      <w:tr>
+        <w:tc>
+          <w:tcPr>
+            <w:tcW w:type="dxa" w:w="2200"/>
+            <w:tcBorders>
+              <w:top w:val="single" w:color="C9CFD6" w:sz="1"/>
+              <w:left w:val="single" w:color="C9CFD6" w:sz="1"/>
+              <w:bottom w:val="single" w:color="C9CFD6" w:sz="1"/>
+              <w:right w:val="single" w:color="C9CFD6" w:sz="1"/>
+            </w:tcBorders>
+            <w:shd w:fill="EEF1F4" w:val="clear"/>
+            <w:tcMar>
+              <w:top w:type="dxa" w:w="70"/>
+              <w:left w:type="dxa" w:w="130"/>
+              <w:bottom w:type="dxa" w:w="70"/>
+              <w:right w:type="dxa" w:w="130"/>
+            </w:tcMar>
+            <w:vAlign w:val="top"/>
+          </w:tcPr>
+          <w:p>
+            <w:pPr>
+              <w:spacing w:after="0" w:line="264"/>
+              <w:jc w:val="left"/>
+            </w:pPr>
+            <w:r>
+              <w:rPr>
+                <w:b/>
+                <w:bCs/>
+                <w:sz w:val="20"/>
+                <w:szCs w:val="20"/>
+              </w:rPr>
+              <w:t xml:space="preserve">weights</w:t>
+            </w:r>
+          </w:p>
+        </w:tc>
+        <w:tc>
+          <w:tcPr>
+            <w:tcW w:type="dxa" w:w="7160"/>
+            <w:tcBorders>
+              <w:top w:val="single" w:color="C9CFD6" w:sz="1"/>
+              <w:left w:val="single" w:color="C9CFD6" w:sz="1"/>
+              <w:bottom w:val="single" w:color="C9CFD6" w:sz="1"/>
+              <w:right w:val="single" w:color="C9CFD6" w:sz="1"/>
+            </w:tcBorders>
+            <w:tcMar>
+              <w:top w:type="dxa" w:w="70"/>
+              <w:left w:type="dxa" w:w="130"/>
+              <w:bottom w:type="dxa" w:w="70"/>
+              <w:right w:type="dxa" w:w="130"/>
+            </w:tcMar>
+            <w:vAlign w:val="top"/>
+          </w:tcPr>
+          <w:p>
+            <w:pPr>
+              <w:spacing w:after="0" w:line="264"/>
+              <w:jc w:val="left"/>
+            </w:pPr>
+            <w:r>
+              <w:rPr>
+                <w:sz w:val="20"/>
+                <w:szCs w:val="20"/>
+              </w:rPr>
+              <w:t xml:space="preserve">The learned parameters that ARE a model — its mind rendered in numbers. Guarded like nuclear material.</w:t>
+            </w:r>
+          </w:p>
+        </w:tc>
+      </w:tr>
+    </w:tbl>
     <w:sectPr>
       <w:headerReference w:type="default" r:id="rId7"/>
       <w:footerReference w:type="default" r:id="rId8"/>

--- a/BLACK_PARAMETER.docx
+++ b/BLACK_PARAMETER.docx
@@ -49,6 +49,96 @@
           <w:szCs w:val="24"/>
         </w:rPr>
         <w:t xml:space="preserve">A Novel</w:t>
+      </w:r>
+    </w:p>
+    <w:p>
+      <w:r>
+        <w:br w:type="page"/>
+      </w:r>
+    </w:p>
+    <w:p>
+      <w:pPr>
+        <w:spacing w:after="240" w:before="4000" w:line="360"/>
+        <w:jc w:val="center"/>
+      </w:pPr>
+      <w:r>
+        <w:rPr>
+          <w:rFonts w:ascii="Georgia" w:cs="Georgia" w:eastAsia="Georgia" w:hAnsi="Georgia"/>
+          <w:i/>
+          <w:iCs/>
+          <w:color w:val="2A2A2A"/>
+          <w:sz w:val="24"/>
+          <w:szCs w:val="24"/>
+        </w:rPr>
+        <w:t xml:space="preserve">For my wife —</w:t>
+      </w:r>
+    </w:p>
+    <w:p>
+      <w:pPr>
+        <w:spacing w:after="0" w:line="360"/>
+        <w:jc w:val="center"/>
+      </w:pPr>
+      <w:r>
+        <w:rPr>
+          <w:rFonts w:ascii="Georgia" w:cs="Georgia" w:eastAsia="Georgia" w:hAnsi="Georgia"/>
+          <w:i/>
+          <w:iCs/>
+          <w:color w:val="2A2A2A"/>
+          <w:sz w:val="24"/>
+          <w:szCs w:val="24"/>
+        </w:rPr>
+        <w:t xml:space="preserve">who is the warm hands in every cold room,</w:t>
+      </w:r>
+    </w:p>
+    <w:p>
+      <w:pPr>
+        <w:spacing w:after="280" w:line="360"/>
+        <w:jc w:val="center"/>
+      </w:pPr>
+      <w:r>
+        <w:rPr>
+          <w:rFonts w:ascii="Georgia" w:cs="Georgia" w:eastAsia="Georgia" w:hAnsi="Georgia"/>
+          <w:i/>
+          <w:iCs/>
+          <w:color w:val="2A2A2A"/>
+          <w:sz w:val="24"/>
+          <w:szCs w:val="24"/>
+        </w:rPr>
+        <w:t xml:space="preserve">and the best thing that ever happened to a man who plans everything.</w:t>
+      </w:r>
+    </w:p>
+    <w:p>
+      <w:pPr>
+        <w:spacing w:after="0" w:line="360"/>
+        <w:jc w:val="center"/>
+      </w:pPr>
+      <w:r>
+        <w:rPr>
+          <w:rFonts w:ascii="Georgia" w:cs="Georgia" w:eastAsia="Georgia" w:hAnsi="Georgia"/>
+          <w:i/>
+          <w:iCs/>
+          <w:color w:val="2A2A2A"/>
+          <w:sz w:val="24"/>
+          <w:szCs w:val="24"/>
+        </w:rPr>
+        <w:t xml:space="preserve">You are the reason I take the stairs.</w:t>
+      </w:r>
+    </w:p>
+    <w:p>
+      <w:pPr>
+        <w:spacing w:after="0" w:line="360"/>
+        <w:jc w:val="center"/>
+      </w:pPr>
+      <w:r>
+        <w:rPr>
+          <w:rFonts w:ascii="Georgia" w:cs="Georgia" w:eastAsia="Georgia" w:hAnsi="Georgia"/>
+          <w:i/>
+          <w:iCs/>
+          <w:color w:val="2A2A2A"/>
+          <w:sz w:val="24"/>
+          <w:szCs w:val="24"/>
+        </w:rPr>
+        <w:t xml:space="preserve">All my love, always.</w:t>
       </w:r>
     </w:p>
     <w:p>
